--- a/Report.docx
+++ b/Report.docx
@@ -79,173 +79,103 @@
           <w:i/>
           <w:iCs/>
         </w:rPr>
-        <w:t>Abstract</w:t>
-      </w:r>
-      <w:r>
-        <w:t>—</w:t>
-      </w:r>
-      <w:r>
-        <w:t xml:space="preserve"> </w:t>
+        <w:t>Abstract—</w:t>
       </w:r>
       <w:proofErr w:type="gramStart"/>
       <w:r>
         <w:rPr>
-          <w:rFonts w:eastAsia="Times New Roman"/>
-          <w:sz w:val="18"/>
-          <w:szCs w:val="18"/>
-          <w:lang w:val="en-IN" w:eastAsia="en-IN" w:bidi="te-IN"/>
+          <w:sz w:val="18"/>
+          <w:szCs w:val="18"/>
         </w:rPr>
         <w:t>The</w:t>
       </w:r>
       <w:proofErr w:type="gramEnd"/>
       <w:r>
         <w:rPr>
-          <w:rFonts w:eastAsia="Times New Roman"/>
-          <w:sz w:val="18"/>
-          <w:szCs w:val="18"/>
-          <w:lang w:val="en-IN" w:eastAsia="en-IN" w:bidi="te-IN"/>
-        </w:rPr>
-        <w:t xml:space="preserve"> project shows a machine learning framework to predict Air Quality Index (AQI) using real-world environmental data. The dataset used is the Air Quality Data in India dataset, which is made available through </w:t>
+          <w:sz w:val="18"/>
+          <w:szCs w:val="18"/>
+        </w:rPr>
+        <w:t xml:space="preserve"> research introduces a machine learning paradigm to estimate the Air Quality Index (AQI) utilizing real-world environmental data. The Environmental dataset we used for this exploration was the Air Quality Data in India dataset, publicly available from </w:t>
       </w:r>
       <w:proofErr w:type="spellStart"/>
       <w:r>
         <w:rPr>
-          <w:rFonts w:eastAsia="Times New Roman"/>
-          <w:sz w:val="18"/>
-          <w:szCs w:val="18"/>
-          <w:lang w:val="en-IN" w:eastAsia="en-IN" w:bidi="te-IN"/>
+          <w:sz w:val="18"/>
+          <w:szCs w:val="18"/>
         </w:rPr>
         <w:t>Kaggle</w:t>
       </w:r>
       <w:proofErr w:type="spellEnd"/>
       <w:r>
         <w:rPr>
-          <w:rFonts w:eastAsia="Times New Roman"/>
-          <w:sz w:val="18"/>
-          <w:szCs w:val="18"/>
-          <w:lang w:val="en-IN" w:eastAsia="en-IN" w:bidi="te-IN"/>
-        </w:rPr>
-        <w:t xml:space="preserve">, and is sourced from the Central Pollution Control Board's (CPCB) data, that comprises the concentration of the following pollutants: PM2.5, PM10, NO, NO₂, NOx, SO₂, CO, O₃, NH₃, Benzene, Toluene, and Xylene. The data </w:t>
+          <w:sz w:val="18"/>
+          <w:szCs w:val="18"/>
+        </w:rPr>
+        <w:t xml:space="preserve">, and is originally from the Central Pollution Control Board (CPCB) and contains information on the levels of pollutants PM2.5, PM10, NO, NO₂, NOx, SO₂, CO, O₃, NH₃, Benzene, Toluene, and Xylene. Data cleaning was performed on the dataset separately, merging datasets, then filling in missing values using the median. After merging the datasets, feature set 1 contains Xylene, and feature set 2 does not due to the amount of </w:t>
       </w:r>
       <w:proofErr w:type="spellStart"/>
       <w:r>
         <w:rPr>
-          <w:rFonts w:eastAsia="Times New Roman"/>
-          <w:sz w:val="18"/>
-          <w:szCs w:val="18"/>
-          <w:lang w:val="en-IN" w:eastAsia="en-IN" w:bidi="te-IN"/>
-        </w:rPr>
-        <w:t>preprocessing</w:t>
+          <w:sz w:val="18"/>
+          <w:szCs w:val="18"/>
+        </w:rPr>
+        <w:t>missingness</w:t>
       </w:r>
       <w:proofErr w:type="spellEnd"/>
       <w:r>
         <w:rPr>
-          <w:rFonts w:eastAsia="Times New Roman"/>
-          <w:sz w:val="18"/>
-          <w:szCs w:val="18"/>
-          <w:lang w:val="en-IN" w:eastAsia="en-IN" w:bidi="te-IN"/>
-        </w:rPr>
-        <w:t xml:space="preserve"> involved merging datasets and filling in missing values with the median and creating two feature sets, one which consisted of Xylene, and another that did </w:t>
+          <w:sz w:val="18"/>
+          <w:szCs w:val="18"/>
+        </w:rPr>
+        <w:t xml:space="preserve">. The next phase of the study was to train and test the models based on two ensemble regression methods that predict outcome AQI, Random Forest, and </w:t>
       </w:r>
       <w:proofErr w:type="spellStart"/>
       <w:r>
         <w:rPr>
-          <w:rFonts w:eastAsia="Times New Roman"/>
-          <w:sz w:val="18"/>
-          <w:szCs w:val="18"/>
-          <w:lang w:val="en-IN" w:eastAsia="en-IN" w:bidi="te-IN"/>
-        </w:rPr>
-        <w:t>did</w:t>
+          <w:sz w:val="18"/>
+          <w:szCs w:val="18"/>
+        </w:rPr>
+        <w:t>XGBoost</w:t>
       </w:r>
       <w:proofErr w:type="spellEnd"/>
       <w:r>
         <w:rPr>
-          <w:rFonts w:eastAsia="Times New Roman"/>
-          <w:sz w:val="18"/>
-          <w:szCs w:val="18"/>
-          <w:lang w:val="en-IN" w:eastAsia="en-IN" w:bidi="te-IN"/>
-        </w:rPr>
-        <w:t xml:space="preserve"> not comprise Xylene due to amount of </w:t>
+          <w:sz w:val="18"/>
+          <w:szCs w:val="18"/>
+        </w:rPr>
+        <w:t xml:space="preserve">. At the conclusion of the study, model results determined that the </w:t>
       </w:r>
       <w:proofErr w:type="spellStart"/>
       <w:r>
         <w:rPr>
-          <w:rFonts w:eastAsia="Times New Roman"/>
-          <w:sz w:val="18"/>
-          <w:szCs w:val="18"/>
-          <w:lang w:val="en-IN" w:eastAsia="en-IN" w:bidi="te-IN"/>
-        </w:rPr>
-        <w:t>missingness</w:t>
+          <w:sz w:val="18"/>
+          <w:szCs w:val="18"/>
+        </w:rPr>
+        <w:t>XGBoost</w:t>
       </w:r>
       <w:proofErr w:type="spellEnd"/>
       <w:r>
         <w:rPr>
-          <w:rFonts w:eastAsia="Times New Roman"/>
-          <w:sz w:val="18"/>
-          <w:szCs w:val="18"/>
-          <w:lang w:val="en-IN" w:eastAsia="en-IN" w:bidi="te-IN"/>
-        </w:rPr>
-        <w:t xml:space="preserve">. The next phase of the study was to train and test two ensemble regression models, Random Forest, and </w:t>
+          <w:sz w:val="18"/>
+          <w:szCs w:val="18"/>
+        </w:rPr>
+        <w:t xml:space="preserve"> models outperformed the Random Forest models with an R² score of 0.91, prior to MAE18.6, and RMSE 32 for more accurate agronomy estimates. The trained models were placed into the </w:t>
       </w:r>
       <w:proofErr w:type="spellStart"/>
       <w:r>
         <w:rPr>
-          <w:rFonts w:eastAsia="Times New Roman"/>
-          <w:sz w:val="18"/>
-          <w:szCs w:val="18"/>
-          <w:lang w:val="en-IN" w:eastAsia="en-IN" w:bidi="te-IN"/>
-        </w:rPr>
-        <w:t>XGBoost</w:t>
+          <w:sz w:val="18"/>
+          <w:szCs w:val="18"/>
+        </w:rPr>
+        <w:t>streamlit</w:t>
       </w:r>
       <w:proofErr w:type="spellEnd"/>
       <w:r>
         <w:rPr>
-          <w:rFonts w:eastAsia="Times New Roman"/>
-          <w:sz w:val="18"/>
-          <w:szCs w:val="18"/>
-          <w:lang w:val="en-IN" w:eastAsia="en-IN" w:bidi="te-IN"/>
-        </w:rPr>
-        <w:t xml:space="preserve">, while attempting to predict AQI. In the end, the </w:t>
-      </w:r>
-      <w:proofErr w:type="spellStart"/>
-      <w:r>
-        <w:rPr>
-          <w:rFonts w:eastAsia="Times New Roman"/>
-          <w:sz w:val="18"/>
-          <w:szCs w:val="18"/>
-          <w:lang w:val="en-IN" w:eastAsia="en-IN" w:bidi="te-IN"/>
-        </w:rPr>
-        <w:t>XGBoost</w:t>
-      </w:r>
-      <w:proofErr w:type="spellEnd"/>
-      <w:r>
-        <w:rPr>
-          <w:rFonts w:eastAsia="Times New Roman"/>
-          <w:sz w:val="18"/>
-          <w:szCs w:val="18"/>
-          <w:lang w:val="en-IN" w:eastAsia="en-IN" w:bidi="te-IN"/>
-        </w:rPr>
-        <w:t xml:space="preserve"> model outperformed the Random Forest models with an R² score of 0.91, MAE 18.6, and RMSE of 32, indicating stronger accuracy. The trained models were ultimately put into a </w:t>
-      </w:r>
-      <w:proofErr w:type="spellStart"/>
-      <w:r>
-        <w:rPr>
-          <w:rFonts w:eastAsia="Times New Roman"/>
-          <w:sz w:val="18"/>
-          <w:szCs w:val="18"/>
-          <w:lang w:val="en-IN" w:eastAsia="en-IN" w:bidi="te-IN"/>
-        </w:rPr>
-        <w:t>Streamlit</w:t>
-      </w:r>
-      <w:proofErr w:type="spellEnd"/>
-      <w:r>
-        <w:rPr>
-          <w:rFonts w:eastAsia="Times New Roman"/>
-          <w:sz w:val="18"/>
-          <w:szCs w:val="18"/>
-          <w:lang w:val="en-IN" w:eastAsia="en-IN" w:bidi="te-IN"/>
-        </w:rPr>
-        <w:t>-based web application with the functionality to predict AQI in real time and in batch mode through uploaded CSVs. The resulting system provides an accurate and reliable prediction of AQI while enhancing environmental awareness and decision-making.</w:t>
+          <w:sz w:val="18"/>
+          <w:szCs w:val="18"/>
+        </w:rPr>
+        <w:t>-based web app that allowed for predictions of AQI in real time and in batch mode, with CSV uploads. This ultimately produced predictions on AQI with accurate and reliable measurements that increase environmental awareness and provide individuals with better tools to make informed decisions.</w:t>
       </w:r>
       <w:r>
         <w:rPr>
@@ -304,16 +234,498 @@
     <w:p>
       <w:pPr>
         <w:pStyle w:val="BodyText"/>
-      </w:pPr>
-      <w:r>
-        <w:rPr>
-          <w:sz w:val="18"/>
-          <w:szCs w:val="18"/>
-        </w:rPr>
-        <w:t>Air pollution has become one of the most pressing environmental and public health challenges in modern society. The Air Quality Index (AQI) serves as a standardized measure to indicate the concentration of harmful pollutants in the atmosphere and to communicate associated health risks. Conventional AQI monitoring systems rely on sensor-based measurements from ground stations, which, while accurate, are often limited in spatial coverage and real-time availability</w:t>
-      </w:r>
-      <w:r>
-        <w:t>.</w:t>
+        <w:rPr>
+          <w:rStyle w:val="diff-highlight"/>
+          <w:sz w:val="18"/>
+          <w:szCs w:val="18"/>
+          <w:shd w:val="clear" w:color="auto" w:fill="FFFFFF"/>
+        </w:rPr>
+      </w:pPr>
+      <w:r>
+        <w:rPr>
+          <w:sz w:val="18"/>
+          <w:szCs w:val="18"/>
+          <w:shd w:val="clear" w:color="auto" w:fill="FFFFFF"/>
+        </w:rPr>
+        <w:t xml:space="preserve">Air pollution </w:t>
+      </w:r>
+      <w:r>
+        <w:rPr>
+          <w:rStyle w:val="diff-highlight"/>
+          <w:sz w:val="18"/>
+          <w:szCs w:val="18"/>
+          <w:shd w:val="clear" w:color="auto" w:fill="FFFFFF"/>
+        </w:rPr>
+        <w:t>is</w:t>
+      </w:r>
+      <w:r>
+        <w:rPr>
+          <w:sz w:val="18"/>
+          <w:szCs w:val="18"/>
+          <w:shd w:val="clear" w:color="auto" w:fill="FFFFFF"/>
+        </w:rPr>
+        <w:t xml:space="preserve"> one of the most </w:t>
+      </w:r>
+      <w:r>
+        <w:rPr>
+          <w:rStyle w:val="diff-highlight"/>
+          <w:sz w:val="18"/>
+          <w:szCs w:val="18"/>
+          <w:shd w:val="clear" w:color="auto" w:fill="FFFFFF"/>
+        </w:rPr>
+        <w:t>significant</w:t>
+      </w:r>
+      <w:r>
+        <w:rPr>
+          <w:sz w:val="18"/>
+          <w:szCs w:val="18"/>
+          <w:shd w:val="clear" w:color="auto" w:fill="FFFFFF"/>
+        </w:rPr>
+        <w:t xml:space="preserve"> </w:t>
+      </w:r>
+      <w:r>
+        <w:rPr>
+          <w:rStyle w:val="diff-highlight"/>
+          <w:sz w:val="18"/>
+          <w:szCs w:val="18"/>
+          <w:shd w:val="clear" w:color="auto" w:fill="FFFFFF"/>
+        </w:rPr>
+        <w:t>issues for the environmen</w:t>
+      </w:r>
+      <w:r>
+        <w:rPr>
+          <w:rStyle w:val="diff-highlight"/>
+          <w:sz w:val="18"/>
+          <w:szCs w:val="18"/>
+          <w:shd w:val="clear" w:color="auto" w:fill="FFFFFF"/>
+          <w:lang w:val="en-US"/>
+        </w:rPr>
+        <w:t>t</w:t>
+      </w:r>
+      <w:r>
+        <w:rPr>
+          <w:sz w:val="18"/>
+          <w:szCs w:val="18"/>
+          <w:shd w:val="clear" w:color="auto" w:fill="FFFFFF"/>
+        </w:rPr>
+        <w:t xml:space="preserve"> and public health in </w:t>
+      </w:r>
+      <w:r>
+        <w:rPr>
+          <w:rStyle w:val="diff-highlight"/>
+          <w:sz w:val="18"/>
+          <w:szCs w:val="18"/>
+          <w:shd w:val="clear" w:color="auto" w:fill="FFFFFF"/>
+        </w:rPr>
+        <w:t>today's</w:t>
+      </w:r>
+      <w:r>
+        <w:rPr>
+          <w:sz w:val="18"/>
+          <w:szCs w:val="18"/>
+          <w:shd w:val="clear" w:color="auto" w:fill="FFFFFF"/>
+        </w:rPr>
+        <w:t xml:space="preserve"> society. The Air Quality Index (AQI) </w:t>
+      </w:r>
+      <w:r>
+        <w:rPr>
+          <w:rStyle w:val="diff-highlight"/>
+          <w:sz w:val="18"/>
+          <w:szCs w:val="18"/>
+          <w:shd w:val="clear" w:color="auto" w:fill="FFFFFF"/>
+        </w:rPr>
+        <w:t>is</w:t>
+      </w:r>
+      <w:r>
+        <w:rPr>
+          <w:sz w:val="18"/>
+          <w:szCs w:val="18"/>
+          <w:shd w:val="clear" w:color="auto" w:fill="FFFFFF"/>
+        </w:rPr>
+        <w:t xml:space="preserve"> a </w:t>
+      </w:r>
+      <w:r>
+        <w:rPr>
+          <w:rStyle w:val="diff-highlight"/>
+          <w:sz w:val="18"/>
+          <w:szCs w:val="18"/>
+          <w:shd w:val="clear" w:color="auto" w:fill="FFFFFF"/>
+        </w:rPr>
+        <w:t>benchmark</w:t>
+      </w:r>
+      <w:r>
+        <w:rPr>
+          <w:sz w:val="18"/>
+          <w:szCs w:val="18"/>
+          <w:shd w:val="clear" w:color="auto" w:fill="FFFFFF"/>
+        </w:rPr>
+        <w:t xml:space="preserve"> </w:t>
+      </w:r>
+      <w:r>
+        <w:rPr>
+          <w:rStyle w:val="diff-highlight"/>
+          <w:sz w:val="18"/>
+          <w:szCs w:val="18"/>
+          <w:shd w:val="clear" w:color="auto" w:fill="FFFFFF"/>
+        </w:rPr>
+        <w:t>metric</w:t>
+      </w:r>
+      <w:r>
+        <w:rPr>
+          <w:sz w:val="18"/>
+          <w:szCs w:val="18"/>
+          <w:shd w:val="clear" w:color="auto" w:fill="FFFFFF"/>
+        </w:rPr>
+        <w:t xml:space="preserve"> </w:t>
+      </w:r>
+      <w:r>
+        <w:rPr>
+          <w:rStyle w:val="diff-highlight"/>
+          <w:sz w:val="18"/>
+          <w:szCs w:val="18"/>
+          <w:shd w:val="clear" w:color="auto" w:fill="FFFFFF"/>
+        </w:rPr>
+        <w:t>for</w:t>
+      </w:r>
+      <w:r>
+        <w:rPr>
+          <w:sz w:val="18"/>
+          <w:szCs w:val="18"/>
+          <w:shd w:val="clear" w:color="auto" w:fill="FFFFFF"/>
+        </w:rPr>
+        <w:t xml:space="preserve"> </w:t>
+      </w:r>
+      <w:r>
+        <w:rPr>
+          <w:rStyle w:val="diff-highlight"/>
+          <w:sz w:val="18"/>
+          <w:szCs w:val="18"/>
+          <w:shd w:val="clear" w:color="auto" w:fill="FFFFFF"/>
+        </w:rPr>
+        <w:t>evaluating</w:t>
+      </w:r>
+      <w:r>
+        <w:rPr>
+          <w:sz w:val="18"/>
+          <w:szCs w:val="18"/>
+          <w:shd w:val="clear" w:color="auto" w:fill="FFFFFF"/>
+        </w:rPr>
+        <w:t xml:space="preserve"> the concentration of harmful pollutants in the atmosphere and </w:t>
+      </w:r>
+      <w:r>
+        <w:rPr>
+          <w:rStyle w:val="diff-highlight"/>
+          <w:sz w:val="18"/>
+          <w:szCs w:val="18"/>
+          <w:shd w:val="clear" w:color="auto" w:fill="FFFFFF"/>
+        </w:rPr>
+        <w:t>the</w:t>
+      </w:r>
+      <w:r>
+        <w:rPr>
+          <w:sz w:val="18"/>
+          <w:szCs w:val="18"/>
+          <w:shd w:val="clear" w:color="auto" w:fill="FFFFFF"/>
+        </w:rPr>
+        <w:t xml:space="preserve"> </w:t>
+      </w:r>
+      <w:r>
+        <w:rPr>
+          <w:rStyle w:val="diff-highlight"/>
+          <w:sz w:val="18"/>
+          <w:szCs w:val="18"/>
+          <w:shd w:val="clear" w:color="auto" w:fill="FFFFFF"/>
+        </w:rPr>
+        <w:t>risk</w:t>
+      </w:r>
+      <w:r>
+        <w:rPr>
+          <w:sz w:val="18"/>
+          <w:szCs w:val="18"/>
+          <w:shd w:val="clear" w:color="auto" w:fill="FFFFFF"/>
+        </w:rPr>
+        <w:t xml:space="preserve"> </w:t>
+      </w:r>
+      <w:r>
+        <w:rPr>
+          <w:rStyle w:val="diff-highlight"/>
+          <w:sz w:val="18"/>
+          <w:szCs w:val="18"/>
+          <w:shd w:val="clear" w:color="auto" w:fill="FFFFFF"/>
+        </w:rPr>
+        <w:t>they</w:t>
+      </w:r>
+      <w:r>
+        <w:rPr>
+          <w:sz w:val="18"/>
+          <w:szCs w:val="18"/>
+          <w:shd w:val="clear" w:color="auto" w:fill="FFFFFF"/>
+        </w:rPr>
+        <w:t xml:space="preserve"> </w:t>
+      </w:r>
+      <w:r>
+        <w:rPr>
+          <w:rStyle w:val="diff-highlight"/>
+          <w:sz w:val="18"/>
+          <w:szCs w:val="18"/>
+          <w:shd w:val="clear" w:color="auto" w:fill="FFFFFF"/>
+        </w:rPr>
+        <w:t>pose</w:t>
+      </w:r>
+      <w:r>
+        <w:rPr>
+          <w:sz w:val="18"/>
+          <w:szCs w:val="18"/>
+          <w:shd w:val="clear" w:color="auto" w:fill="FFFFFF"/>
+        </w:rPr>
+        <w:t xml:space="preserve"> </w:t>
+      </w:r>
+      <w:r>
+        <w:rPr>
+          <w:rStyle w:val="diff-highlight"/>
+          <w:sz w:val="18"/>
+          <w:szCs w:val="18"/>
+          <w:shd w:val="clear" w:color="auto" w:fill="FFFFFF"/>
+        </w:rPr>
+        <w:t>to public health</w:t>
+      </w:r>
+      <w:r>
+        <w:rPr>
+          <w:sz w:val="18"/>
+          <w:szCs w:val="18"/>
+          <w:shd w:val="clear" w:color="auto" w:fill="FFFFFF"/>
+        </w:rPr>
+        <w:t xml:space="preserve">. </w:t>
+      </w:r>
+      <w:r>
+        <w:rPr>
+          <w:rStyle w:val="diff-highlight"/>
+          <w:sz w:val="18"/>
+          <w:szCs w:val="18"/>
+          <w:shd w:val="clear" w:color="auto" w:fill="FFFFFF"/>
+        </w:rPr>
+        <w:t>Typically,</w:t>
+      </w:r>
+      <w:r>
+        <w:rPr>
+          <w:sz w:val="18"/>
+          <w:szCs w:val="18"/>
+          <w:shd w:val="clear" w:color="auto" w:fill="FFFFFF"/>
+        </w:rPr>
+        <w:t xml:space="preserve"> AQI </w:t>
+      </w:r>
+      <w:r>
+        <w:rPr>
+          <w:rStyle w:val="diff-highlight"/>
+          <w:sz w:val="18"/>
+          <w:szCs w:val="18"/>
+          <w:shd w:val="clear" w:color="auto" w:fill="FFFFFF"/>
+        </w:rPr>
+        <w:t>values</w:t>
+      </w:r>
+      <w:r>
+        <w:rPr>
+          <w:sz w:val="18"/>
+          <w:szCs w:val="18"/>
+          <w:shd w:val="clear" w:color="auto" w:fill="FFFFFF"/>
+        </w:rPr>
+        <w:t xml:space="preserve"> </w:t>
+      </w:r>
+      <w:r>
+        <w:rPr>
+          <w:rStyle w:val="diff-highlight"/>
+          <w:sz w:val="18"/>
+          <w:szCs w:val="18"/>
+          <w:shd w:val="clear" w:color="auto" w:fill="FFFFFF"/>
+        </w:rPr>
+        <w:t>are</w:t>
+      </w:r>
+      <w:r>
+        <w:rPr>
+          <w:sz w:val="18"/>
+          <w:szCs w:val="18"/>
+          <w:shd w:val="clear" w:color="auto" w:fill="FFFFFF"/>
+        </w:rPr>
+        <w:t xml:space="preserve"> </w:t>
+      </w:r>
+      <w:r>
+        <w:rPr>
+          <w:rStyle w:val="diff-highlight"/>
+          <w:sz w:val="18"/>
+          <w:szCs w:val="18"/>
+          <w:shd w:val="clear" w:color="auto" w:fill="FFFFFF"/>
+        </w:rPr>
+        <w:t>led</w:t>
+      </w:r>
+      <w:r>
+        <w:rPr>
+          <w:sz w:val="18"/>
+          <w:szCs w:val="18"/>
+          <w:shd w:val="clear" w:color="auto" w:fill="FFFFFF"/>
+        </w:rPr>
+        <w:t xml:space="preserve"> </w:t>
+      </w:r>
+      <w:r>
+        <w:rPr>
+          <w:rStyle w:val="diff-highlight"/>
+          <w:sz w:val="18"/>
+          <w:szCs w:val="18"/>
+          <w:shd w:val="clear" w:color="auto" w:fill="FFFFFF"/>
+        </w:rPr>
+        <w:t>by</w:t>
+      </w:r>
+      <w:r>
+        <w:rPr>
+          <w:sz w:val="18"/>
+          <w:szCs w:val="18"/>
+          <w:shd w:val="clear" w:color="auto" w:fill="FFFFFF"/>
+        </w:rPr>
+        <w:t xml:space="preserve"> sensor-based </w:t>
+      </w:r>
+      <w:r>
+        <w:rPr>
+          <w:rStyle w:val="diff-highlight"/>
+          <w:sz w:val="18"/>
+          <w:szCs w:val="18"/>
+          <w:shd w:val="clear" w:color="auto" w:fill="FFFFFF"/>
+        </w:rPr>
+        <w:t>measures</w:t>
+      </w:r>
+      <w:r>
+        <w:rPr>
+          <w:sz w:val="18"/>
+          <w:szCs w:val="18"/>
+          <w:shd w:val="clear" w:color="auto" w:fill="FFFFFF"/>
+        </w:rPr>
+        <w:t xml:space="preserve"> </w:t>
+      </w:r>
+      <w:r>
+        <w:rPr>
+          <w:rStyle w:val="diff-highlight"/>
+          <w:sz w:val="18"/>
+          <w:szCs w:val="18"/>
+          <w:shd w:val="clear" w:color="auto" w:fill="FFFFFF"/>
+        </w:rPr>
+        <w:t>and</w:t>
+      </w:r>
+      <w:r>
+        <w:rPr>
+          <w:sz w:val="18"/>
+          <w:szCs w:val="18"/>
+          <w:shd w:val="clear" w:color="auto" w:fill="FFFFFF"/>
+        </w:rPr>
+        <w:t xml:space="preserve"> ground</w:t>
+      </w:r>
+      <w:r>
+        <w:rPr>
+          <w:rStyle w:val="diff-highlight"/>
+          <w:sz w:val="18"/>
+          <w:szCs w:val="18"/>
+          <w:shd w:val="clear" w:color="auto" w:fill="FFFFFF"/>
+        </w:rPr>
+        <w:t>-station</w:t>
+      </w:r>
+      <w:r>
+        <w:rPr>
+          <w:sz w:val="18"/>
+          <w:szCs w:val="18"/>
+          <w:shd w:val="clear" w:color="auto" w:fill="FFFFFF"/>
+        </w:rPr>
+        <w:t xml:space="preserve"> </w:t>
+      </w:r>
+      <w:r>
+        <w:rPr>
+          <w:rStyle w:val="diff-highlight"/>
+          <w:sz w:val="18"/>
+          <w:szCs w:val="18"/>
+          <w:shd w:val="clear" w:color="auto" w:fill="FFFFFF"/>
+        </w:rPr>
+        <w:t>monitoring approaches</w:t>
+      </w:r>
+      <w:r>
+        <w:rPr>
+          <w:sz w:val="18"/>
+          <w:szCs w:val="18"/>
+          <w:shd w:val="clear" w:color="auto" w:fill="FFFFFF"/>
+        </w:rPr>
+        <w:t xml:space="preserve">, which, </w:t>
+      </w:r>
+      <w:r>
+        <w:rPr>
+          <w:rStyle w:val="diff-highlight"/>
+          <w:sz w:val="18"/>
+          <w:szCs w:val="18"/>
+          <w:shd w:val="clear" w:color="auto" w:fill="FFFFFF"/>
+        </w:rPr>
+        <w:t>despite</w:t>
+      </w:r>
+      <w:r>
+        <w:rPr>
+          <w:sz w:val="18"/>
+          <w:szCs w:val="18"/>
+          <w:shd w:val="clear" w:color="auto" w:fill="FFFFFF"/>
+        </w:rPr>
+        <w:t xml:space="preserve"> </w:t>
+      </w:r>
+      <w:r>
+        <w:rPr>
+          <w:rStyle w:val="diff-highlight"/>
+          <w:sz w:val="18"/>
+          <w:szCs w:val="18"/>
+          <w:shd w:val="clear" w:color="auto" w:fill="FFFFFF"/>
+        </w:rPr>
+        <w:t>their accuracy</w:t>
+      </w:r>
+      <w:r>
+        <w:rPr>
+          <w:sz w:val="18"/>
+          <w:szCs w:val="18"/>
+          <w:shd w:val="clear" w:color="auto" w:fill="FFFFFF"/>
+        </w:rPr>
+        <w:t xml:space="preserve">, </w:t>
+      </w:r>
+      <w:r>
+        <w:rPr>
+          <w:rStyle w:val="diff-highlight"/>
+          <w:sz w:val="18"/>
+          <w:szCs w:val="18"/>
+          <w:shd w:val="clear" w:color="auto" w:fill="FFFFFF"/>
+        </w:rPr>
+        <w:t>can</w:t>
+      </w:r>
+      <w:r>
+        <w:rPr>
+          <w:sz w:val="18"/>
+          <w:szCs w:val="18"/>
+          <w:shd w:val="clear" w:color="auto" w:fill="FFFFFF"/>
+        </w:rPr>
+        <w:t xml:space="preserve"> </w:t>
+      </w:r>
+      <w:r>
+        <w:rPr>
+          <w:rStyle w:val="diff-highlight"/>
+          <w:sz w:val="18"/>
+          <w:szCs w:val="18"/>
+          <w:shd w:val="clear" w:color="auto" w:fill="FFFFFF"/>
+        </w:rPr>
+        <w:t>be</w:t>
+      </w:r>
+      <w:r>
+        <w:rPr>
+          <w:sz w:val="18"/>
+          <w:szCs w:val="18"/>
+          <w:shd w:val="clear" w:color="auto" w:fill="FFFFFF"/>
+        </w:rPr>
+        <w:t xml:space="preserve"> limited in spatial coverage and real-time availability.</w:t>
+      </w:r>
+      <w:r>
+        <w:rPr>
+          <w:rStyle w:val="diff-highlight"/>
+          <w:sz w:val="18"/>
+          <w:szCs w:val="18"/>
+          <w:shd w:val="clear" w:color="auto" w:fill="FFFFFF"/>
+        </w:rPr>
+        <w:t xml:space="preserve"> </w:t>
       </w:r>
     </w:p>
     <w:p>
@@ -322,87 +734,662 @@
         <w:rPr>
           <w:sz w:val="18"/>
           <w:szCs w:val="18"/>
-        </w:rPr>
-      </w:pPr>
-      <w:r>
-        <w:rPr>
-          <w:sz w:val="18"/>
-          <w:szCs w:val="18"/>
-        </w:rPr>
-        <w:t xml:space="preserve">To address these challenges, machine learning offers a data-driven approach to estimate AQI values based on known pollutant concentrations. By learning complex relationships among multiple air components such as PM2.5, PM10, NO₂, CO, and O₃, machine learning models can predict AQI levels efficiently and accurately. In this project, real-world data from the Central Pollution Control Board (CPCB) of India, obtained through </w:t>
-      </w:r>
-      <w:proofErr w:type="spellStart"/>
-      <w:r>
-        <w:rPr>
-          <w:sz w:val="18"/>
-          <w:szCs w:val="18"/>
-        </w:rPr>
-        <w:t>Kaggle</w:t>
-      </w:r>
-      <w:proofErr w:type="spellEnd"/>
-      <w:r>
-        <w:rPr>
-          <w:sz w:val="18"/>
-          <w:szCs w:val="18"/>
-        </w:rPr>
-        <w:t xml:space="preserve">, was used to train and evaluate predictive models. Two ensemble regression algorithms, </w:t>
-      </w:r>
-      <w:r>
-        <w:rPr>
-          <w:rStyle w:val="Strong"/>
-          <w:sz w:val="18"/>
-          <w:szCs w:val="18"/>
-        </w:rPr>
-        <w:t>Random Forest</w:t>
-      </w:r>
-      <w:r>
-        <w:rPr>
-          <w:sz w:val="18"/>
-          <w:szCs w:val="18"/>
-        </w:rPr>
-        <w:t xml:space="preserve"> and </w:t>
-      </w:r>
-      <w:proofErr w:type="spellStart"/>
-      <w:r>
-        <w:rPr>
-          <w:rStyle w:val="Strong"/>
-          <w:sz w:val="18"/>
-          <w:szCs w:val="18"/>
-        </w:rPr>
-        <w:t>XGBoost</w:t>
-      </w:r>
-      <w:proofErr w:type="spellEnd"/>
-      <w:r>
-        <w:rPr>
-          <w:sz w:val="18"/>
-          <w:szCs w:val="18"/>
-        </w:rPr>
-        <w:t xml:space="preserve">, were implemented to forecast AQI. The final model was integrated into a </w:t>
-      </w:r>
-      <w:proofErr w:type="spellStart"/>
-      <w:r>
-        <w:rPr>
-          <w:rStyle w:val="Strong"/>
-          <w:sz w:val="18"/>
-          <w:szCs w:val="18"/>
-        </w:rPr>
-        <w:t>Streamlit</w:t>
-      </w:r>
-      <w:proofErr w:type="spellEnd"/>
-      <w:r>
-        <w:rPr>
-          <w:rStyle w:val="Strong"/>
-          <w:sz w:val="18"/>
-          <w:szCs w:val="18"/>
-        </w:rPr>
-        <w:t>-based web application</w:t>
-      </w:r>
-      <w:r>
-        <w:rPr>
-          <w:sz w:val="18"/>
-          <w:szCs w:val="18"/>
-        </w:rPr>
-        <w:t>, enabling real-time AQI prediction and batch analysis through CSV uploads.</w:t>
+          <w:shd w:val="clear" w:color="auto" w:fill="FFFFFF"/>
+        </w:rPr>
+      </w:pPr>
+      <w:r>
+        <w:rPr>
+          <w:sz w:val="18"/>
+          <w:szCs w:val="18"/>
+          <w:shd w:val="clear" w:color="auto" w:fill="FFFFFF"/>
+        </w:rPr>
+        <w:t xml:space="preserve">To </w:t>
+      </w:r>
+      <w:r>
+        <w:rPr>
+          <w:rStyle w:val="diff-highlight"/>
+          <w:sz w:val="18"/>
+          <w:szCs w:val="18"/>
+          <w:shd w:val="clear" w:color="auto" w:fill="FFFFFF"/>
+        </w:rPr>
+        <w:t>alleviate</w:t>
+      </w:r>
+      <w:r>
+        <w:rPr>
+          <w:sz w:val="18"/>
+          <w:szCs w:val="18"/>
+          <w:shd w:val="clear" w:color="auto" w:fill="FFFFFF"/>
+        </w:rPr>
+        <w:t xml:space="preserve"> these challenges, machine learning </w:t>
+      </w:r>
+      <w:r>
+        <w:rPr>
+          <w:rStyle w:val="diff-highlight"/>
+          <w:sz w:val="18"/>
+          <w:szCs w:val="18"/>
+          <w:shd w:val="clear" w:color="auto" w:fill="FFFFFF"/>
+        </w:rPr>
+        <w:t>provides</w:t>
+      </w:r>
+      <w:r>
+        <w:rPr>
+          <w:sz w:val="18"/>
+          <w:szCs w:val="18"/>
+          <w:shd w:val="clear" w:color="auto" w:fill="FFFFFF"/>
+        </w:rPr>
+        <w:t xml:space="preserve"> a data-driven </w:t>
+      </w:r>
+      <w:r>
+        <w:rPr>
+          <w:rStyle w:val="diff-highlight"/>
+          <w:sz w:val="18"/>
+          <w:szCs w:val="18"/>
+          <w:shd w:val="clear" w:color="auto" w:fill="FFFFFF"/>
+        </w:rPr>
+        <w:t>method</w:t>
+      </w:r>
+      <w:r>
+        <w:rPr>
+          <w:sz w:val="18"/>
+          <w:szCs w:val="18"/>
+          <w:shd w:val="clear" w:color="auto" w:fill="FFFFFF"/>
+        </w:rPr>
+        <w:t xml:space="preserve"> to estimate AQI values based on known pollutant concentrations. </w:t>
+      </w:r>
+      <w:r>
+        <w:rPr>
+          <w:rStyle w:val="diff-highlight"/>
+          <w:sz w:val="18"/>
+          <w:szCs w:val="18"/>
+          <w:shd w:val="clear" w:color="auto" w:fill="FFFFFF"/>
+        </w:rPr>
+        <w:t>Machine</w:t>
+      </w:r>
+      <w:r>
+        <w:rPr>
+          <w:sz w:val="18"/>
+          <w:szCs w:val="18"/>
+          <w:shd w:val="clear" w:color="auto" w:fill="FFFFFF"/>
+        </w:rPr>
+        <w:t xml:space="preserve"> learning</w:t>
+      </w:r>
+      <w:r>
+        <w:rPr>
+          <w:rStyle w:val="diff-highlight"/>
+          <w:sz w:val="18"/>
+          <w:szCs w:val="18"/>
+          <w:shd w:val="clear" w:color="auto" w:fill="FFFFFF"/>
+        </w:rPr>
+        <w:t>-derived</w:t>
+      </w:r>
+      <w:r>
+        <w:rPr>
+          <w:sz w:val="18"/>
+          <w:szCs w:val="18"/>
+          <w:shd w:val="clear" w:color="auto" w:fill="FFFFFF"/>
+        </w:rPr>
+        <w:t xml:space="preserve"> </w:t>
+      </w:r>
+      <w:r>
+        <w:rPr>
+          <w:rStyle w:val="diff-highlight"/>
+          <w:sz w:val="18"/>
+          <w:szCs w:val="18"/>
+          <w:shd w:val="clear" w:color="auto" w:fill="FFFFFF"/>
+        </w:rPr>
+        <w:t>AQI models can capture the complexities of</w:t>
+      </w:r>
+      <w:r>
+        <w:rPr>
+          <w:sz w:val="18"/>
+          <w:szCs w:val="18"/>
+          <w:shd w:val="clear" w:color="auto" w:fill="FFFFFF"/>
+        </w:rPr>
+        <w:t xml:space="preserve"> relationships </w:t>
+      </w:r>
+      <w:r>
+        <w:rPr>
+          <w:rStyle w:val="diff-highlight"/>
+          <w:sz w:val="18"/>
+          <w:szCs w:val="18"/>
+          <w:shd w:val="clear" w:color="auto" w:fill="FFFFFF"/>
+        </w:rPr>
+        <w:t>across</w:t>
+      </w:r>
+      <w:r>
+        <w:rPr>
+          <w:sz w:val="18"/>
+          <w:szCs w:val="18"/>
+          <w:shd w:val="clear" w:color="auto" w:fill="FFFFFF"/>
+        </w:rPr>
+        <w:t xml:space="preserve"> </w:t>
+      </w:r>
+      <w:r>
+        <w:rPr>
+          <w:rStyle w:val="diff-highlight"/>
+          <w:sz w:val="18"/>
+          <w:szCs w:val="18"/>
+          <w:shd w:val="clear" w:color="auto" w:fill="FFFFFF"/>
+        </w:rPr>
+        <w:t>several</w:t>
+      </w:r>
+      <w:r>
+        <w:rPr>
+          <w:sz w:val="18"/>
+          <w:szCs w:val="18"/>
+          <w:shd w:val="clear" w:color="auto" w:fill="FFFFFF"/>
+        </w:rPr>
+        <w:t xml:space="preserve"> air components such as PM2.5, PM10, NO₂, CO, and O₃ </w:t>
+      </w:r>
+      <w:r>
+        <w:rPr>
+          <w:rStyle w:val="diff-highlight"/>
+          <w:sz w:val="18"/>
+          <w:szCs w:val="18"/>
+          <w:shd w:val="clear" w:color="auto" w:fill="FFFFFF"/>
+        </w:rPr>
+        <w:t>in</w:t>
+      </w:r>
+      <w:r>
+        <w:rPr>
+          <w:sz w:val="18"/>
+          <w:szCs w:val="18"/>
+          <w:shd w:val="clear" w:color="auto" w:fill="FFFFFF"/>
+        </w:rPr>
+        <w:t xml:space="preserve"> </w:t>
+      </w:r>
+      <w:r>
+        <w:rPr>
+          <w:rStyle w:val="diff-highlight"/>
+          <w:sz w:val="18"/>
+          <w:szCs w:val="18"/>
+          <w:shd w:val="clear" w:color="auto" w:fill="FFFFFF"/>
+        </w:rPr>
+        <w:t>a</w:t>
+      </w:r>
+      <w:r>
+        <w:rPr>
+          <w:sz w:val="18"/>
+          <w:szCs w:val="18"/>
+          <w:shd w:val="clear" w:color="auto" w:fill="FFFFFF"/>
+        </w:rPr>
+        <w:t xml:space="preserve"> </w:t>
+      </w:r>
+      <w:r>
+        <w:rPr>
+          <w:rStyle w:val="diff-highlight"/>
+          <w:sz w:val="18"/>
+          <w:szCs w:val="18"/>
+          <w:shd w:val="clear" w:color="auto" w:fill="FFFFFF"/>
+        </w:rPr>
+        <w:t>more</w:t>
+      </w:r>
+      <w:r>
+        <w:rPr>
+          <w:sz w:val="18"/>
+          <w:szCs w:val="18"/>
+          <w:shd w:val="clear" w:color="auto" w:fill="FFFFFF"/>
+        </w:rPr>
+        <w:t xml:space="preserve"> </w:t>
+      </w:r>
+      <w:r>
+        <w:rPr>
+          <w:rStyle w:val="diff-highlight"/>
+          <w:sz w:val="18"/>
+          <w:szCs w:val="18"/>
+          <w:shd w:val="clear" w:color="auto" w:fill="FFFFFF"/>
+        </w:rPr>
+        <w:t>efficient</w:t>
+      </w:r>
+      <w:r>
+        <w:rPr>
+          <w:sz w:val="18"/>
+          <w:szCs w:val="18"/>
+          <w:shd w:val="clear" w:color="auto" w:fill="FFFFFF"/>
+        </w:rPr>
+        <w:t xml:space="preserve"> </w:t>
+      </w:r>
+      <w:r>
+        <w:rPr>
+          <w:rStyle w:val="diff-highlight"/>
+          <w:sz w:val="18"/>
+          <w:szCs w:val="18"/>
+          <w:shd w:val="clear" w:color="auto" w:fill="FFFFFF"/>
+        </w:rPr>
+        <w:t>and</w:t>
+      </w:r>
+      <w:r>
+        <w:rPr>
+          <w:sz w:val="18"/>
+          <w:szCs w:val="18"/>
+          <w:shd w:val="clear" w:color="auto" w:fill="FFFFFF"/>
+        </w:rPr>
+        <w:t xml:space="preserve"> </w:t>
+      </w:r>
+      <w:r>
+        <w:rPr>
+          <w:rStyle w:val="diff-highlight"/>
+          <w:sz w:val="18"/>
+          <w:szCs w:val="18"/>
+          <w:shd w:val="clear" w:color="auto" w:fill="FFFFFF"/>
+        </w:rPr>
+        <w:t>accurate</w:t>
+      </w:r>
+      <w:r>
+        <w:rPr>
+          <w:sz w:val="18"/>
+          <w:szCs w:val="18"/>
+          <w:shd w:val="clear" w:color="auto" w:fill="FFFFFF"/>
+        </w:rPr>
+        <w:t xml:space="preserve"> </w:t>
+      </w:r>
+      <w:r>
+        <w:rPr>
+          <w:rStyle w:val="diff-highlight"/>
+          <w:sz w:val="18"/>
+          <w:szCs w:val="18"/>
+          <w:shd w:val="clear" w:color="auto" w:fill="FFFFFF"/>
+        </w:rPr>
+        <w:t>manner</w:t>
+      </w:r>
+      <w:r>
+        <w:rPr>
+          <w:sz w:val="18"/>
+          <w:szCs w:val="18"/>
+          <w:shd w:val="clear" w:color="auto" w:fill="FFFFFF"/>
+        </w:rPr>
+        <w:t xml:space="preserve"> </w:t>
+      </w:r>
+      <w:r>
+        <w:rPr>
+          <w:rStyle w:val="diff-highlight"/>
+          <w:sz w:val="18"/>
+          <w:szCs w:val="18"/>
+          <w:shd w:val="clear" w:color="auto" w:fill="FFFFFF"/>
+        </w:rPr>
+        <w:t>compared</w:t>
+      </w:r>
+      <w:r>
+        <w:rPr>
+          <w:sz w:val="18"/>
+          <w:szCs w:val="18"/>
+          <w:shd w:val="clear" w:color="auto" w:fill="FFFFFF"/>
+        </w:rPr>
+        <w:t xml:space="preserve"> </w:t>
+      </w:r>
+      <w:r>
+        <w:rPr>
+          <w:rStyle w:val="diff-highlight"/>
+          <w:sz w:val="18"/>
+          <w:szCs w:val="18"/>
+          <w:shd w:val="clear" w:color="auto" w:fill="FFFFFF"/>
+        </w:rPr>
+        <w:t>to</w:t>
+      </w:r>
+      <w:r>
+        <w:rPr>
+          <w:sz w:val="18"/>
+          <w:szCs w:val="18"/>
+          <w:shd w:val="clear" w:color="auto" w:fill="FFFFFF"/>
+        </w:rPr>
+        <w:t xml:space="preserve"> </w:t>
+      </w:r>
+      <w:r>
+        <w:rPr>
+          <w:rStyle w:val="diff-highlight"/>
+          <w:sz w:val="18"/>
+          <w:szCs w:val="18"/>
+          <w:shd w:val="clear" w:color="auto" w:fill="FFFFFF"/>
+        </w:rPr>
+        <w:t>traditional methods</w:t>
+      </w:r>
+      <w:r>
+        <w:rPr>
+          <w:sz w:val="18"/>
+          <w:szCs w:val="18"/>
+          <w:shd w:val="clear" w:color="auto" w:fill="FFFFFF"/>
+        </w:rPr>
+        <w:t>. In this project, data</w:t>
+      </w:r>
+      <w:r>
+        <w:rPr>
+          <w:rStyle w:val="diff-highlight"/>
+          <w:sz w:val="18"/>
+          <w:szCs w:val="18"/>
+          <w:shd w:val="clear" w:color="auto" w:fill="FFFFFF"/>
+        </w:rPr>
+        <w:t xml:space="preserve"> collected</w:t>
+      </w:r>
+      <w:r>
+        <w:rPr>
+          <w:sz w:val="18"/>
+          <w:szCs w:val="18"/>
+          <w:shd w:val="clear" w:color="auto" w:fill="FFFFFF"/>
+        </w:rPr>
+        <w:t xml:space="preserve"> from the Central Pollution Control Board (CPCB) of India </w:t>
+      </w:r>
+      <w:r>
+        <w:rPr>
+          <w:rStyle w:val="diff-highlight"/>
+          <w:sz w:val="18"/>
+          <w:szCs w:val="18"/>
+          <w:shd w:val="clear" w:color="auto" w:fill="FFFFFF"/>
+        </w:rPr>
+        <w:t>via</w:t>
+      </w:r>
+      <w:r>
+        <w:rPr>
+          <w:sz w:val="18"/>
+          <w:szCs w:val="18"/>
+          <w:shd w:val="clear" w:color="auto" w:fill="FFFFFF"/>
+        </w:rPr>
+        <w:t xml:space="preserve"> Kaggle was </w:t>
+      </w:r>
+      <w:r>
+        <w:rPr>
+          <w:rStyle w:val="diff-highlight"/>
+          <w:sz w:val="18"/>
+          <w:szCs w:val="18"/>
+          <w:shd w:val="clear" w:color="auto" w:fill="FFFFFF"/>
+        </w:rPr>
+        <w:t>analyzed</w:t>
+      </w:r>
+      <w:r>
+        <w:rPr>
+          <w:sz w:val="18"/>
+          <w:szCs w:val="18"/>
+          <w:shd w:val="clear" w:color="auto" w:fill="FFFFFF"/>
+        </w:rPr>
+        <w:t xml:space="preserve"> to train and </w:t>
+      </w:r>
+      <w:r>
+        <w:rPr>
+          <w:rStyle w:val="diff-highlight"/>
+          <w:sz w:val="18"/>
+          <w:szCs w:val="18"/>
+          <w:shd w:val="clear" w:color="auto" w:fill="FFFFFF"/>
+        </w:rPr>
+        <w:t>test</w:t>
+      </w:r>
+      <w:r>
+        <w:rPr>
+          <w:sz w:val="18"/>
+          <w:szCs w:val="18"/>
+          <w:shd w:val="clear" w:color="auto" w:fill="FFFFFF"/>
+        </w:rPr>
+        <w:t xml:space="preserve"> </w:t>
+      </w:r>
+      <w:r>
+        <w:rPr>
+          <w:rStyle w:val="diff-highlight"/>
+          <w:sz w:val="18"/>
+          <w:szCs w:val="18"/>
+          <w:shd w:val="clear" w:color="auto" w:fill="FFFFFF"/>
+        </w:rPr>
+        <w:t>predictions</w:t>
+      </w:r>
+      <w:r>
+        <w:rPr>
+          <w:sz w:val="18"/>
+          <w:szCs w:val="18"/>
+          <w:shd w:val="clear" w:color="auto" w:fill="FFFFFF"/>
+        </w:rPr>
+        <w:t xml:space="preserve">. Two ensemble regression algorithms, Random Forest and XGBoost, were </w:t>
+      </w:r>
+      <w:r>
+        <w:rPr>
+          <w:rStyle w:val="diff-highlight"/>
+          <w:sz w:val="18"/>
+          <w:szCs w:val="18"/>
+          <w:shd w:val="clear" w:color="auto" w:fill="FFFFFF"/>
+        </w:rPr>
+        <w:t>employed</w:t>
+      </w:r>
+      <w:r>
+        <w:rPr>
+          <w:sz w:val="18"/>
+          <w:szCs w:val="18"/>
+          <w:shd w:val="clear" w:color="auto" w:fill="FFFFFF"/>
+        </w:rPr>
+        <w:t xml:space="preserve"> </w:t>
+      </w:r>
+      <w:r>
+        <w:rPr>
+          <w:rStyle w:val="diff-highlight"/>
+          <w:sz w:val="18"/>
+          <w:szCs w:val="18"/>
+          <w:shd w:val="clear" w:color="auto" w:fill="FFFFFF"/>
+        </w:rPr>
+        <w:t>as</w:t>
+      </w:r>
+      <w:r>
+        <w:rPr>
+          <w:sz w:val="18"/>
+          <w:szCs w:val="18"/>
+          <w:shd w:val="clear" w:color="auto" w:fill="FFFFFF"/>
+        </w:rPr>
+        <w:t xml:space="preserve"> </w:t>
+      </w:r>
+      <w:r>
+        <w:rPr>
+          <w:rStyle w:val="diff-highlight"/>
+          <w:sz w:val="18"/>
+          <w:szCs w:val="18"/>
+          <w:shd w:val="clear" w:color="auto" w:fill="FFFFFF"/>
+        </w:rPr>
+        <w:t>a basis for estimating</w:t>
+      </w:r>
+      <w:r>
+        <w:rPr>
+          <w:sz w:val="18"/>
+          <w:szCs w:val="18"/>
+          <w:shd w:val="clear" w:color="auto" w:fill="FFFFFF"/>
+        </w:rPr>
+        <w:t xml:space="preserve"> AQI</w:t>
+      </w:r>
+      <w:r>
+        <w:rPr>
+          <w:rStyle w:val="diff-highlight"/>
+          <w:sz w:val="18"/>
+          <w:szCs w:val="18"/>
+          <w:shd w:val="clear" w:color="auto" w:fill="FFFFFF"/>
+        </w:rPr>
+        <w:t xml:space="preserve"> in this work</w:t>
+      </w:r>
+      <w:r>
+        <w:rPr>
+          <w:sz w:val="18"/>
+          <w:szCs w:val="18"/>
+          <w:shd w:val="clear" w:color="auto" w:fill="FFFFFF"/>
+        </w:rPr>
+        <w:t xml:space="preserve">. The final model was </w:t>
+      </w:r>
+      <w:r>
+        <w:rPr>
+          <w:rStyle w:val="diff-highlight"/>
+          <w:sz w:val="18"/>
+          <w:szCs w:val="18"/>
+          <w:shd w:val="clear" w:color="auto" w:fill="FFFFFF"/>
+        </w:rPr>
+        <w:t>then</w:t>
+      </w:r>
+      <w:r>
+        <w:rPr>
+          <w:sz w:val="18"/>
+          <w:szCs w:val="18"/>
+          <w:shd w:val="clear" w:color="auto" w:fill="FFFFFF"/>
+        </w:rPr>
+        <w:t xml:space="preserve"> </w:t>
+      </w:r>
+      <w:r>
+        <w:rPr>
+          <w:rStyle w:val="diff-highlight"/>
+          <w:sz w:val="18"/>
+          <w:szCs w:val="18"/>
+          <w:shd w:val="clear" w:color="auto" w:fill="FFFFFF"/>
+        </w:rPr>
+        <w:t>implemented</w:t>
+      </w:r>
+      <w:r>
+        <w:rPr>
+          <w:sz w:val="18"/>
+          <w:szCs w:val="18"/>
+          <w:shd w:val="clear" w:color="auto" w:fill="FFFFFF"/>
+        </w:rPr>
+        <w:t xml:space="preserve"> </w:t>
+      </w:r>
+      <w:r>
+        <w:rPr>
+          <w:rStyle w:val="diff-highlight"/>
+          <w:sz w:val="18"/>
+          <w:szCs w:val="18"/>
+          <w:shd w:val="clear" w:color="auto" w:fill="FFFFFF"/>
+        </w:rPr>
+        <w:t>as</w:t>
+      </w:r>
+      <w:r>
+        <w:rPr>
+          <w:sz w:val="18"/>
+          <w:szCs w:val="18"/>
+          <w:shd w:val="clear" w:color="auto" w:fill="FFFFFF"/>
+        </w:rPr>
+        <w:t xml:space="preserve"> </w:t>
+      </w:r>
+      <w:r>
+        <w:rPr>
+          <w:rStyle w:val="diff-highlight"/>
+          <w:sz w:val="18"/>
+          <w:szCs w:val="18"/>
+          <w:shd w:val="clear" w:color="auto" w:fill="FFFFFF"/>
+        </w:rPr>
+        <w:t>part of a</w:t>
+      </w:r>
+      <w:r>
+        <w:rPr>
+          <w:sz w:val="18"/>
+          <w:szCs w:val="18"/>
+          <w:shd w:val="clear" w:color="auto" w:fill="FFFFFF"/>
+        </w:rPr>
+        <w:t xml:space="preserve"> web application</w:t>
+      </w:r>
+      <w:r>
+        <w:rPr>
+          <w:rStyle w:val="diff-highlight"/>
+          <w:sz w:val="18"/>
+          <w:szCs w:val="18"/>
+          <w:shd w:val="clear" w:color="auto" w:fill="FFFFFF"/>
+        </w:rPr>
+        <w:t xml:space="preserve"> using Streamlit</w:t>
+      </w:r>
+      <w:r>
+        <w:rPr>
+          <w:sz w:val="18"/>
+          <w:szCs w:val="18"/>
+          <w:shd w:val="clear" w:color="auto" w:fill="FFFFFF"/>
+        </w:rPr>
+        <w:t xml:space="preserve">, </w:t>
+      </w:r>
+      <w:r>
+        <w:rPr>
+          <w:rStyle w:val="diff-highlight"/>
+          <w:sz w:val="18"/>
+          <w:szCs w:val="18"/>
+          <w:shd w:val="clear" w:color="auto" w:fill="FFFFFF"/>
+        </w:rPr>
+        <w:t>which allows a user to get</w:t>
+      </w:r>
+      <w:r>
+        <w:rPr>
+          <w:sz w:val="18"/>
+          <w:szCs w:val="18"/>
+          <w:shd w:val="clear" w:color="auto" w:fill="FFFFFF"/>
+        </w:rPr>
+        <w:t xml:space="preserve"> real-time AQI </w:t>
+      </w:r>
+      <w:r>
+        <w:rPr>
+          <w:rStyle w:val="diff-highlight"/>
+          <w:sz w:val="18"/>
+          <w:szCs w:val="18"/>
+          <w:shd w:val="clear" w:color="auto" w:fill="FFFFFF"/>
+        </w:rPr>
+        <w:t>predictions</w:t>
+      </w:r>
+      <w:r>
+        <w:rPr>
+          <w:sz w:val="18"/>
+          <w:szCs w:val="18"/>
+          <w:shd w:val="clear" w:color="auto" w:fill="FFFFFF"/>
+        </w:rPr>
+        <w:t xml:space="preserve"> </w:t>
+      </w:r>
+      <w:r>
+        <w:rPr>
+          <w:rStyle w:val="diff-highlight"/>
+          <w:sz w:val="18"/>
+          <w:szCs w:val="18"/>
+          <w:shd w:val="clear" w:color="auto" w:fill="FFFFFF"/>
+        </w:rPr>
+        <w:t>or upload their own data for</w:t>
+      </w:r>
+      <w:r>
+        <w:rPr>
+          <w:sz w:val="18"/>
+          <w:szCs w:val="18"/>
+          <w:shd w:val="clear" w:color="auto" w:fill="FFFFFF"/>
+        </w:rPr>
+        <w:t xml:space="preserve"> batch </w:t>
+      </w:r>
+      <w:r>
+        <w:rPr>
+          <w:rStyle w:val="diff-highlight"/>
+          <w:sz w:val="18"/>
+          <w:szCs w:val="18"/>
+          <w:shd w:val="clear" w:color="auto" w:fill="FFFFFF"/>
+        </w:rPr>
+        <w:t>processing</w:t>
+      </w:r>
+      <w:r>
+        <w:rPr>
+          <w:sz w:val="18"/>
+          <w:szCs w:val="18"/>
+          <w:shd w:val="clear" w:color="auto" w:fill="FFFFFF"/>
+        </w:rPr>
+        <w:t xml:space="preserve"> </w:t>
+      </w:r>
+      <w:r>
+        <w:rPr>
+          <w:rStyle w:val="diff-highlight"/>
+          <w:sz w:val="18"/>
+          <w:szCs w:val="18"/>
+          <w:shd w:val="clear" w:color="auto" w:fill="FFFFFF"/>
+        </w:rPr>
+        <w:t>via</w:t>
+      </w:r>
+      <w:r>
+        <w:rPr>
+          <w:sz w:val="18"/>
+          <w:szCs w:val="18"/>
+          <w:shd w:val="clear" w:color="auto" w:fill="FFFFFF"/>
+        </w:rPr>
+        <w:t xml:space="preserve"> CSV </w:t>
+      </w:r>
+      <w:r>
+        <w:rPr>
+          <w:rStyle w:val="diff-highlight"/>
+          <w:sz w:val="18"/>
+          <w:szCs w:val="18"/>
+          <w:shd w:val="clear" w:color="auto" w:fill="FFFFFF"/>
+        </w:rPr>
+        <w:t>files</w:t>
+      </w:r>
+      <w:r>
+        <w:rPr>
+          <w:sz w:val="18"/>
+          <w:szCs w:val="18"/>
+          <w:shd w:val="clear" w:color="auto" w:fill="FFFFFF"/>
+        </w:rPr>
+        <w:t>.</w:t>
       </w:r>
     </w:p>
     <w:p>
@@ -425,6 +1412,7 @@
         <w:rPr>
           <w:sz w:val="18"/>
           <w:szCs w:val="18"/>
+          <w:shd w:val="clear" w:color="auto" w:fill="FFFFFF"/>
         </w:rPr>
       </w:pPr>
       <w:r>
@@ -436,38 +1424,324 @@
       </w:r>
       <w:r>
         <w:rPr>
-          <w:sz w:val="18"/>
-          <w:szCs w:val="18"/>
-        </w:rPr>
-        <w:t xml:space="preserve">Air Quality Index (AQI) is a standardized indicator developed to assess and communicate the overall air pollution level to the public. It is derived from the concentration of various air pollutants such as particulate matter (PM2.5, PM10), nitrogen oxides (NO, NO₂, NOx), sulfur dioxide (SO₂), carbon monoxide (CO), ozone (O₃), and volatile organic compounds (Benzene, Toluene, Xylene). Each pollutant contributes differently to air pollution, and their combined effect determines the AQI category — ranging from </w:t>
-      </w:r>
-      <w:r>
-        <w:rPr>
-          <w:rStyle w:val="Emphasis"/>
-          <w:sz w:val="18"/>
-          <w:szCs w:val="18"/>
-        </w:rPr>
-        <w:t>Good</w:t>
-      </w:r>
-      <w:r>
-        <w:rPr>
-          <w:sz w:val="18"/>
-          <w:szCs w:val="18"/>
+          <w:rStyle w:val="diff-highlight"/>
+          <w:sz w:val="18"/>
+          <w:szCs w:val="18"/>
+          <w:shd w:val="clear" w:color="auto" w:fill="FFFFFF"/>
+        </w:rPr>
+        <w:t xml:space="preserve">The </w:t>
+      </w:r>
+      <w:r>
+        <w:rPr>
+          <w:sz w:val="18"/>
+          <w:szCs w:val="18"/>
+          <w:shd w:val="clear" w:color="auto" w:fill="FFFFFF"/>
+        </w:rPr>
+        <w:t xml:space="preserve">Air Quality Index (AQI) is a standardized </w:t>
+      </w:r>
+      <w:r>
+        <w:rPr>
+          <w:rStyle w:val="diff-highlight"/>
+          <w:sz w:val="18"/>
+          <w:szCs w:val="18"/>
+          <w:shd w:val="clear" w:color="auto" w:fill="FFFFFF"/>
+        </w:rPr>
+        <w:t>metric</w:t>
+      </w:r>
+      <w:r>
+        <w:rPr>
+          <w:sz w:val="18"/>
+          <w:szCs w:val="18"/>
+          <w:shd w:val="clear" w:color="auto" w:fill="FFFFFF"/>
+        </w:rPr>
+        <w:t xml:space="preserve"> </w:t>
+      </w:r>
+      <w:r>
+        <w:rPr>
+          <w:rStyle w:val="diff-highlight"/>
+          <w:sz w:val="18"/>
+          <w:szCs w:val="18"/>
+          <w:shd w:val="clear" w:color="auto" w:fill="FFFFFF"/>
+        </w:rPr>
+        <w:t>created</w:t>
+      </w:r>
+      <w:r>
+        <w:rPr>
+          <w:sz w:val="18"/>
+          <w:szCs w:val="18"/>
+          <w:shd w:val="clear" w:color="auto" w:fill="FFFFFF"/>
         </w:rPr>
         <w:t xml:space="preserve"> to </w:t>
       </w:r>
       <w:r>
         <w:rPr>
-          <w:rStyle w:val="Emphasis"/>
-          <w:sz w:val="18"/>
-          <w:szCs w:val="18"/>
-        </w:rPr>
-        <w:t>Severe</w:t>
-      </w:r>
-      <w:r>
-        <w:rPr>
-          <w:sz w:val="18"/>
-          <w:szCs w:val="18"/>
+          <w:rStyle w:val="diff-highlight"/>
+          <w:sz w:val="18"/>
+          <w:szCs w:val="18"/>
+          <w:shd w:val="clear" w:color="auto" w:fill="FFFFFF"/>
+        </w:rPr>
+        <w:t>evaluate</w:t>
+      </w:r>
+      <w:r>
+        <w:rPr>
+          <w:sz w:val="18"/>
+          <w:szCs w:val="18"/>
+          <w:shd w:val="clear" w:color="auto" w:fill="FFFFFF"/>
+        </w:rPr>
+        <w:t xml:space="preserve"> and </w:t>
+      </w:r>
+      <w:r>
+        <w:rPr>
+          <w:rStyle w:val="diff-highlight"/>
+          <w:sz w:val="18"/>
+          <w:szCs w:val="18"/>
+          <w:shd w:val="clear" w:color="auto" w:fill="FFFFFF"/>
+        </w:rPr>
+        <w:t>publicly</w:t>
+      </w:r>
+      <w:r>
+        <w:rPr>
+          <w:sz w:val="18"/>
+          <w:szCs w:val="18"/>
+          <w:shd w:val="clear" w:color="auto" w:fill="FFFFFF"/>
+        </w:rPr>
+        <w:t xml:space="preserve"> </w:t>
+      </w:r>
+      <w:r>
+        <w:rPr>
+          <w:rStyle w:val="diff-highlight"/>
+          <w:sz w:val="18"/>
+          <w:szCs w:val="18"/>
+          <w:shd w:val="clear" w:color="auto" w:fill="FFFFFF"/>
+        </w:rPr>
+        <w:t>convey</w:t>
+      </w:r>
+      <w:r>
+        <w:rPr>
+          <w:sz w:val="18"/>
+          <w:szCs w:val="18"/>
+          <w:shd w:val="clear" w:color="auto" w:fill="FFFFFF"/>
+        </w:rPr>
+        <w:t xml:space="preserve"> air pollution </w:t>
+      </w:r>
+      <w:r>
+        <w:rPr>
+          <w:rStyle w:val="diff-highlight"/>
+          <w:sz w:val="18"/>
+          <w:szCs w:val="18"/>
+          <w:shd w:val="clear" w:color="auto" w:fill="FFFFFF"/>
+        </w:rPr>
+        <w:t>levels</w:t>
+      </w:r>
+      <w:r>
+        <w:rPr>
+          <w:sz w:val="18"/>
+          <w:szCs w:val="18"/>
+          <w:shd w:val="clear" w:color="auto" w:fill="FFFFFF"/>
+        </w:rPr>
+        <w:t xml:space="preserve">. It is derived from </w:t>
+      </w:r>
+      <w:r>
+        <w:rPr>
+          <w:rStyle w:val="diff-highlight"/>
+          <w:sz w:val="18"/>
+          <w:szCs w:val="18"/>
+          <w:shd w:val="clear" w:color="auto" w:fill="FFFFFF"/>
+        </w:rPr>
+        <w:t>concentrations</w:t>
+      </w:r>
+      <w:r>
+        <w:rPr>
+          <w:sz w:val="18"/>
+          <w:szCs w:val="18"/>
+          <w:shd w:val="clear" w:color="auto" w:fill="FFFFFF"/>
+        </w:rPr>
+        <w:t xml:space="preserve"> of </w:t>
+      </w:r>
+      <w:r>
+        <w:rPr>
+          <w:rStyle w:val="diff-highlight"/>
+          <w:sz w:val="18"/>
+          <w:szCs w:val="18"/>
+          <w:shd w:val="clear" w:color="auto" w:fill="FFFFFF"/>
+        </w:rPr>
+        <w:t>different</w:t>
+      </w:r>
+      <w:r>
+        <w:rPr>
+          <w:sz w:val="18"/>
+          <w:szCs w:val="18"/>
+          <w:shd w:val="clear" w:color="auto" w:fill="FFFFFF"/>
+        </w:rPr>
+        <w:t xml:space="preserve"> air pollutants </w:t>
+      </w:r>
+      <w:r>
+        <w:rPr>
+          <w:rStyle w:val="diff-highlight"/>
+          <w:sz w:val="18"/>
+          <w:szCs w:val="18"/>
+          <w:shd w:val="clear" w:color="auto" w:fill="FFFFFF"/>
+        </w:rPr>
+        <w:t>including</w:t>
+      </w:r>
+      <w:r>
+        <w:rPr>
+          <w:sz w:val="18"/>
+          <w:szCs w:val="18"/>
+          <w:shd w:val="clear" w:color="auto" w:fill="FFFFFF"/>
+        </w:rPr>
+        <w:t xml:space="preserve"> particulate matter (</w:t>
+      </w:r>
+      <w:r>
+        <w:rPr>
+          <w:rStyle w:val="diff-highlight"/>
+          <w:sz w:val="18"/>
+          <w:szCs w:val="18"/>
+          <w:shd w:val="clear" w:color="auto" w:fill="FFFFFF"/>
+        </w:rPr>
+        <w:t xml:space="preserve">for instance, </w:t>
+      </w:r>
+      <w:r>
+        <w:rPr>
+          <w:sz w:val="18"/>
+          <w:szCs w:val="18"/>
+          <w:shd w:val="clear" w:color="auto" w:fill="FFFFFF"/>
+        </w:rPr>
+        <w:t>PM2.5, PM10), nitrogen oxides (NO, NO₂, NOx), sulfur dioxide (SO₂), carbon monoxide (CO), ozone (O₃), and volatile organic compounds (</w:t>
+      </w:r>
+      <w:r>
+        <w:rPr>
+          <w:rStyle w:val="diff-highlight"/>
+          <w:sz w:val="18"/>
+          <w:szCs w:val="18"/>
+          <w:shd w:val="clear" w:color="auto" w:fill="FFFFFF"/>
+        </w:rPr>
+        <w:t xml:space="preserve">such as </w:t>
+      </w:r>
+      <w:r>
+        <w:rPr>
+          <w:sz w:val="18"/>
+          <w:szCs w:val="18"/>
+          <w:shd w:val="clear" w:color="auto" w:fill="FFFFFF"/>
+        </w:rPr>
+        <w:t xml:space="preserve">Benzene, Toluene, Xylene). Each pollutant contributes differently, and </w:t>
+      </w:r>
+      <w:r>
+        <w:rPr>
+          <w:rStyle w:val="diff-highlight"/>
+          <w:sz w:val="18"/>
+          <w:szCs w:val="18"/>
+          <w:shd w:val="clear" w:color="auto" w:fill="FFFFFF"/>
+        </w:rPr>
+        <w:t>together</w:t>
+      </w:r>
+      <w:r>
+        <w:rPr>
+          <w:sz w:val="18"/>
+          <w:szCs w:val="18"/>
+          <w:shd w:val="clear" w:color="auto" w:fill="FFFFFF"/>
+        </w:rPr>
+        <w:t xml:space="preserve"> </w:t>
+      </w:r>
+      <w:r>
+        <w:rPr>
+          <w:rStyle w:val="diff-highlight"/>
+          <w:sz w:val="18"/>
+          <w:szCs w:val="18"/>
+          <w:shd w:val="clear" w:color="auto" w:fill="FFFFFF"/>
+        </w:rPr>
+        <w:t>the</w:t>
+      </w:r>
+      <w:r>
+        <w:rPr>
+          <w:sz w:val="18"/>
+          <w:szCs w:val="18"/>
+          <w:shd w:val="clear" w:color="auto" w:fill="FFFFFF"/>
+        </w:rPr>
+        <w:t xml:space="preserve"> </w:t>
+      </w:r>
+      <w:r>
+        <w:rPr>
+          <w:rStyle w:val="diff-highlight"/>
+          <w:sz w:val="18"/>
+          <w:szCs w:val="18"/>
+          <w:shd w:val="clear" w:color="auto" w:fill="FFFFFF"/>
+        </w:rPr>
+        <w:t>group of pollutants</w:t>
+      </w:r>
+      <w:r>
+        <w:rPr>
+          <w:sz w:val="18"/>
+          <w:szCs w:val="18"/>
+          <w:shd w:val="clear" w:color="auto" w:fill="FFFFFF"/>
+        </w:rPr>
+        <w:t xml:space="preserve"> determines the </w:t>
+      </w:r>
+      <w:r>
+        <w:rPr>
+          <w:rStyle w:val="diff-highlight"/>
+          <w:sz w:val="18"/>
+          <w:szCs w:val="18"/>
+          <w:shd w:val="clear" w:color="auto" w:fill="FFFFFF"/>
+        </w:rPr>
+        <w:t>ADCI</w:t>
+      </w:r>
+      <w:r>
+        <w:rPr>
+          <w:sz w:val="18"/>
+          <w:szCs w:val="18"/>
+          <w:shd w:val="clear" w:color="auto" w:fill="FFFFFF"/>
+        </w:rPr>
+        <w:t xml:space="preserve"> category </w:t>
+      </w:r>
+      <w:r>
+        <w:rPr>
+          <w:rStyle w:val="diff-highlight"/>
+          <w:sz w:val="18"/>
+          <w:szCs w:val="18"/>
+          <w:shd w:val="clear" w:color="auto" w:fill="FFFFFF"/>
+        </w:rPr>
+        <w:t>(i.e.,</w:t>
+      </w:r>
+      <w:r>
+        <w:rPr>
+          <w:sz w:val="18"/>
+          <w:szCs w:val="18"/>
+          <w:shd w:val="clear" w:color="auto" w:fill="FFFFFF"/>
+        </w:rPr>
+        <w:t xml:space="preserve"> </w:t>
+      </w:r>
+      <w:r>
+        <w:rPr>
+          <w:rStyle w:val="diff-highlight"/>
+          <w:sz w:val="18"/>
+          <w:szCs w:val="18"/>
+          <w:shd w:val="clear" w:color="auto" w:fill="FFFFFF"/>
+        </w:rPr>
+        <w:t>rated</w:t>
+      </w:r>
+      <w:r>
+        <w:rPr>
+          <w:sz w:val="18"/>
+          <w:szCs w:val="18"/>
+          <w:shd w:val="clear" w:color="auto" w:fill="FFFFFF"/>
+        </w:rPr>
+        <w:t xml:space="preserve"> from Good to Severe</w:t>
+      </w:r>
+      <w:r>
+        <w:rPr>
+          <w:rStyle w:val="diff-highlight"/>
+          <w:sz w:val="18"/>
+          <w:szCs w:val="18"/>
+          <w:shd w:val="clear" w:color="auto" w:fill="FFFFFF"/>
+        </w:rPr>
+        <w:t>, etc.)</w:t>
+      </w:r>
+      <w:r>
+        <w:rPr>
+          <w:sz w:val="18"/>
+          <w:szCs w:val="18"/>
+          <w:shd w:val="clear" w:color="auto" w:fill="FFFFFF"/>
         </w:rPr>
         <w:t>.</w:t>
       </w:r>
@@ -478,46 +1752,42 @@
         <w:rPr>
           <w:sz w:val="18"/>
           <w:szCs w:val="18"/>
+          <w:shd w:val="clear" w:color="auto" w:fill="FFFFFF"/>
         </w:rPr>
       </w:pPr>
     </w:p>
     <w:p>
       <w:pPr>
         <w:jc w:val="both"/>
-      </w:pPr>
-      <w:r>
-        <w:rPr>
-          <w:sz w:val="18"/>
-          <w:szCs w:val="18"/>
-        </w:rPr>
-        <w:t xml:space="preserve">      </w:t>
-      </w:r>
-      <w:r>
-        <w:rPr>
-          <w:sz w:val="18"/>
-          <w:szCs w:val="18"/>
-        </w:rPr>
-        <w:t xml:space="preserve">In recent years, machine learning has been increasingly applied in environmental monitoring. Traditional statistical models like linear regression and ARIMA were once used for AQI forecasting but struggled to capture nonlinear relationships among pollutants. Ensemble learning techniques, particularly </w:t>
-      </w:r>
-      <w:r>
-        <w:rPr>
-          <w:rStyle w:val="Strong"/>
-          <w:sz w:val="18"/>
-          <w:szCs w:val="18"/>
-        </w:rPr>
-        <w:t>Random Forest (RF)</w:t>
-      </w:r>
-      <w:r>
-        <w:rPr>
-          <w:sz w:val="18"/>
-          <w:szCs w:val="18"/>
-        </w:rPr>
-        <w:t xml:space="preserve"> and </w:t>
+        <w:rPr>
+          <w:sz w:val="18"/>
+          <w:szCs w:val="18"/>
+        </w:rPr>
+      </w:pPr>
+      <w:r>
+        <w:rPr>
+          <w:sz w:val="18"/>
+          <w:szCs w:val="18"/>
+        </w:rPr>
+        <w:t xml:space="preserve">     </w:t>
+      </w:r>
+      <w:r>
+        <w:rPr>
+          <w:sz w:val="18"/>
+          <w:szCs w:val="18"/>
+        </w:rPr>
+        <w:t xml:space="preserve">In recent years, there has been a greater application of machine learning in terms of environmental monitoring. Statistical models like linear regression and ARIMA were originally used for AQI </w:t>
+      </w:r>
+      <w:r>
+        <w:rPr>
+          <w:sz w:val="18"/>
+          <w:szCs w:val="18"/>
+        </w:rPr>
+        <w:t xml:space="preserve">forecasting, but they struggled to account for the nonlinear relationships amongst the pollutants. Ensemble learning models, specifically Random Forest (RF) and </w:t>
       </w:r>
       <w:proofErr w:type="spellStart"/>
       <w:r>
         <w:rPr>
-          <w:rStyle w:val="Strong"/>
           <w:sz w:val="18"/>
           <w:szCs w:val="18"/>
         </w:rPr>
@@ -526,28 +1796,10 @@
       <w:proofErr w:type="spellEnd"/>
       <w:r>
         <w:rPr>
-          <w:rStyle w:val="Strong"/>
-          <w:sz w:val="18"/>
-          <w:szCs w:val="18"/>
-        </w:rPr>
-        <w:t xml:space="preserve"> (XGB)</w:t>
-      </w:r>
-      <w:r>
-        <w:rPr>
-          <w:sz w:val="18"/>
-          <w:szCs w:val="18"/>
-        </w:rPr>
-        <w:t xml:space="preserve">, have demonstrated superior performance in handling multivariate environmental data. These models can learn </w:t>
-      </w:r>
-      <w:r>
-        <w:rPr>
-          <w:sz w:val="18"/>
-          <w:szCs w:val="18"/>
-        </w:rPr>
-        <w:t>complex, non-linear pollutant interactions and are more resilient to missing or noisy data</w:t>
-      </w:r>
-      <w:r>
-        <w:t>.</w:t>
+          <w:sz w:val="18"/>
+          <w:szCs w:val="18"/>
+        </w:rPr>
+        <w:t xml:space="preserve"> (XGB), had previously been shown to perform greatly with multivariate environmental data. For example, machine learning algorithms can learn complex, non-linear interactions amongst pollutants and tend to be less sensitive to missing data and noisy data.</w:t>
       </w:r>
     </w:p>
     <w:p>
@@ -559,137 +1811,132 @@
         </w:rPr>
       </w:pPr>
       <w:r>
-        <w:br/>
+        <w:rPr>
+          <w:sz w:val="18"/>
+          <w:szCs w:val="18"/>
+        </w:rPr>
         <w:t xml:space="preserve">      </w:t>
-      </w:r>
-      <w:r>
-        <w:rPr>
-          <w:sz w:val="18"/>
-          <w:szCs w:val="18"/>
-        </w:rPr>
-        <w:t xml:space="preserve">Previous studies have shown that gradient boosting algorithms like </w:t>
-      </w:r>
-      <w:proofErr w:type="spellStart"/>
-      <w:r>
-        <w:rPr>
-          <w:sz w:val="18"/>
-          <w:szCs w:val="18"/>
-        </w:rPr>
-        <w:t>XGBoost</w:t>
-      </w:r>
-      <w:proofErr w:type="spellEnd"/>
-      <w:r>
-        <w:rPr>
-          <w:sz w:val="18"/>
-          <w:szCs w:val="18"/>
-        </w:rPr>
-        <w:t xml:space="preserve"> can achieve high predictive accuracy in air quality prediction tasks due to their ability to iteratively minimize residual errors. Similarly, Random Forest models perform well when the dataset includes diverse pollutant types and varying climatic conditions.</w:t>
-      </w:r>
-      <w:r>
-        <w:rPr>
-          <w:sz w:val="18"/>
-          <w:szCs w:val="18"/>
-        </w:rPr>
-        <w:br/>
-      </w:r>
-      <w:r>
-        <w:rPr>
-          <w:sz w:val="18"/>
-          <w:szCs w:val="18"/>
-        </w:rPr>
-        <w:br/>
-        <w:t xml:space="preserve">      </w:t>
-      </w:r>
-      <w:r>
-        <w:rPr>
-          <w:sz w:val="18"/>
-          <w:szCs w:val="18"/>
-        </w:rPr>
-        <w:t xml:space="preserve">This project builds upon such findings by applying these models to the Indian air quality dataset and comparing performance across two scenarios — one including the pollutant </w:t>
-      </w:r>
-      <w:r>
-        <w:rPr>
-          <w:rStyle w:val="Strong"/>
-          <w:sz w:val="18"/>
-          <w:szCs w:val="18"/>
-        </w:rPr>
-        <w:t>Xylene</w:t>
-      </w:r>
-      <w:r>
-        <w:rPr>
-          <w:sz w:val="18"/>
-          <w:szCs w:val="18"/>
-        </w:rPr>
-        <w:t xml:space="preserve"> and another excluding it — to analyze its impact on prediction accuracy.</w:t>
       </w:r>
     </w:p>
     <w:p>
       <w:pPr>
-        <w:pStyle w:val="Heading1"/>
-        <w:rPr>
-          <w:b/>
-        </w:rPr>
-      </w:pPr>
-      <w:r>
-        <w:rPr>
-          <w:b/>
-        </w:rPr>
-        <w:t>Propo</w:t>
-      </w:r>
-      <w:r>
-        <w:rPr>
-          <w:b/>
-        </w:rPr>
-        <w:t>sed methodology</w:t>
+        <w:jc w:val="both"/>
+        <w:rPr>
+          <w:sz w:val="18"/>
+          <w:szCs w:val="18"/>
+        </w:rPr>
+      </w:pPr>
+      <w:r>
+        <w:rPr>
+          <w:sz w:val="18"/>
+          <w:szCs w:val="18"/>
+        </w:rPr>
+        <w:t xml:space="preserve">      Past studies have documented that gradient boosting algorithms like </w:t>
+      </w:r>
+      <w:proofErr w:type="spellStart"/>
+      <w:r>
+        <w:rPr>
+          <w:sz w:val="18"/>
+          <w:szCs w:val="18"/>
+        </w:rPr>
+        <w:t>XGBoost</w:t>
+      </w:r>
+      <w:proofErr w:type="spellEnd"/>
+      <w:r>
+        <w:rPr>
+          <w:sz w:val="18"/>
+          <w:szCs w:val="18"/>
+        </w:rPr>
+        <w:t xml:space="preserve"> have high predictive accuracy for air quality prediction tasks, which stems from the properties of these models to iteratively minimize residual errors. Random Forest models also performed well when the dataset contained multiple pollutant types and wide-ranging climate conditions.</w:t>
       </w:r>
     </w:p>
     <w:p>
       <w:pPr>
-        <w:pStyle w:val="BodyText"/>
-        <w:rPr>
-          <w:sz w:val="18"/>
-          <w:szCs w:val="18"/>
-        </w:rPr>
-      </w:pPr>
-      <w:r>
-        <w:rPr>
-          <w:sz w:val="18"/>
-          <w:szCs w:val="18"/>
-        </w:rPr>
-        <w:t xml:space="preserve">The proposed system aims to predict the Air Quality Index (AQI) based on pollutant concentration data collected from various monitoring stations across India. The methodology involves four major stages: </w:t>
-      </w:r>
-      <w:r>
-        <w:rPr>
-          <w:rStyle w:val="Strong"/>
-          <w:sz w:val="18"/>
-          <w:szCs w:val="18"/>
-        </w:rPr>
-        <w:t xml:space="preserve">data </w:t>
-      </w:r>
-      <w:proofErr w:type="spellStart"/>
-      <w:r>
-        <w:rPr>
-          <w:rStyle w:val="Strong"/>
-          <w:sz w:val="18"/>
-          <w:szCs w:val="18"/>
-        </w:rPr>
-        <w:t>preprocessing</w:t>
-      </w:r>
-      <w:proofErr w:type="spellEnd"/>
-      <w:r>
-        <w:rPr>
-          <w:rStyle w:val="Strong"/>
-          <w:sz w:val="18"/>
-          <w:szCs w:val="18"/>
-        </w:rPr>
-        <w:t>, feature engineering, model training, and model deployment</w:t>
-      </w:r>
-      <w:r>
-        <w:rPr>
-          <w:sz w:val="18"/>
-          <w:szCs w:val="18"/>
-        </w:rPr>
-        <w:t>.</w:t>
+        <w:jc w:val="both"/>
+        <w:rPr>
+          <w:sz w:val="18"/>
+          <w:szCs w:val="18"/>
+        </w:rPr>
+      </w:pPr>
+      <w:r>
+        <w:rPr>
+          <w:sz w:val="18"/>
+          <w:szCs w:val="18"/>
+        </w:rPr>
+        <w:t xml:space="preserve">      </w:t>
+      </w:r>
+    </w:p>
+    <w:p>
+      <w:pPr>
+        <w:jc w:val="both"/>
+        <w:rPr>
+          <w:sz w:val="18"/>
+          <w:szCs w:val="18"/>
+        </w:rPr>
+      </w:pPr>
+      <w:r>
+        <w:rPr>
+          <w:sz w:val="18"/>
+          <w:szCs w:val="18"/>
+        </w:rPr>
+        <w:t xml:space="preserve">      This project draws upon such findings to determine how these models would work on an Indian air quality dataset, and comparisons are made across pollutant Xylene as both being present, or absent, in determining its impact on prediction accuracy.</w:t>
+      </w:r>
+    </w:p>
+    <w:p>
+      <w:pPr>
+        <w:pStyle w:val="Heading1"/>
+        <w:rPr>
+          <w:b/>
+        </w:rPr>
+      </w:pPr>
+      <w:r>
+        <w:rPr>
+          <w:b/>
+        </w:rPr>
+        <w:t>Propo</w:t>
+      </w:r>
+      <w:r>
+        <w:rPr>
+          <w:b/>
+        </w:rPr>
+        <w:t>sed methodology</w:t>
+      </w:r>
+    </w:p>
+    <w:p>
+      <w:pPr>
+        <w:jc w:val="both"/>
+        <w:rPr>
+          <w:sz w:val="18"/>
+          <w:szCs w:val="18"/>
+        </w:rPr>
+      </w:pPr>
+      <w:r>
+        <w:rPr>
+          <w:sz w:val="18"/>
+          <w:szCs w:val="18"/>
+        </w:rPr>
+        <w:t xml:space="preserve">      </w:t>
+      </w:r>
+      <w:r>
+        <w:rPr>
+          <w:sz w:val="18"/>
+          <w:szCs w:val="18"/>
+        </w:rPr>
+        <w:t>The suggested system seeks to predict the Air Quality Index (AQI) as per concentrations of air pollutants extracted from various monitoring stations located throughout I</w:t>
+      </w:r>
+      <w:r>
+        <w:rPr>
+          <w:sz w:val="18"/>
+          <w:szCs w:val="18"/>
+        </w:rPr>
+        <w:t xml:space="preserve">ndia. It proposes a methodology comprising </w:t>
+      </w:r>
+      <w:r>
+        <w:rPr>
+          <w:sz w:val="18"/>
+          <w:szCs w:val="18"/>
+        </w:rPr>
+        <w:t>of four major stages: (1) data preprocessing; (2) feature engineering; (3) model training; and (4) model deployment.</w:t>
       </w:r>
     </w:p>
     <w:p>
@@ -848,46 +2095,258 @@
       <w:pPr>
         <w:pStyle w:val="BodyText"/>
         <w:rPr>
-          <w:sz w:val="18"/>
-          <w:szCs w:val="18"/>
-        </w:rPr>
-      </w:pPr>
-      <w:r>
-        <w:rPr>
-          <w:sz w:val="18"/>
-          <w:szCs w:val="18"/>
-        </w:rPr>
-        <w:t xml:space="preserve">Irrelevant or redundant columns such as </w:t>
-      </w:r>
-      <w:r>
-        <w:rPr>
-          <w:rStyle w:val="Emphasis"/>
-          <w:sz w:val="18"/>
-          <w:szCs w:val="18"/>
-        </w:rPr>
-        <w:t>station name, city, and date</w:t>
-      </w:r>
-      <w:r>
-        <w:rPr>
-          <w:sz w:val="18"/>
-          <w:szCs w:val="18"/>
-        </w:rPr>
-        <w:t xml:space="preserve"> were removed to reduce noise. Missing values in numeric features were imputed using the </w:t>
-      </w:r>
-      <w:r>
-        <w:rPr>
-          <w:rStyle w:val="Strong"/>
-          <w:sz w:val="18"/>
-          <w:szCs w:val="18"/>
-        </w:rPr>
-        <w:t>median strategy</w:t>
-      </w:r>
-      <w:r>
-        <w:rPr>
-          <w:sz w:val="18"/>
-          <w:szCs w:val="18"/>
-        </w:rPr>
-        <w:t xml:space="preserve"> to prevent bias introduced by extreme outliers. Columns with more than 70% missing data were dropped.</w:t>
+          <w:rStyle w:val="diff-highlight"/>
+          <w:sz w:val="18"/>
+          <w:szCs w:val="18"/>
+          <w:shd w:val="clear" w:color="auto" w:fill="FFFFFF"/>
+        </w:rPr>
+      </w:pPr>
+      <w:r>
+        <w:rPr>
+          <w:rStyle w:val="diff-highlight"/>
+          <w:sz w:val="18"/>
+          <w:szCs w:val="18"/>
+          <w:shd w:val="clear" w:color="auto" w:fill="FFFFFF"/>
+        </w:rPr>
+        <w:t>Columns that were irrelevant</w:t>
+      </w:r>
+      <w:r>
+        <w:rPr>
+          <w:sz w:val="18"/>
+          <w:szCs w:val="18"/>
+          <w:shd w:val="clear" w:color="auto" w:fill="FFFFFF"/>
+        </w:rPr>
+        <w:t xml:space="preserve"> or redundant</w:t>
+      </w:r>
+      <w:r>
+        <w:rPr>
+          <w:rStyle w:val="diff-highlight"/>
+          <w:sz w:val="18"/>
+          <w:szCs w:val="18"/>
+          <w:shd w:val="clear" w:color="auto" w:fill="FFFFFF"/>
+        </w:rPr>
+        <w:t>,</w:t>
+      </w:r>
+      <w:r>
+        <w:rPr>
+          <w:sz w:val="18"/>
+          <w:szCs w:val="18"/>
+          <w:shd w:val="clear" w:color="auto" w:fill="FFFFFF"/>
+        </w:rPr>
+        <w:t xml:space="preserve"> such as station name, city, and date</w:t>
+      </w:r>
+      <w:r>
+        <w:rPr>
+          <w:rStyle w:val="diff-highlight"/>
+          <w:sz w:val="18"/>
+          <w:szCs w:val="18"/>
+          <w:shd w:val="clear" w:color="auto" w:fill="FFFFFF"/>
+        </w:rPr>
+        <w:t>,</w:t>
+      </w:r>
+      <w:r>
+        <w:rPr>
+          <w:sz w:val="18"/>
+          <w:szCs w:val="18"/>
+          <w:shd w:val="clear" w:color="auto" w:fill="FFFFFF"/>
+        </w:rPr>
+        <w:t xml:space="preserve"> were removed to </w:t>
+      </w:r>
+      <w:r>
+        <w:rPr>
+          <w:rStyle w:val="diff-highlight"/>
+          <w:sz w:val="18"/>
+          <w:szCs w:val="18"/>
+          <w:shd w:val="clear" w:color="auto" w:fill="FFFFFF"/>
+        </w:rPr>
+        <w:t>limit</w:t>
+      </w:r>
+      <w:r>
+        <w:rPr>
+          <w:sz w:val="18"/>
+          <w:szCs w:val="18"/>
+          <w:shd w:val="clear" w:color="auto" w:fill="FFFFFF"/>
+        </w:rPr>
+        <w:t xml:space="preserve"> noise. </w:t>
+      </w:r>
+      <w:r>
+        <w:rPr>
+          <w:rStyle w:val="diff-highlight"/>
+          <w:sz w:val="18"/>
+          <w:szCs w:val="18"/>
+          <w:shd w:val="clear" w:color="auto" w:fill="FFFFFF"/>
+        </w:rPr>
+        <w:t>Numeric</w:t>
+      </w:r>
+      <w:r>
+        <w:rPr>
+          <w:sz w:val="18"/>
+          <w:szCs w:val="18"/>
+          <w:shd w:val="clear" w:color="auto" w:fill="FFFFFF"/>
+        </w:rPr>
+        <w:t xml:space="preserve"> </w:t>
+      </w:r>
+      <w:r>
+        <w:rPr>
+          <w:rStyle w:val="diff-highlight"/>
+          <w:sz w:val="18"/>
+          <w:szCs w:val="18"/>
+          <w:shd w:val="clear" w:color="auto" w:fill="FFFFFF"/>
+        </w:rPr>
+        <w:t>features</w:t>
+      </w:r>
+      <w:r>
+        <w:rPr>
+          <w:sz w:val="18"/>
+          <w:szCs w:val="18"/>
+          <w:shd w:val="clear" w:color="auto" w:fill="FFFFFF"/>
+        </w:rPr>
+        <w:t xml:space="preserve"> </w:t>
+      </w:r>
+      <w:r>
+        <w:rPr>
+          <w:rStyle w:val="diff-highlight"/>
+          <w:sz w:val="18"/>
+          <w:szCs w:val="18"/>
+          <w:shd w:val="clear" w:color="auto" w:fill="FFFFFF"/>
+        </w:rPr>
+        <w:t>with</w:t>
+      </w:r>
+      <w:r>
+        <w:rPr>
+          <w:sz w:val="18"/>
+          <w:szCs w:val="18"/>
+          <w:shd w:val="clear" w:color="auto" w:fill="FFFFFF"/>
+        </w:rPr>
+        <w:t xml:space="preserve"> </w:t>
+      </w:r>
+      <w:r>
+        <w:rPr>
+          <w:rStyle w:val="diff-highlight"/>
+          <w:sz w:val="18"/>
+          <w:szCs w:val="18"/>
+          <w:shd w:val="clear" w:color="auto" w:fill="FFFFFF"/>
+        </w:rPr>
+        <w:t>missing</w:t>
+      </w:r>
+      <w:r>
+        <w:rPr>
+          <w:sz w:val="18"/>
+          <w:szCs w:val="18"/>
+          <w:shd w:val="clear" w:color="auto" w:fill="FFFFFF"/>
+        </w:rPr>
+        <w:t xml:space="preserve"> </w:t>
+      </w:r>
+      <w:r>
+        <w:rPr>
+          <w:rStyle w:val="diff-highlight"/>
+          <w:sz w:val="18"/>
+          <w:szCs w:val="18"/>
+          <w:shd w:val="clear" w:color="auto" w:fill="FFFFFF"/>
+        </w:rPr>
+        <w:t>values</w:t>
+      </w:r>
+      <w:r>
+        <w:rPr>
+          <w:sz w:val="18"/>
+          <w:szCs w:val="18"/>
+          <w:shd w:val="clear" w:color="auto" w:fill="FFFFFF"/>
+        </w:rPr>
+        <w:t xml:space="preserve"> </w:t>
+      </w:r>
+      <w:r>
+        <w:rPr>
+          <w:rStyle w:val="diff-highlight"/>
+          <w:sz w:val="18"/>
+          <w:szCs w:val="18"/>
+          <w:shd w:val="clear" w:color="auto" w:fill="FFFFFF"/>
+        </w:rPr>
+        <w:t>had values</w:t>
+      </w:r>
+      <w:r>
+        <w:rPr>
+          <w:sz w:val="18"/>
+          <w:szCs w:val="18"/>
+          <w:shd w:val="clear" w:color="auto" w:fill="FFFFFF"/>
+        </w:rPr>
+        <w:t xml:space="preserve"> imputed using the median strategy to prevent bias </w:t>
+      </w:r>
+      <w:r>
+        <w:rPr>
+          <w:rStyle w:val="diff-highlight"/>
+          <w:sz w:val="18"/>
+          <w:szCs w:val="18"/>
+          <w:shd w:val="clear" w:color="auto" w:fill="FFFFFF"/>
+        </w:rPr>
+        <w:t>that could be caused</w:t>
+      </w:r>
+      <w:r>
+        <w:rPr>
+          <w:sz w:val="18"/>
+          <w:szCs w:val="18"/>
+          <w:shd w:val="clear" w:color="auto" w:fill="FFFFFF"/>
+        </w:rPr>
+        <w:t xml:space="preserve"> by extreme outliers. </w:t>
+      </w:r>
+      <w:r>
+        <w:rPr>
+          <w:rStyle w:val="diff-highlight"/>
+          <w:sz w:val="18"/>
+          <w:szCs w:val="18"/>
+          <w:shd w:val="clear" w:color="auto" w:fill="FFFFFF"/>
+        </w:rPr>
+        <w:t>Any</w:t>
+      </w:r>
+      <w:r>
+        <w:rPr>
+          <w:sz w:val="18"/>
+          <w:szCs w:val="18"/>
+          <w:shd w:val="clear" w:color="auto" w:fill="FFFFFF"/>
+        </w:rPr>
+        <w:t xml:space="preserve"> </w:t>
+      </w:r>
+      <w:r>
+        <w:rPr>
+          <w:rStyle w:val="diff-highlight"/>
+          <w:sz w:val="18"/>
+          <w:szCs w:val="18"/>
+          <w:shd w:val="clear" w:color="auto" w:fill="FFFFFF"/>
+        </w:rPr>
+        <w:t>column that contained</w:t>
+      </w:r>
+      <w:r>
+        <w:rPr>
+          <w:sz w:val="18"/>
+          <w:szCs w:val="18"/>
+          <w:shd w:val="clear" w:color="auto" w:fill="FFFFFF"/>
+        </w:rPr>
+        <w:t xml:space="preserve"> more than 70% missing data </w:t>
+      </w:r>
+      <w:r>
+        <w:rPr>
+          <w:rStyle w:val="diff-highlight"/>
+          <w:sz w:val="18"/>
+          <w:szCs w:val="18"/>
+          <w:shd w:val="clear" w:color="auto" w:fill="FFFFFF"/>
+        </w:rPr>
+        <w:t>was</w:t>
+      </w:r>
+      <w:r>
+        <w:rPr>
+          <w:sz w:val="18"/>
+          <w:szCs w:val="18"/>
+          <w:shd w:val="clear" w:color="auto" w:fill="FFFFFF"/>
+        </w:rPr>
+        <w:t xml:space="preserve"> dropped.</w:t>
+      </w:r>
+      <w:r>
+        <w:rPr>
+          <w:rStyle w:val="diff-highlight"/>
+          <w:sz w:val="18"/>
+          <w:szCs w:val="18"/>
+          <w:shd w:val="clear" w:color="auto" w:fill="FFFFFF"/>
+        </w:rPr>
+        <w:t xml:space="preserve"> </w:t>
       </w:r>
     </w:p>
     <w:p>
@@ -900,57 +2359,78 @@
       </w:pPr>
       <w:r>
         <w:rPr>
-          <w:sz w:val="18"/>
-          <w:szCs w:val="18"/>
-        </w:rPr>
-        <w:t xml:space="preserve">Categorical attributes, if any, were encoded using </w:t>
-      </w:r>
-      <w:r>
-        <w:rPr>
-          <w:rStyle w:val="Strong"/>
-          <w:sz w:val="18"/>
-          <w:szCs w:val="18"/>
-        </w:rPr>
-        <w:t>Label Encoding</w:t>
-      </w:r>
-      <w:r>
-        <w:rPr>
-          <w:sz w:val="18"/>
-          <w:szCs w:val="18"/>
-        </w:rPr>
-        <w:t xml:space="preserve">, and the final cleaned datasets were exported as </w:t>
-      </w:r>
-      <w:r>
-        <w:rPr>
-          <w:rStyle w:val="HTMLCode"/>
-          <w:rFonts w:eastAsia="SimSun"/>
-          <w:sz w:val="18"/>
-          <w:szCs w:val="18"/>
-          <w:lang w:val="en-US"/>
-        </w:rPr>
-        <w:t xml:space="preserve">cleaned_with_xylene.csv </w:t>
-      </w:r>
-      <w:r>
-        <w:rPr>
-          <w:sz w:val="18"/>
-          <w:szCs w:val="18"/>
-        </w:rPr>
-        <w:t>and</w:t>
-      </w:r>
-      <w:r>
-        <w:rPr>
-          <w:sz w:val="18"/>
-          <w:szCs w:val="18"/>
-          <w:lang w:val="en-US"/>
-        </w:rPr>
-        <w:t xml:space="preserve"> </w:t>
-      </w:r>
-      <w:r>
-        <w:rPr>
-          <w:rStyle w:val="HTMLCode"/>
-          <w:rFonts w:eastAsia="SimSun"/>
-          <w:sz w:val="18"/>
-          <w:szCs w:val="18"/>
+          <w:rStyle w:val="diff-highlight"/>
+          <w:sz w:val="18"/>
+          <w:szCs w:val="18"/>
+          <w:shd w:val="clear" w:color="auto" w:fill="FFFFFF"/>
+        </w:rPr>
+        <w:t>Any</w:t>
+      </w:r>
+      <w:r>
+        <w:rPr>
+          <w:sz w:val="18"/>
+          <w:szCs w:val="18"/>
+          <w:shd w:val="clear" w:color="auto" w:fill="FFFFFF"/>
+        </w:rPr>
+        <w:t xml:space="preserve"> </w:t>
+      </w:r>
+      <w:r>
+        <w:rPr>
+          <w:rStyle w:val="diff-highlight"/>
+          <w:sz w:val="18"/>
+          <w:szCs w:val="18"/>
+          <w:shd w:val="clear" w:color="auto" w:fill="FFFFFF"/>
+        </w:rPr>
+        <w:t>categorical</w:t>
+      </w:r>
+      <w:r>
+        <w:rPr>
+          <w:sz w:val="18"/>
+          <w:szCs w:val="18"/>
+          <w:shd w:val="clear" w:color="auto" w:fill="FFFFFF"/>
+        </w:rPr>
+        <w:t xml:space="preserve"> </w:t>
+      </w:r>
+      <w:r>
+        <w:rPr>
+          <w:rStyle w:val="diff-highlight"/>
+          <w:sz w:val="18"/>
+          <w:szCs w:val="18"/>
+          <w:shd w:val="clear" w:color="auto" w:fill="FFFFFF"/>
+        </w:rPr>
+        <w:t>attributes</w:t>
+      </w:r>
+      <w:r>
+        <w:rPr>
+          <w:sz w:val="18"/>
+          <w:szCs w:val="18"/>
+          <w:shd w:val="clear" w:color="auto" w:fill="FFFFFF"/>
+        </w:rPr>
+        <w:t xml:space="preserve"> were encoded using Label Encoding, and the datasets were exported as </w:t>
+      </w:r>
+      <w:r>
+        <w:rPr>
+          <w:rFonts w:ascii="Courier New" w:hAnsi="Courier New" w:cs="Courier New"/>
+          <w:sz w:val="18"/>
+          <w:szCs w:val="18"/>
+          <w:shd w:val="clear" w:color="auto" w:fill="FFFFFF"/>
+        </w:rPr>
+        <w:t>cleaned_with_xylene.csv</w:t>
+      </w:r>
+      <w:r>
+        <w:rPr>
+          <w:sz w:val="18"/>
+          <w:szCs w:val="18"/>
+          <w:shd w:val="clear" w:color="auto" w:fill="FFFFFF"/>
+        </w:rPr>
+        <w:t xml:space="preserve"> and </w:t>
+      </w:r>
+      <w:r>
+        <w:rPr>
+          <w:rFonts w:ascii="Courier New" w:hAnsi="Courier New" w:cs="Courier New"/>
+          <w:sz w:val="18"/>
+          <w:szCs w:val="18"/>
+          <w:shd w:val="clear" w:color="auto" w:fill="FFFFFF"/>
         </w:rPr>
         <w:t>cleaned_without_xylene.csv</w:t>
       </w:r>
@@ -958,23 +2438,33 @@
         <w:rPr>
           <w:sz w:val="18"/>
           <w:szCs w:val="18"/>
-        </w:rPr>
-        <w:t xml:space="preserve">. These two datasets were created to compare the effect of including or excluding the pollutant </w:t>
-      </w:r>
-      <w:r>
-        <w:rPr>
-          <w:rStyle w:val="Strong"/>
-          <w:sz w:val="18"/>
-          <w:szCs w:val="18"/>
-        </w:rPr>
-        <w:t>Xylene</w:t>
-      </w:r>
-      <w:r>
-        <w:rPr>
-          <w:sz w:val="18"/>
-          <w:szCs w:val="18"/>
-        </w:rPr>
-        <w:t xml:space="preserve"> on AQI prediction accuracy.</w:t>
+          <w:shd w:val="clear" w:color="auto" w:fill="FFFFFF"/>
+        </w:rPr>
+        <w:t xml:space="preserve">. These two datasets were created to </w:t>
+      </w:r>
+      <w:r>
+        <w:rPr>
+          <w:rStyle w:val="diff-highlight"/>
+          <w:sz w:val="18"/>
+          <w:szCs w:val="18"/>
+          <w:shd w:val="clear" w:color="auto" w:fill="FFFFFF"/>
+        </w:rPr>
+        <w:t>evaluate</w:t>
+      </w:r>
+      <w:r>
+        <w:rPr>
+          <w:sz w:val="18"/>
+          <w:szCs w:val="18"/>
+          <w:shd w:val="clear" w:color="auto" w:fill="FFFFFF"/>
+        </w:rPr>
+        <w:t xml:space="preserve"> the effect of including</w:t>
+      </w:r>
+      <w:r>
+        <w:rPr>
+          <w:sz w:val="18"/>
+          <w:szCs w:val="18"/>
+        </w:rPr>
+        <w:t xml:space="preserve"> </w:t>
       </w:r>
     </w:p>
     <w:p>
@@ -987,22 +2477,33 @@
     </w:p>
     <w:p>
       <w:pPr>
-        <w:pStyle w:val="BodyText"/>
-        <w:rPr>
-          <w:sz w:val="18"/>
-          <w:szCs w:val="18"/>
-        </w:rPr>
-      </w:pPr>
-      <w:r>
-        <w:rPr>
-          <w:sz w:val="18"/>
-          <w:szCs w:val="18"/>
-        </w:rPr>
-        <w:t xml:space="preserve">Although multiple datasets were available in the Air Quality Data in India repository, including </w:t>
-      </w:r>
-      <w:r>
-        <w:rPr>
-          <w:rStyle w:val="Emphasis"/>
+        <w:jc w:val="both"/>
+        <w:rPr>
+          <w:sz w:val="18"/>
+          <w:szCs w:val="18"/>
+        </w:rPr>
+      </w:pPr>
+      <w:r>
+        <w:t xml:space="preserve">     </w:t>
+      </w:r>
+      <w:r>
+        <w:rPr>
+          <w:sz w:val="18"/>
+          <w:szCs w:val="18"/>
+        </w:rPr>
+        <w:t>Although there were multiple datasets in the Air Quality</w:t>
+      </w:r>
+      <w:r>
+        <w:rPr>
+          <w:sz w:val="18"/>
+          <w:szCs w:val="18"/>
+        </w:rPr>
+        <w:t xml:space="preserve"> Data in India repository, like </w:t>
+      </w:r>
+      <w:r>
+        <w:rPr>
+          <w:i/>
+          <w:iCs/>
           <w:sz w:val="18"/>
           <w:szCs w:val="18"/>
         </w:rPr>
@@ -1017,22 +2518,24 @@
       </w:r>
       <w:r>
         <w:rPr>
-          <w:rStyle w:val="Emphasis"/>
-          <w:sz w:val="18"/>
-          <w:szCs w:val="18"/>
-        </w:rPr>
-        <w:t>city_hour.csv</w:t>
-      </w:r>
-      <w:r>
-        <w:rPr>
-          <w:sz w:val="18"/>
-          <w:szCs w:val="18"/>
-        </w:rPr>
-        <w:t xml:space="preserve">, and </w:t>
-      </w:r>
-      <w:r>
-        <w:rPr>
-          <w:rStyle w:val="Emphasis"/>
+          <w:i/>
+          <w:iCs/>
+          <w:sz w:val="18"/>
+          <w:szCs w:val="18"/>
+        </w:rPr>
+        <w:t>city_hour.csv,</w:t>
+      </w:r>
+      <w:r>
+        <w:rPr>
+          <w:sz w:val="18"/>
+          <w:szCs w:val="18"/>
+        </w:rPr>
+        <w:t xml:space="preserve"> and </w:t>
+      </w:r>
+      <w:r>
+        <w:rPr>
+          <w:i/>
+          <w:iCs/>
           <w:sz w:val="18"/>
           <w:szCs w:val="18"/>
         </w:rPr>
@@ -1043,27 +2546,11 @@
           <w:sz w:val="18"/>
           <w:szCs w:val="18"/>
         </w:rPr>
-        <w:t xml:space="preserve">, this project primarily utilized </w:t>
-      </w:r>
-      <w:r>
-        <w:rPr>
-          <w:rStyle w:val="Emphasis"/>
-          <w:sz w:val="18"/>
-          <w:szCs w:val="18"/>
-        </w:rPr>
-        <w:t>station_day.csv</w:t>
-      </w:r>
-      <w:r>
-        <w:rPr>
-          <w:sz w:val="18"/>
-          <w:szCs w:val="18"/>
-        </w:rPr>
-        <w:t xml:space="preserve"> (≈108,000 records). The </w:t>
+        <w:t xml:space="preserve">, this project used station_day.csv (≈108,000 observations) as the primary dataset. We chose the </w:t>
       </w:r>
       <w:proofErr w:type="spellStart"/>
       <w:r>
         <w:rPr>
-          <w:rStyle w:val="Emphasis"/>
           <w:sz w:val="18"/>
           <w:szCs w:val="18"/>
         </w:rPr>
@@ -1075,16 +2562,15 @@
           <w:sz w:val="18"/>
           <w:szCs w:val="18"/>
         </w:rPr>
-        <w:t xml:space="preserve"> dataset was selected because it contains cleaner, daily-aggregated measurements with significantly fewer missing values. In contrast, the </w:t>
+        <w:t xml:space="preserve"> dataset since it included cleaner, daily-aggregated measurements with far fewer </w:t>
       </w:r>
       <w:proofErr w:type="spellStart"/>
       <w:r>
         <w:rPr>
-          <w:rStyle w:val="Emphasis"/>
-          <w:sz w:val="18"/>
-          <w:szCs w:val="18"/>
-        </w:rPr>
-        <w:t>city_hour</w:t>
+          <w:sz w:val="18"/>
+          <w:szCs w:val="18"/>
+        </w:rPr>
+        <w:t>missingness</w:t>
       </w:r>
       <w:proofErr w:type="spellEnd"/>
       <w:r>
@@ -1092,16 +2578,15 @@
           <w:sz w:val="18"/>
           <w:szCs w:val="18"/>
         </w:rPr>
-        <w:t xml:space="preserve"> and </w:t>
+        <w:t xml:space="preserve"> values. The other datasets had considerable </w:t>
       </w:r>
       <w:proofErr w:type="spellStart"/>
       <w:r>
         <w:rPr>
-          <w:rStyle w:val="Emphasis"/>
-          <w:sz w:val="18"/>
-          <w:szCs w:val="18"/>
-        </w:rPr>
-        <w:t>station_hour</w:t>
+          <w:sz w:val="18"/>
+          <w:szCs w:val="18"/>
+        </w:rPr>
+        <w:t>missingness</w:t>
       </w:r>
       <w:proofErr w:type="spellEnd"/>
       <w:r>
@@ -1109,7 +2594,7 @@
           <w:sz w:val="18"/>
           <w:szCs w:val="18"/>
         </w:rPr>
-        <w:t xml:space="preserve"> datasets exhibited extensive </w:t>
+        <w:t xml:space="preserve"> (40-65% for several pollutants like PM10, NH3, and Xylene), temporal redundancy, and individual reliance on less meaningful through-the-day variables (the induced noise in the data had the potential to lead to overfitting). Sticking with a dataset with heavy imputed </w:t>
       </w:r>
       <w:proofErr w:type="spellStart"/>
       <w:r>
@@ -1125,12 +2610,13 @@
           <w:sz w:val="18"/>
           <w:szCs w:val="18"/>
         </w:rPr>
-        <w:t xml:space="preserve"> (40–65% for several pollutants such as PM10, NH3, and Xylene) and temporal redundancy. Using heavily imputed or hourly data could have led to noise and overfitting, reducing model reliability. Therefore, focusing on the </w:t>
+        <w:t xml:space="preserve"> or with hourly data representation could affect model reliability. Therefore, </w:t>
       </w:r>
       <w:proofErr w:type="spellStart"/>
       <w:r>
         <w:rPr>
-          <w:rStyle w:val="Emphasis"/>
+          <w:i/>
+          <w:iCs/>
           <w:sz w:val="18"/>
           <w:szCs w:val="18"/>
         </w:rPr>
@@ -1142,7 +2628,7 @@
           <w:sz w:val="18"/>
           <w:szCs w:val="18"/>
         </w:rPr>
-        <w:t xml:space="preserve"> dataset ensured a consistent, high-quality foundation for AQI prediction while maintaining strong model performance (R² ≈ 0.91, RMSE ≈ 32).</w:t>
+        <w:t xml:space="preserve"> data as the principal source ensured consistent and high-quality data for AQI predictions with a strong model performance (R² ≈ 0.91, RMSE ≈ 32).</w:t>
       </w:r>
     </w:p>
     <w:p>
@@ -1169,104 +2655,15 @@
           <w:sz w:val="18"/>
           <w:szCs w:val="18"/>
         </w:rPr>
-        <w:t>The primary features considered includ</w:t>
-      </w:r>
-      <w:r>
-        <w:rPr>
-          <w:sz w:val="18"/>
-          <w:szCs w:val="18"/>
-        </w:rPr>
-        <w:t xml:space="preserve">e pollutant concentrations such </w:t>
-      </w:r>
-      <w:r>
-        <w:rPr>
-          <w:sz w:val="18"/>
-          <w:szCs w:val="18"/>
-        </w:rPr>
-        <w:t>as</w:t>
-      </w:r>
-      <w:r>
-        <w:rPr>
-          <w:sz w:val="18"/>
-          <w:szCs w:val="18"/>
-        </w:rPr>
-        <w:t xml:space="preserve"> </w:t>
-      </w:r>
-      <w:r>
-        <w:rPr>
-          <w:rFonts w:eastAsia="Times New Roman"/>
-          <w:i/>
-          <w:iCs/>
-          <w:sz w:val="18"/>
-          <w:szCs w:val="18"/>
-          <w:lang w:val="en-IN" w:eastAsia="en-IN" w:bidi="te-IN"/>
-        </w:rPr>
-        <w:t>PM2.5, PM10, NO, NO₂, NOx, SO₂, CO, O₃, NH₃, Benzene, Toluene,</w:t>
-      </w:r>
-      <w:r>
-        <w:rPr>
-          <w:rFonts w:eastAsia="Times New Roman"/>
-          <w:sz w:val="18"/>
-          <w:szCs w:val="18"/>
-          <w:lang w:val="en-IN" w:eastAsia="en-IN" w:bidi="te-IN"/>
-        </w:rPr>
-        <w:t xml:space="preserve"> and </w:t>
-      </w:r>
-      <w:r>
-        <w:rPr>
-          <w:rFonts w:eastAsia="Times New Roman"/>
-          <w:sz w:val="18"/>
-          <w:szCs w:val="18"/>
-          <w:lang w:val="en-IN" w:eastAsia="en-IN" w:bidi="te-IN"/>
-        </w:rPr>
-        <w:t xml:space="preserve">optionally </w:t>
-      </w:r>
-      <w:r>
-        <w:rPr>
-          <w:rFonts w:eastAsia="Times New Roman"/>
-          <w:i/>
-          <w:iCs/>
-          <w:sz w:val="18"/>
-          <w:szCs w:val="18"/>
-          <w:lang w:val="en-IN" w:eastAsia="en-IN" w:bidi="te-IN"/>
-        </w:rPr>
-        <w:t>Xylene</w:t>
-      </w:r>
-      <w:r>
-        <w:rPr>
-          <w:sz w:val="18"/>
-          <w:szCs w:val="18"/>
-        </w:rPr>
-        <w:t>.</w:t>
-      </w:r>
-      <w:r>
-        <w:rPr>
-          <w:sz w:val="18"/>
-          <w:szCs w:val="18"/>
-        </w:rPr>
-        <w:t xml:space="preserve"> </w:t>
-      </w:r>
-      <w:r>
-        <w:rPr>
-          <w:sz w:val="18"/>
-          <w:szCs w:val="18"/>
-        </w:rPr>
-        <w:t xml:space="preserve">The target variable is </w:t>
-      </w:r>
-      <w:r>
-        <w:rPr>
-          <w:rStyle w:val="Strong"/>
-          <w:sz w:val="18"/>
-          <w:szCs w:val="18"/>
-        </w:rPr>
-        <w:t>AQI</w:t>
-      </w:r>
-      <w:r>
-        <w:rPr>
-          <w:sz w:val="18"/>
-          <w:szCs w:val="18"/>
-        </w:rPr>
-        <w:t>, which represents the overall air pollution level for a given day and station. Outlier AQI values were clipped to a realistic range of 0–500 to maintain model stability and improve performance metrics.</w:t>
+        <w:t xml:space="preserve">The major features taken into account are pollutant concentrations, including PM2.5, PM10, NO, NO₂, NOx, SO₂, CO, </w:t>
+      </w:r>
+      <w:r>
+        <w:rPr>
+          <w:sz w:val="18"/>
+          <w:szCs w:val="18"/>
+        </w:rPr>
+        <w:lastRenderedPageBreak/>
+        <w:t>O₃, NH₃, and optionally Xylene, and Benzene and Toluene.  The response variable is AQI, which represents total air pollution the day and station observations were made.  The AQI response variable in outlier states were clipped to the reasonable range of 0-500 to stabilize the model while enhancing performance statistics.</w:t>
       </w:r>
     </w:p>
     <w:p>
@@ -1274,7 +2671,6 @@
         <w:pStyle w:val="Heading2"/>
       </w:pPr>
       <w:r>
-        <w:lastRenderedPageBreak/>
         <w:t>Model Training</w:t>
       </w:r>
     </w:p>
@@ -1644,25 +3040,34 @@
         <w:rPr>
           <w:sz w:val="18"/>
           <w:szCs w:val="18"/>
-        </w:rPr>
-        <w:t xml:space="preserve">The trained models were exported in </w:t>
-      </w:r>
-      <w:r>
-        <w:rPr>
-          <w:rStyle w:val="HTMLCode"/>
-          <w:rFonts w:eastAsia="SimSun"/>
-          <w:sz w:val="18"/>
-          <w:szCs w:val="18"/>
-        </w:rPr>
-        <w:t>.</w:t>
+          <w:shd w:val="clear" w:color="auto" w:fill="FFFFFF"/>
+        </w:rPr>
+        <w:t xml:space="preserve">The trained models were exported </w:t>
+      </w:r>
+      <w:r>
+        <w:rPr>
+          <w:rStyle w:val="diff-highlight"/>
+          <w:sz w:val="18"/>
+          <w:szCs w:val="18"/>
+          <w:shd w:val="clear" w:color="auto" w:fill="FFFFFF"/>
+        </w:rPr>
+        <w:t>as</w:t>
+      </w:r>
+      <w:r>
+        <w:rPr>
+          <w:sz w:val="18"/>
+          <w:szCs w:val="18"/>
+          <w:shd w:val="clear" w:color="auto" w:fill="FFFFFF"/>
+        </w:rPr>
+        <w:t xml:space="preserve"> .</w:t>
       </w:r>
       <w:proofErr w:type="spellStart"/>
       <w:r>
         <w:rPr>
-          <w:rStyle w:val="HTMLCode"/>
-          <w:rFonts w:eastAsia="SimSun"/>
-          <w:sz w:val="18"/>
-          <w:szCs w:val="18"/>
+          <w:rFonts w:ascii="Courier New" w:hAnsi="Courier New" w:cs="Courier New"/>
+          <w:sz w:val="18"/>
+          <w:szCs w:val="18"/>
+          <w:shd w:val="clear" w:color="auto" w:fill="FFFFFF"/>
         </w:rPr>
         <w:t>json</w:t>
       </w:r>
@@ -1671,49 +3076,157 @@
         <w:rPr>
           <w:sz w:val="18"/>
           <w:szCs w:val="18"/>
-        </w:rPr>
-        <w:t xml:space="preserve"> format and deployed through a </w:t>
+          <w:shd w:val="clear" w:color="auto" w:fill="FFFFFF"/>
+        </w:rPr>
+        <w:t xml:space="preserve"> </w:t>
+      </w:r>
+      <w:r>
+        <w:rPr>
+          <w:rStyle w:val="diff-highlight"/>
+          <w:sz w:val="18"/>
+          <w:szCs w:val="18"/>
+          <w:shd w:val="clear" w:color="auto" w:fill="FFFFFF"/>
+        </w:rPr>
+        <w:t>files,</w:t>
+      </w:r>
+      <w:r>
+        <w:rPr>
+          <w:sz w:val="18"/>
+          <w:szCs w:val="18"/>
+          <w:shd w:val="clear" w:color="auto" w:fill="FFFFFF"/>
+        </w:rPr>
+        <w:t xml:space="preserve"> and deployed </w:t>
+      </w:r>
+      <w:r>
+        <w:rPr>
+          <w:rStyle w:val="diff-highlight"/>
+          <w:sz w:val="18"/>
+          <w:szCs w:val="18"/>
+          <w:shd w:val="clear" w:color="auto" w:fill="FFFFFF"/>
+        </w:rPr>
+        <w:t>as</w:t>
+      </w:r>
+      <w:r>
+        <w:rPr>
+          <w:sz w:val="18"/>
+          <w:szCs w:val="18"/>
+          <w:shd w:val="clear" w:color="auto" w:fill="FFFFFF"/>
+        </w:rPr>
+        <w:t xml:space="preserve"> a</w:t>
+      </w:r>
+      <w:r>
+        <w:rPr>
+          <w:rStyle w:val="diff-highlight"/>
+          <w:sz w:val="18"/>
+          <w:szCs w:val="18"/>
+          <w:shd w:val="clear" w:color="auto" w:fill="FFFFFF"/>
+        </w:rPr>
+        <w:t xml:space="preserve"> web application built on</w:t>
+      </w:r>
+      <w:r>
+        <w:rPr>
+          <w:sz w:val="18"/>
+          <w:szCs w:val="18"/>
+          <w:shd w:val="clear" w:color="auto" w:fill="FFFFFF"/>
+        </w:rPr>
+        <w:t xml:space="preserve"> </w:t>
       </w:r>
       <w:proofErr w:type="spellStart"/>
       <w:r>
         <w:rPr>
-          <w:rStyle w:val="Strong"/>
-          <w:sz w:val="18"/>
-          <w:szCs w:val="18"/>
+          <w:b/>
+          <w:bCs/>
+          <w:sz w:val="18"/>
+          <w:szCs w:val="18"/>
+          <w:shd w:val="clear" w:color="auto" w:fill="FFFFFF"/>
         </w:rPr>
         <w:t>Streamlit</w:t>
       </w:r>
       <w:proofErr w:type="spellEnd"/>
       <w:r>
         <w:rPr>
-          <w:rStyle w:val="Strong"/>
-          <w:sz w:val="18"/>
-          <w:szCs w:val="18"/>
-        </w:rPr>
-        <w:t>-based web application</w:t>
-      </w:r>
-      <w:r>
-        <w:rPr>
-          <w:sz w:val="18"/>
-          <w:szCs w:val="18"/>
-        </w:rPr>
-        <w:t xml:space="preserve">. Users can manually input pollutant concentration values through the web interface or upload a </w:t>
-      </w:r>
-      <w:r>
-        <w:rPr>
-          <w:rStyle w:val="HTMLCode"/>
-          <w:rFonts w:eastAsia="SimSun"/>
-          <w:sz w:val="18"/>
-          <w:szCs w:val="18"/>
-        </w:rPr>
-        <w:t>.csv</w:t>
-      </w:r>
-      <w:r>
-        <w:rPr>
-          <w:sz w:val="18"/>
-          <w:szCs w:val="18"/>
-        </w:rPr>
-        <w:t xml:space="preserve"> file for batch predictions.</w:t>
+          <w:rStyle w:val="diff-highlight"/>
+          <w:sz w:val="18"/>
+          <w:szCs w:val="18"/>
+          <w:shd w:val="clear" w:color="auto" w:fill="FFFFFF"/>
+        </w:rPr>
+        <w:t>. The</w:t>
+      </w:r>
+      <w:r>
+        <w:rPr>
+          <w:sz w:val="18"/>
+          <w:szCs w:val="18"/>
+          <w:shd w:val="clear" w:color="auto" w:fill="FFFFFF"/>
+        </w:rPr>
+        <w:t xml:space="preserve"> web application </w:t>
+      </w:r>
+      <w:r>
+        <w:rPr>
+          <w:rStyle w:val="diff-highlight"/>
+          <w:sz w:val="18"/>
+          <w:szCs w:val="18"/>
+          <w:shd w:val="clear" w:color="auto" w:fill="FFFFFF"/>
+        </w:rPr>
+        <w:t>allows</w:t>
+      </w:r>
+      <w:r>
+        <w:rPr>
+          <w:sz w:val="18"/>
+          <w:szCs w:val="18"/>
+          <w:shd w:val="clear" w:color="auto" w:fill="FFFFFF"/>
+        </w:rPr>
+        <w:t xml:space="preserve"> </w:t>
+      </w:r>
+      <w:r>
+        <w:rPr>
+          <w:rStyle w:val="diff-highlight"/>
+          <w:sz w:val="18"/>
+          <w:szCs w:val="18"/>
+          <w:shd w:val="clear" w:color="auto" w:fill="FFFFFF"/>
+        </w:rPr>
+        <w:t>users</w:t>
+      </w:r>
+      <w:r>
+        <w:rPr>
+          <w:sz w:val="18"/>
+          <w:szCs w:val="18"/>
+          <w:shd w:val="clear" w:color="auto" w:fill="FFFFFF"/>
+        </w:rPr>
+        <w:t xml:space="preserve"> </w:t>
+      </w:r>
+      <w:r>
+        <w:rPr>
+          <w:rStyle w:val="diff-highlight"/>
+          <w:sz w:val="18"/>
+          <w:szCs w:val="18"/>
+          <w:shd w:val="clear" w:color="auto" w:fill="FFFFFF"/>
+        </w:rPr>
+        <w:t>to</w:t>
+      </w:r>
+      <w:r>
+        <w:rPr>
+          <w:sz w:val="18"/>
+          <w:szCs w:val="18"/>
+          <w:shd w:val="clear" w:color="auto" w:fill="FFFFFF"/>
+        </w:rPr>
+        <w:t xml:space="preserve"> input pollutant concentration values </w:t>
+      </w:r>
+      <w:r>
+        <w:rPr>
+          <w:rStyle w:val="diff-highlight"/>
+          <w:sz w:val="18"/>
+          <w:szCs w:val="18"/>
+          <w:shd w:val="clear" w:color="auto" w:fill="FFFFFF"/>
+        </w:rPr>
+        <w:t>manually,</w:t>
+      </w:r>
+      <w:r>
+        <w:rPr>
+          <w:sz w:val="18"/>
+          <w:szCs w:val="18"/>
+          <w:shd w:val="clear" w:color="auto" w:fill="FFFFFF"/>
+        </w:rPr>
+        <w:t xml:space="preserve"> or upload a .csv file for batch predictions.</w:t>
       </w:r>
     </w:p>
     <w:p>
@@ -1744,14 +3257,51 @@
         <w:rPr>
           <w:sz w:val="18"/>
           <w:szCs w:val="18"/>
-        </w:rPr>
-        <w:t xml:space="preserve">The app displays the </w:t>
-      </w:r>
-      <w:r>
-        <w:rPr>
-          <w:rStyle w:val="Strong"/>
-          <w:sz w:val="18"/>
-          <w:szCs w:val="18"/>
+          <w:shd w:val="clear" w:color="auto" w:fill="FFFFFF"/>
+        </w:rPr>
+        <w:t xml:space="preserve">The </w:t>
+      </w:r>
+      <w:r>
+        <w:rPr>
+          <w:rStyle w:val="diff-highlight"/>
+          <w:sz w:val="18"/>
+          <w:szCs w:val="18"/>
+          <w:shd w:val="clear" w:color="auto" w:fill="FFFFFF"/>
+        </w:rPr>
+        <w:t>application</w:t>
+      </w:r>
+      <w:r>
+        <w:rPr>
+          <w:sz w:val="18"/>
+          <w:szCs w:val="18"/>
+          <w:shd w:val="clear" w:color="auto" w:fill="FFFFFF"/>
+        </w:rPr>
+        <w:t xml:space="preserve"> </w:t>
+      </w:r>
+      <w:r>
+        <w:rPr>
+          <w:rStyle w:val="diff-highlight"/>
+          <w:sz w:val="18"/>
+          <w:szCs w:val="18"/>
+          <w:shd w:val="clear" w:color="auto" w:fill="FFFFFF"/>
+        </w:rPr>
+        <w:t>shows</w:t>
+      </w:r>
+      <w:r>
+        <w:rPr>
+          <w:sz w:val="18"/>
+          <w:szCs w:val="18"/>
+          <w:shd w:val="clear" w:color="auto" w:fill="FFFFFF"/>
+        </w:rPr>
+        <w:t xml:space="preserve"> the </w:t>
+      </w:r>
+      <w:r>
+        <w:rPr>
+          <w:b/>
+          <w:bCs/>
+          <w:sz w:val="18"/>
+          <w:szCs w:val="18"/>
+          <w:shd w:val="clear" w:color="auto" w:fill="FFFFFF"/>
         </w:rPr>
         <w:t>predicted AQI value</w:t>
       </w:r>
@@ -1759,14 +3309,34 @@
         <w:rPr>
           <w:sz w:val="18"/>
           <w:szCs w:val="18"/>
-        </w:rPr>
-        <w:t xml:space="preserve">, its </w:t>
-      </w:r>
-      <w:r>
-        <w:rPr>
-          <w:rStyle w:val="Strong"/>
-          <w:sz w:val="18"/>
-          <w:szCs w:val="18"/>
+          <w:shd w:val="clear" w:color="auto" w:fill="FFFFFF"/>
+        </w:rPr>
+        <w:t xml:space="preserve"> </w:t>
+      </w:r>
+      <w:r>
+        <w:rPr>
+          <w:rStyle w:val="diff-highlight"/>
+          <w:sz w:val="18"/>
+          <w:szCs w:val="18"/>
+          <w:shd w:val="clear" w:color="auto" w:fill="FFFFFF"/>
+        </w:rPr>
+        <w:t>in a specified</w:t>
+      </w:r>
+      <w:r>
+        <w:rPr>
+          <w:sz w:val="18"/>
+          <w:szCs w:val="18"/>
+          <w:shd w:val="clear" w:color="auto" w:fill="FFFFFF"/>
+        </w:rPr>
+        <w:t xml:space="preserve"> </w:t>
+      </w:r>
+      <w:r>
+        <w:rPr>
+          <w:b/>
+          <w:bCs/>
+          <w:sz w:val="18"/>
+          <w:szCs w:val="18"/>
+          <w:shd w:val="clear" w:color="auto" w:fill="FFFFFF"/>
         </w:rPr>
         <w:t>category</w:t>
       </w:r>
@@ -1774,8 +3344,213 @@
         <w:rPr>
           <w:sz w:val="18"/>
           <w:szCs w:val="18"/>
-        </w:rPr>
-        <w:t xml:space="preserve"> (e.g., Good, Moderate, Poor), and provides a user-friendly interface for interactive analysis. The model predictions were also verified through random test inputs, producing AQI estimates consistent with realistic air quality levels observed in the dataset.</w:t>
+          <w:shd w:val="clear" w:color="auto" w:fill="FFFFFF"/>
+        </w:rPr>
+        <w:t xml:space="preserve"> (</w:t>
+      </w:r>
+      <w:r>
+        <w:rPr>
+          <w:rStyle w:val="diff-highlight"/>
+          <w:sz w:val="18"/>
+          <w:szCs w:val="18"/>
+          <w:shd w:val="clear" w:color="auto" w:fill="FFFFFF"/>
+        </w:rPr>
+        <w:t>i</w:t>
+      </w:r>
+      <w:r>
+        <w:rPr>
+          <w:sz w:val="18"/>
+          <w:szCs w:val="18"/>
+          <w:shd w:val="clear" w:color="auto" w:fill="FFFFFF"/>
+        </w:rPr>
+        <w:t>.</w:t>
+      </w:r>
+      <w:r>
+        <w:rPr>
+          <w:rStyle w:val="diff-highlight"/>
+          <w:sz w:val="18"/>
+          <w:szCs w:val="18"/>
+          <w:shd w:val="clear" w:color="auto" w:fill="FFFFFF"/>
+        </w:rPr>
+        <w:t>e</w:t>
+      </w:r>
+      <w:r>
+        <w:rPr>
+          <w:sz w:val="18"/>
+          <w:szCs w:val="18"/>
+          <w:shd w:val="clear" w:color="auto" w:fill="FFFFFF"/>
+        </w:rPr>
+        <w:t xml:space="preserve">., Good, Moderate, Poor), </w:t>
+      </w:r>
+      <w:r>
+        <w:rPr>
+          <w:rStyle w:val="diff-highlight"/>
+          <w:sz w:val="18"/>
+          <w:szCs w:val="18"/>
+          <w:shd w:val="clear" w:color="auto" w:fill="FFFFFF"/>
+        </w:rPr>
+        <w:t>as</w:t>
+      </w:r>
+      <w:r>
+        <w:rPr>
+          <w:sz w:val="18"/>
+          <w:szCs w:val="18"/>
+          <w:shd w:val="clear" w:color="auto" w:fill="FFFFFF"/>
+        </w:rPr>
+        <w:t xml:space="preserve"> </w:t>
+      </w:r>
+      <w:r>
+        <w:rPr>
+          <w:rStyle w:val="diff-highlight"/>
+          <w:sz w:val="18"/>
+          <w:szCs w:val="18"/>
+          <w:shd w:val="clear" w:color="auto" w:fill="FFFFFF"/>
+        </w:rPr>
+        <w:t>well as</w:t>
+      </w:r>
+      <w:r>
+        <w:rPr>
+          <w:sz w:val="18"/>
+          <w:szCs w:val="18"/>
+          <w:shd w:val="clear" w:color="auto" w:fill="FFFFFF"/>
+        </w:rPr>
+        <w:t xml:space="preserve"> a user interface</w:t>
+      </w:r>
+      <w:r>
+        <w:rPr>
+          <w:rStyle w:val="diff-highlight"/>
+          <w:sz w:val="18"/>
+          <w:szCs w:val="18"/>
+          <w:shd w:val="clear" w:color="auto" w:fill="FFFFFF"/>
+        </w:rPr>
+        <w:t xml:space="preserve"> that is easy to use</w:t>
+      </w:r>
+      <w:r>
+        <w:rPr>
+          <w:sz w:val="18"/>
+          <w:szCs w:val="18"/>
+          <w:shd w:val="clear" w:color="auto" w:fill="FFFFFF"/>
+        </w:rPr>
+        <w:t xml:space="preserve"> for interactive analysis. The model predictions were also </w:t>
+      </w:r>
+      <w:r>
+        <w:rPr>
+          <w:rStyle w:val="diff-highlight"/>
+          <w:sz w:val="18"/>
+          <w:szCs w:val="18"/>
+          <w:shd w:val="clear" w:color="auto" w:fill="FFFFFF"/>
+        </w:rPr>
+        <w:t>validated</w:t>
+      </w:r>
+      <w:r>
+        <w:rPr>
+          <w:sz w:val="18"/>
+          <w:szCs w:val="18"/>
+          <w:shd w:val="clear" w:color="auto" w:fill="FFFFFF"/>
+        </w:rPr>
+        <w:t xml:space="preserve"> </w:t>
+      </w:r>
+      <w:r>
+        <w:rPr>
+          <w:rStyle w:val="diff-highlight"/>
+          <w:sz w:val="18"/>
+          <w:szCs w:val="18"/>
+          <w:shd w:val="clear" w:color="auto" w:fill="FFFFFF"/>
+        </w:rPr>
+        <w:t>with</w:t>
+      </w:r>
+      <w:r>
+        <w:rPr>
+          <w:sz w:val="18"/>
+          <w:szCs w:val="18"/>
+          <w:shd w:val="clear" w:color="auto" w:fill="FFFFFF"/>
+        </w:rPr>
+        <w:t xml:space="preserve"> random test inputs </w:t>
+      </w:r>
+      <w:r>
+        <w:rPr>
+          <w:rStyle w:val="diff-highlight"/>
+          <w:sz w:val="18"/>
+          <w:szCs w:val="18"/>
+          <w:shd w:val="clear" w:color="auto" w:fill="FFFFFF"/>
+        </w:rPr>
+        <w:t>that provided</w:t>
+      </w:r>
+      <w:r>
+        <w:rPr>
+          <w:sz w:val="18"/>
+          <w:szCs w:val="18"/>
+          <w:shd w:val="clear" w:color="auto" w:fill="FFFFFF"/>
+        </w:rPr>
+        <w:t xml:space="preserve"> AQI estimates</w:t>
+      </w:r>
+      <w:r>
+        <w:rPr>
+          <w:rStyle w:val="diff-highlight"/>
+          <w:sz w:val="18"/>
+          <w:szCs w:val="18"/>
+          <w:shd w:val="clear" w:color="auto" w:fill="FFFFFF"/>
+        </w:rPr>
+        <w:t xml:space="preserve"> that were</w:t>
+      </w:r>
+      <w:r>
+        <w:rPr>
+          <w:sz w:val="18"/>
+          <w:szCs w:val="18"/>
+          <w:shd w:val="clear" w:color="auto" w:fill="FFFFFF"/>
+        </w:rPr>
+        <w:t xml:space="preserve"> consistent with </w:t>
+      </w:r>
+      <w:r>
+        <w:rPr>
+          <w:rStyle w:val="diff-highlight"/>
+          <w:sz w:val="18"/>
+          <w:szCs w:val="18"/>
+          <w:shd w:val="clear" w:color="auto" w:fill="FFFFFF"/>
+        </w:rPr>
+        <w:t>reasonable</w:t>
+      </w:r>
+      <w:r>
+        <w:rPr>
+          <w:sz w:val="18"/>
+          <w:szCs w:val="18"/>
+          <w:shd w:val="clear" w:color="auto" w:fill="FFFFFF"/>
+        </w:rPr>
+        <w:t xml:space="preserve"> air quality </w:t>
+      </w:r>
+      <w:r>
+        <w:rPr>
+          <w:rStyle w:val="diff-highlight"/>
+          <w:sz w:val="18"/>
+          <w:szCs w:val="18"/>
+          <w:shd w:val="clear" w:color="auto" w:fill="FFFFFF"/>
+        </w:rPr>
+        <w:t>values</w:t>
+      </w:r>
+      <w:r>
+        <w:rPr>
+          <w:sz w:val="18"/>
+          <w:szCs w:val="18"/>
+          <w:shd w:val="clear" w:color="auto" w:fill="FFFFFF"/>
+        </w:rPr>
+        <w:t xml:space="preserve"> </w:t>
+      </w:r>
+      <w:r>
+        <w:rPr>
+          <w:rStyle w:val="diff-highlight"/>
+          <w:sz w:val="18"/>
+          <w:szCs w:val="18"/>
+          <w:shd w:val="clear" w:color="auto" w:fill="FFFFFF"/>
+        </w:rPr>
+        <w:t>present</w:t>
+      </w:r>
+      <w:r>
+        <w:rPr>
+          <w:sz w:val="18"/>
+          <w:szCs w:val="18"/>
+          <w:shd w:val="clear" w:color="auto" w:fill="FFFFFF"/>
+        </w:rPr>
+        <w:t xml:space="preserve"> in the dataset.</w:t>
       </w:r>
     </w:p>
     <w:p>
@@ -2168,10 +3943,7 @@
                     <wne:txbxContent>
                       <w:p>
                         <w:r>
-                          <w:t>Model Training &amp; Tun</w:t>
-                        </w:r>
-                        <w:r>
-                          <w:t>ing</w:t>
+                          <w:t>Model Training &amp; Tuning</w:t>
                         </w:r>
                       </w:p>
                     </wne:txbxContent>
@@ -2744,30 +4516,29 @@
       </w:pPr>
       <w:r>
         <w:rPr>
-          <w:iCs/>
-          <w:spacing w:val="-1"/>
-          <w:lang w:eastAsia="x-none"/>
+          <w:sz w:val="18"/>
+          <w:szCs w:val="18"/>
         </w:rPr>
         <w:t xml:space="preserve">      </w:t>
       </w:r>
       <w:r>
         <w:rPr>
-          <w:iCs/>
-          <w:spacing w:val="-1"/>
-          <w:lang w:eastAsia="x-none"/>
-        </w:rPr>
-        <w:t xml:space="preserve"> </w:t>
-      </w:r>
-      <w:r>
-        <w:rPr>
-          <w:sz w:val="18"/>
-          <w:szCs w:val="18"/>
-        </w:rPr>
-        <w:t xml:space="preserve">After completing data preprocessing and model training, two separate predictive models were developed — one including the pollutant </w:t>
-      </w:r>
-      <w:r>
-        <w:rPr>
-          <w:rStyle w:val="Strong"/>
+          <w:sz w:val="18"/>
+          <w:szCs w:val="18"/>
+        </w:rPr>
+        <w:t xml:space="preserve"> </w:t>
+      </w:r>
+      <w:r>
+        <w:rPr>
+          <w:sz w:val="18"/>
+          <w:szCs w:val="18"/>
+        </w:rPr>
+        <w:t xml:space="preserve">Once the data preprocessing and model training phases were completed, two distinct predictive models — one that incorporated the pollutant </w:t>
+      </w:r>
+      <w:r>
+        <w:rPr>
+          <w:b/>
+          <w:bCs/>
           <w:sz w:val="18"/>
           <w:szCs w:val="18"/>
         </w:rPr>
@@ -2778,11 +4549,12 @@
           <w:sz w:val="18"/>
           <w:szCs w:val="18"/>
         </w:rPr>
-        <w:t xml:space="preserve"> and another excluding it — to evaluate its influence on the Air Quality Index (AQI) prediction accuracy. The models were trained using </w:t>
-      </w:r>
-      <w:r>
-        <w:rPr>
-          <w:rStyle w:val="Strong"/>
+        <w:t xml:space="preserve"> and another that did not — were developed to assess the impact of this pollutant on the predictive accuracy of the Air Quality Index (AQI). The models used </w:t>
+      </w:r>
+      <w:r>
+        <w:rPr>
+          <w:b/>
+          <w:bCs/>
           <w:sz w:val="18"/>
           <w:szCs w:val="18"/>
         </w:rPr>
@@ -2798,7 +4570,8 @@
       <w:proofErr w:type="spellStart"/>
       <w:r>
         <w:rPr>
-          <w:rStyle w:val="Strong"/>
+          <w:b/>
+          <w:bCs/>
           <w:sz w:val="18"/>
           <w:szCs w:val="18"/>
         </w:rPr>
@@ -2826,12 +4599,13 @@
           <w:sz w:val="18"/>
           <w:szCs w:val="18"/>
         </w:rPr>
-        <w:t xml:space="preserve">, with </w:t>
+        <w:t xml:space="preserve"> for training, with </w:t>
       </w:r>
       <w:proofErr w:type="spellStart"/>
       <w:r>
         <w:rPr>
-          <w:rStyle w:val="Strong"/>
+          <w:b/>
+          <w:bCs/>
           <w:sz w:val="18"/>
           <w:szCs w:val="18"/>
         </w:rPr>
@@ -2843,7 +4617,7 @@
           <w:sz w:val="18"/>
           <w:szCs w:val="18"/>
         </w:rPr>
-        <w:t xml:space="preserve"> showing slightly better performance in terms of overall stability and computational efficiency.</w:t>
+        <w:t xml:space="preserve"> performing somewhat better overall in both stability and efficiency during computations.</w:t>
       </w:r>
     </w:p>
     <w:p>
@@ -3299,55 +5073,356 @@
         <w:rPr>
           <w:sz w:val="18"/>
           <w:szCs w:val="18"/>
+          <w:shd w:val="clear" w:color="auto" w:fill="FFFFFF"/>
         </w:rPr>
         <w:t xml:space="preserve">The </w:t>
       </w:r>
       <w:proofErr w:type="spellStart"/>
       <w:r>
         <w:rPr>
-          <w:rStyle w:val="Strong"/>
-          <w:sz w:val="18"/>
-          <w:szCs w:val="18"/>
+          <w:b/>
+          <w:bCs/>
+          <w:sz w:val="18"/>
+          <w:szCs w:val="18"/>
+          <w:shd w:val="clear" w:color="auto" w:fill="FFFFFF"/>
         </w:rPr>
         <w:t>XGBoost</w:t>
       </w:r>
       <w:proofErr w:type="spellEnd"/>
       <w:r>
         <w:rPr>
-          <w:rStyle w:val="Strong"/>
-          <w:sz w:val="18"/>
-          <w:szCs w:val="18"/>
-        </w:rPr>
-        <w:t xml:space="preserve"> model with Xylene</w:t>
-      </w:r>
-      <w:r>
-        <w:rPr>
-          <w:sz w:val="18"/>
-          <w:szCs w:val="18"/>
-        </w:rPr>
-        <w:t xml:space="preserve"> achieved a marginally better performance, indicating that the inclusion of Xylene as a </w:t>
-      </w:r>
-      <w:r>
-        <w:rPr>
-          <w:sz w:val="18"/>
-          <w:szCs w:val="18"/>
-        </w:rPr>
-        <w:t xml:space="preserve">feature slightly enhances the predictive accuracy of the model. However, the difference between the two versions remains small, suggesting that </w:t>
-      </w:r>
-      <w:r>
-        <w:rPr>
-          <w:rStyle w:val="Strong"/>
-          <w:sz w:val="18"/>
-          <w:szCs w:val="18"/>
-        </w:rPr>
-        <w:t>other pollutants (PM2.5, PM10, NO₂, SO₂, etc.) have stronger correlations with AQI</w:t>
-      </w:r>
-      <w:r>
-        <w:rPr>
-          <w:sz w:val="18"/>
-          <w:szCs w:val="18"/>
-        </w:rPr>
-        <w:t xml:space="preserve"> compared to Xylene.</w:t>
+          <w:b/>
+          <w:bCs/>
+          <w:sz w:val="18"/>
+          <w:szCs w:val="18"/>
+          <w:shd w:val="clear" w:color="auto" w:fill="FFFFFF"/>
+        </w:rPr>
+        <w:t xml:space="preserve"> model </w:t>
+      </w:r>
+      <w:r>
+        <w:rPr>
+          <w:rStyle w:val="diff-highlight"/>
+          <w:b/>
+          <w:bCs/>
+          <w:sz w:val="18"/>
+          <w:szCs w:val="18"/>
+          <w:shd w:val="clear" w:color="auto" w:fill="FFFFFF"/>
+        </w:rPr>
+        <w:t>featuring</w:t>
+      </w:r>
+      <w:r>
+        <w:rPr>
+          <w:b/>
+          <w:bCs/>
+          <w:sz w:val="18"/>
+          <w:szCs w:val="18"/>
+          <w:shd w:val="clear" w:color="auto" w:fill="FFFFFF"/>
+        </w:rPr>
+        <w:t xml:space="preserve"> Xylene</w:t>
+      </w:r>
+      <w:r>
+        <w:rPr>
+          <w:sz w:val="18"/>
+          <w:szCs w:val="18"/>
+          <w:shd w:val="clear" w:color="auto" w:fill="FFFFFF"/>
+        </w:rPr>
+        <w:t xml:space="preserve"> </w:t>
+      </w:r>
+      <w:r>
+        <w:rPr>
+          <w:rStyle w:val="diff-highlight"/>
+          <w:sz w:val="18"/>
+          <w:szCs w:val="18"/>
+          <w:shd w:val="clear" w:color="auto" w:fill="FFFFFF"/>
+        </w:rPr>
+        <w:t>indicates</w:t>
+      </w:r>
+      <w:r>
+        <w:rPr>
+          <w:sz w:val="18"/>
+          <w:szCs w:val="18"/>
+          <w:shd w:val="clear" w:color="auto" w:fill="FFFFFF"/>
+        </w:rPr>
+        <w:t xml:space="preserve"> a marginally better performance, </w:t>
+      </w:r>
+      <w:r>
+        <w:rPr>
+          <w:rStyle w:val="diff-highlight"/>
+          <w:sz w:val="18"/>
+          <w:szCs w:val="18"/>
+          <w:shd w:val="clear" w:color="auto" w:fill="FFFFFF"/>
+        </w:rPr>
+        <w:t>demonstrating</w:t>
+      </w:r>
+      <w:r>
+        <w:rPr>
+          <w:sz w:val="18"/>
+          <w:szCs w:val="18"/>
+          <w:shd w:val="clear" w:color="auto" w:fill="FFFFFF"/>
+        </w:rPr>
+        <w:t xml:space="preserve"> that </w:t>
+      </w:r>
+      <w:r>
+        <w:rPr>
+          <w:rStyle w:val="diff-highlight"/>
+          <w:sz w:val="18"/>
+          <w:szCs w:val="18"/>
+          <w:shd w:val="clear" w:color="auto" w:fill="FFFFFF"/>
+        </w:rPr>
+        <w:t>including</w:t>
+      </w:r>
+      <w:r>
+        <w:rPr>
+          <w:sz w:val="18"/>
+          <w:szCs w:val="18"/>
+          <w:shd w:val="clear" w:color="auto" w:fill="FFFFFF"/>
+        </w:rPr>
+        <w:t xml:space="preserve"> Xylene </w:t>
+      </w:r>
+      <w:r>
+        <w:rPr>
+          <w:rStyle w:val="diff-highlight"/>
+          <w:sz w:val="18"/>
+          <w:szCs w:val="18"/>
+          <w:shd w:val="clear" w:color="auto" w:fill="FFFFFF"/>
+        </w:rPr>
+        <w:t>marginally</w:t>
+      </w:r>
+      <w:r>
+        <w:rPr>
+          <w:sz w:val="18"/>
+          <w:szCs w:val="18"/>
+          <w:shd w:val="clear" w:color="auto" w:fill="FFFFFF"/>
+        </w:rPr>
+        <w:t xml:space="preserve"> </w:t>
+      </w:r>
+      <w:r>
+        <w:rPr>
+          <w:rStyle w:val="diff-highlight"/>
+          <w:sz w:val="18"/>
+          <w:szCs w:val="18"/>
+          <w:shd w:val="clear" w:color="auto" w:fill="FFFFFF"/>
+        </w:rPr>
+        <w:t>improves</w:t>
+      </w:r>
+      <w:r>
+        <w:rPr>
+          <w:sz w:val="18"/>
+          <w:szCs w:val="18"/>
+          <w:shd w:val="clear" w:color="auto" w:fill="FFFFFF"/>
+        </w:rPr>
+        <w:t xml:space="preserve"> </w:t>
+      </w:r>
+      <w:r>
+        <w:rPr>
+          <w:rStyle w:val="diff-highlight"/>
+          <w:sz w:val="18"/>
+          <w:szCs w:val="18"/>
+          <w:shd w:val="clear" w:color="auto" w:fill="FFFFFF"/>
+        </w:rPr>
+        <w:t>model</w:t>
+      </w:r>
+      <w:r>
+        <w:rPr>
+          <w:sz w:val="18"/>
+          <w:szCs w:val="18"/>
+          <w:shd w:val="clear" w:color="auto" w:fill="FFFFFF"/>
+        </w:rPr>
+        <w:t xml:space="preserve"> </w:t>
+      </w:r>
+      <w:r>
+        <w:rPr>
+          <w:rStyle w:val="diff-highlight"/>
+          <w:sz w:val="18"/>
+          <w:szCs w:val="18"/>
+          <w:shd w:val="clear" w:color="auto" w:fill="FFFFFF"/>
+        </w:rPr>
+        <w:t>prediction</w:t>
+      </w:r>
+      <w:r>
+        <w:rPr>
+          <w:sz w:val="18"/>
+          <w:szCs w:val="18"/>
+          <w:shd w:val="clear" w:color="auto" w:fill="FFFFFF"/>
+        </w:rPr>
+        <w:t xml:space="preserve"> </w:t>
+      </w:r>
+      <w:r>
+        <w:rPr>
+          <w:rStyle w:val="diff-highlight"/>
+          <w:sz w:val="18"/>
+          <w:szCs w:val="18"/>
+          <w:shd w:val="clear" w:color="auto" w:fill="FFFFFF"/>
+        </w:rPr>
+        <w:t>performance</w:t>
+      </w:r>
+      <w:r>
+        <w:rPr>
+          <w:sz w:val="18"/>
+          <w:szCs w:val="18"/>
+          <w:shd w:val="clear" w:color="auto" w:fill="FFFFFF"/>
+        </w:rPr>
+        <w:t xml:space="preserve">. </w:t>
+      </w:r>
+      <w:r>
+        <w:rPr>
+          <w:rStyle w:val="diff-highlight"/>
+          <w:sz w:val="18"/>
+          <w:szCs w:val="18"/>
+          <w:shd w:val="clear" w:color="auto" w:fill="FFFFFF"/>
+        </w:rPr>
+        <w:t>Still</w:t>
+      </w:r>
+      <w:r>
+        <w:rPr>
+          <w:sz w:val="18"/>
+          <w:szCs w:val="18"/>
+          <w:shd w:val="clear" w:color="auto" w:fill="FFFFFF"/>
+        </w:rPr>
+        <w:t xml:space="preserve">, the difference between the two versions </w:t>
+      </w:r>
+      <w:r>
+        <w:rPr>
+          <w:rStyle w:val="diff-highlight"/>
+          <w:sz w:val="18"/>
+          <w:szCs w:val="18"/>
+          <w:shd w:val="clear" w:color="auto" w:fill="FFFFFF"/>
+        </w:rPr>
+        <w:t>is</w:t>
+      </w:r>
+      <w:r>
+        <w:rPr>
+          <w:sz w:val="18"/>
+          <w:szCs w:val="18"/>
+          <w:shd w:val="clear" w:color="auto" w:fill="FFFFFF"/>
+        </w:rPr>
+        <w:t xml:space="preserve"> </w:t>
+      </w:r>
+      <w:r>
+        <w:rPr>
+          <w:rStyle w:val="diff-highlight"/>
+          <w:sz w:val="18"/>
+          <w:szCs w:val="18"/>
+          <w:shd w:val="clear" w:color="auto" w:fill="FFFFFF"/>
+        </w:rPr>
+        <w:t>slight</w:t>
+      </w:r>
+      <w:r>
+        <w:rPr>
+          <w:sz w:val="18"/>
+          <w:szCs w:val="18"/>
+          <w:shd w:val="clear" w:color="auto" w:fill="FFFFFF"/>
+        </w:rPr>
+        <w:t xml:space="preserve">, </w:t>
+      </w:r>
+      <w:r>
+        <w:rPr>
+          <w:rStyle w:val="diff-highlight"/>
+          <w:sz w:val="18"/>
+          <w:szCs w:val="18"/>
+          <w:shd w:val="clear" w:color="auto" w:fill="FFFFFF"/>
+        </w:rPr>
+        <w:t>implying</w:t>
+      </w:r>
+      <w:r>
+        <w:rPr>
+          <w:sz w:val="18"/>
+          <w:szCs w:val="18"/>
+          <w:shd w:val="clear" w:color="auto" w:fill="FFFFFF"/>
+        </w:rPr>
+        <w:t xml:space="preserve"> that </w:t>
+      </w:r>
+      <w:r>
+        <w:rPr>
+          <w:rStyle w:val="diff-highlight"/>
+          <w:sz w:val="18"/>
+          <w:szCs w:val="18"/>
+          <w:shd w:val="clear" w:color="auto" w:fill="FFFFFF"/>
+        </w:rPr>
+        <w:t xml:space="preserve">there are </w:t>
+      </w:r>
+      <w:r>
+        <w:rPr>
+          <w:rStyle w:val="diff-highlight"/>
+          <w:b/>
+          <w:bCs/>
+          <w:sz w:val="18"/>
+          <w:szCs w:val="18"/>
+          <w:shd w:val="clear" w:color="auto" w:fill="FFFFFF"/>
+        </w:rPr>
+        <w:t>more correlated</w:t>
+      </w:r>
+      <w:r>
+        <w:rPr>
+          <w:b/>
+          <w:bCs/>
+          <w:sz w:val="18"/>
+          <w:szCs w:val="18"/>
+          <w:shd w:val="clear" w:color="auto" w:fill="FFFFFF"/>
+        </w:rPr>
+        <w:t xml:space="preserve"> pollutants</w:t>
+      </w:r>
+      <w:r>
+        <w:rPr>
+          <w:rStyle w:val="diff-highlight"/>
+          <w:b/>
+          <w:bCs/>
+          <w:sz w:val="18"/>
+          <w:szCs w:val="18"/>
+          <w:shd w:val="clear" w:color="auto" w:fill="FFFFFF"/>
+        </w:rPr>
+        <w:t xml:space="preserve"> to</w:t>
+      </w:r>
+      <w:r>
+        <w:rPr>
+          <w:rStyle w:val="diff-highlight"/>
+          <w:sz w:val="18"/>
+          <w:szCs w:val="18"/>
+          <w:shd w:val="clear" w:color="auto" w:fill="FFFFFF"/>
+        </w:rPr>
+        <w:t xml:space="preserve"> </w:t>
+      </w:r>
+      <w:r>
+        <w:rPr>
+          <w:rStyle w:val="diff-highlight"/>
+          <w:b/>
+          <w:bCs/>
+          <w:sz w:val="18"/>
+          <w:szCs w:val="18"/>
+          <w:shd w:val="clear" w:color="auto" w:fill="FFFFFF"/>
+        </w:rPr>
+        <w:t>AQI than Xylene</w:t>
+      </w:r>
+      <w:r>
+        <w:rPr>
+          <w:b/>
+          <w:bCs/>
+          <w:sz w:val="18"/>
+          <w:szCs w:val="18"/>
+          <w:shd w:val="clear" w:color="auto" w:fill="FFFFFF"/>
+        </w:rPr>
+        <w:t xml:space="preserve"> (</w:t>
+      </w:r>
+      <w:r>
+        <w:rPr>
+          <w:rStyle w:val="diff-highlight"/>
+          <w:b/>
+          <w:bCs/>
+          <w:sz w:val="18"/>
+          <w:szCs w:val="18"/>
+          <w:shd w:val="clear" w:color="auto" w:fill="FFFFFF"/>
+        </w:rPr>
+        <w:t xml:space="preserve">e.g., </w:t>
+      </w:r>
+      <w:r>
+        <w:rPr>
+          <w:b/>
+          <w:bCs/>
+          <w:sz w:val="18"/>
+          <w:szCs w:val="18"/>
+          <w:shd w:val="clear" w:color="auto" w:fill="FFFFFF"/>
+        </w:rPr>
+        <w:t>PM2.5, PM10 NO₂, SO₂, etc.).</w:t>
       </w:r>
       <w:r>
         <w:rPr>
@@ -3363,6 +5438,7 @@
         <w:rPr>
           <w:sz w:val="18"/>
           <w:szCs w:val="18"/>
+          <w:shd w:val="clear" w:color="auto" w:fill="FFFFFF"/>
         </w:rPr>
       </w:pPr>
       <w:r>
@@ -3374,31 +5450,209 @@
       </w:r>
       <w:r>
         <w:rPr>
-          <w:sz w:val="18"/>
-          <w:szCs w:val="18"/>
-        </w:rPr>
-        <w:t xml:space="preserve">A Root Mean Squared Error (RMSE) of around </w:t>
-      </w:r>
-      <w:r>
-        <w:rPr>
-          <w:rStyle w:val="Strong"/>
-          <w:sz w:val="18"/>
-          <w:szCs w:val="18"/>
-        </w:rPr>
-        <w:t>32</w:t>
-      </w:r>
-      <w:r>
-        <w:rPr>
-          <w:sz w:val="18"/>
-          <w:szCs w:val="18"/>
-        </w:rPr>
-        <w:t xml:space="preserve"> implies that the model’s predictions deviate, on average, by ±32 AQI points from the true observed values. Given that the AQI scale ranges from 0 to 500, this level of deviation is </w:t>
-      </w:r>
-      <w:r>
-        <w:rPr>
-          <w:rStyle w:val="Strong"/>
-          <w:sz w:val="18"/>
-          <w:szCs w:val="18"/>
+          <w:rStyle w:val="diff-highlight"/>
+          <w:sz w:val="18"/>
+          <w:szCs w:val="18"/>
+          <w:shd w:val="clear" w:color="auto" w:fill="FFFFFF"/>
+        </w:rPr>
+        <w:t>The</w:t>
+      </w:r>
+      <w:r>
+        <w:rPr>
+          <w:sz w:val="18"/>
+          <w:szCs w:val="18"/>
+          <w:shd w:val="clear" w:color="auto" w:fill="FFFFFF"/>
+        </w:rPr>
+        <w:t xml:space="preserve"> </w:t>
+      </w:r>
+      <w:r>
+        <w:rPr>
+          <w:b/>
+          <w:bCs/>
+          <w:sz w:val="18"/>
+          <w:szCs w:val="18"/>
+          <w:shd w:val="clear" w:color="auto" w:fill="FFFFFF"/>
+        </w:rPr>
+        <w:t>Root Mean Squared Error (RMSE)</w:t>
+      </w:r>
+      <w:r>
+        <w:rPr>
+          <w:sz w:val="18"/>
+          <w:szCs w:val="18"/>
+          <w:shd w:val="clear" w:color="auto" w:fill="FFFFFF"/>
+        </w:rPr>
+        <w:t xml:space="preserve"> of </w:t>
+      </w:r>
+      <w:r>
+        <w:rPr>
+          <w:rStyle w:val="diff-highlight"/>
+          <w:sz w:val="18"/>
+          <w:szCs w:val="18"/>
+          <w:shd w:val="clear" w:color="auto" w:fill="FFFFFF"/>
+        </w:rPr>
+        <w:t>approximately</w:t>
+      </w:r>
+      <w:r>
+        <w:rPr>
+          <w:sz w:val="18"/>
+          <w:szCs w:val="18"/>
+          <w:shd w:val="clear" w:color="auto" w:fill="FFFFFF"/>
+        </w:rPr>
+        <w:t xml:space="preserve"> </w:t>
+      </w:r>
+      <w:r>
+        <w:rPr>
+          <w:b/>
+          <w:bCs/>
+          <w:sz w:val="18"/>
+          <w:szCs w:val="18"/>
+          <w:shd w:val="clear" w:color="auto" w:fill="FFFFFF"/>
+        </w:rPr>
+        <w:t xml:space="preserve">32 </w:t>
+      </w:r>
+      <w:r>
+        <w:rPr>
+          <w:rStyle w:val="diff-highlight"/>
+          <w:sz w:val="18"/>
+          <w:szCs w:val="18"/>
+          <w:shd w:val="clear" w:color="auto" w:fill="FFFFFF"/>
+        </w:rPr>
+        <w:t>indicates</w:t>
+      </w:r>
+      <w:r>
+        <w:rPr>
+          <w:sz w:val="18"/>
+          <w:szCs w:val="18"/>
+          <w:shd w:val="clear" w:color="auto" w:fill="FFFFFF"/>
+        </w:rPr>
+        <w:t xml:space="preserve"> that, on average, </w:t>
+      </w:r>
+      <w:r>
+        <w:rPr>
+          <w:rStyle w:val="diff-highlight"/>
+          <w:sz w:val="18"/>
+          <w:szCs w:val="18"/>
+          <w:shd w:val="clear" w:color="auto" w:fill="FFFFFF"/>
+        </w:rPr>
+        <w:t>the model's prediction was</w:t>
+      </w:r>
+      <w:r>
+        <w:rPr>
+          <w:sz w:val="18"/>
+          <w:szCs w:val="18"/>
+          <w:shd w:val="clear" w:color="auto" w:fill="FFFFFF"/>
+        </w:rPr>
+        <w:t xml:space="preserve"> ±32 AQI points</w:t>
+      </w:r>
+      <w:r>
+        <w:rPr>
+          <w:rStyle w:val="diff-highlight"/>
+          <w:sz w:val="18"/>
+          <w:szCs w:val="18"/>
+          <w:shd w:val="clear" w:color="auto" w:fill="FFFFFF"/>
+        </w:rPr>
+        <w:t xml:space="preserve"> different</w:t>
+      </w:r>
+      <w:r>
+        <w:rPr>
+          <w:sz w:val="18"/>
+          <w:szCs w:val="18"/>
+          <w:shd w:val="clear" w:color="auto" w:fill="FFFFFF"/>
+        </w:rPr>
+        <w:t xml:space="preserve"> from the true observed </w:t>
+      </w:r>
+      <w:r>
+        <w:rPr>
+          <w:rStyle w:val="diff-highlight"/>
+          <w:sz w:val="18"/>
+          <w:szCs w:val="18"/>
+          <w:shd w:val="clear" w:color="auto" w:fill="FFFFFF"/>
+        </w:rPr>
+        <w:t>value</w:t>
+      </w:r>
+      <w:r>
+        <w:rPr>
+          <w:sz w:val="18"/>
+          <w:szCs w:val="18"/>
+          <w:shd w:val="clear" w:color="auto" w:fill="FFFFFF"/>
+        </w:rPr>
+        <w:t xml:space="preserve">. </w:t>
+      </w:r>
+      <w:r>
+        <w:rPr>
+          <w:rStyle w:val="diff-highlight"/>
+          <w:sz w:val="18"/>
+          <w:szCs w:val="18"/>
+          <w:shd w:val="clear" w:color="auto" w:fill="FFFFFF"/>
+        </w:rPr>
+        <w:t>With</w:t>
+      </w:r>
+      <w:r>
+        <w:rPr>
+          <w:sz w:val="18"/>
+          <w:szCs w:val="18"/>
+          <w:shd w:val="clear" w:color="auto" w:fill="FFFFFF"/>
+        </w:rPr>
+        <w:t xml:space="preserve"> the AQI scale </w:t>
+      </w:r>
+      <w:r>
+        <w:rPr>
+          <w:rStyle w:val="diff-highlight"/>
+          <w:sz w:val="18"/>
+          <w:szCs w:val="18"/>
+          <w:shd w:val="clear" w:color="auto" w:fill="FFFFFF"/>
+        </w:rPr>
+        <w:t>ranging</w:t>
+      </w:r>
+      <w:r>
+        <w:rPr>
+          <w:sz w:val="18"/>
+          <w:szCs w:val="18"/>
+          <w:shd w:val="clear" w:color="auto" w:fill="FFFFFF"/>
+        </w:rPr>
+        <w:t xml:space="preserve"> from 0 to 500, this </w:t>
+      </w:r>
+      <w:r>
+        <w:rPr>
+          <w:rStyle w:val="diff-highlight"/>
+          <w:sz w:val="18"/>
+          <w:szCs w:val="18"/>
+          <w:shd w:val="clear" w:color="auto" w:fill="FFFFFF"/>
+        </w:rPr>
+        <w:t>degree</w:t>
+      </w:r>
+      <w:r>
+        <w:rPr>
+          <w:sz w:val="18"/>
+          <w:szCs w:val="18"/>
+          <w:shd w:val="clear" w:color="auto" w:fill="FFFFFF"/>
+        </w:rPr>
+        <w:t xml:space="preserve"> of </w:t>
+      </w:r>
+      <w:r>
+        <w:rPr>
+          <w:rStyle w:val="diff-highlight"/>
+          <w:sz w:val="18"/>
+          <w:szCs w:val="18"/>
+          <w:shd w:val="clear" w:color="auto" w:fill="FFFFFF"/>
+        </w:rPr>
+        <w:t>difference</w:t>
+      </w:r>
+      <w:r>
+        <w:rPr>
+          <w:sz w:val="18"/>
+          <w:szCs w:val="18"/>
+          <w:shd w:val="clear" w:color="auto" w:fill="FFFFFF"/>
+        </w:rPr>
+        <w:t xml:space="preserve"> is </w:t>
+      </w:r>
+      <w:r>
+        <w:rPr>
+          <w:b/>
+          <w:bCs/>
+          <w:sz w:val="18"/>
+          <w:szCs w:val="18"/>
+          <w:shd w:val="clear" w:color="auto" w:fill="FFFFFF"/>
         </w:rPr>
         <w:t>acceptable</w:t>
       </w:r>
@@ -3406,13 +5660,39 @@
         <w:rPr>
           <w:sz w:val="18"/>
           <w:szCs w:val="18"/>
-        </w:rPr>
-        <w:t xml:space="preserve"> for environmental prediction tasks, especially considering data variability across multiple cities and atmospheric conditions.</w:t>
+          <w:shd w:val="clear" w:color="auto" w:fill="FFFFFF"/>
+        </w:rPr>
+        <w:t xml:space="preserve"> for environmental prediction tasks, especially considering</w:t>
+      </w:r>
+      <w:r>
+        <w:rPr>
+          <w:rStyle w:val="diff-highlight"/>
+          <w:sz w:val="18"/>
+          <w:szCs w:val="18"/>
+          <w:shd w:val="clear" w:color="auto" w:fill="FFFFFF"/>
+        </w:rPr>
+        <w:t xml:space="preserve"> the</w:t>
+      </w:r>
+      <w:r>
+        <w:rPr>
+          <w:sz w:val="18"/>
+          <w:szCs w:val="18"/>
+          <w:shd w:val="clear" w:color="auto" w:fill="FFFFFF"/>
+        </w:rPr>
+        <w:t xml:space="preserve"> data variability across cities and atmospheric conditions.</w:t>
+      </w:r>
+      <w:r>
+        <w:rPr>
+          <w:sz w:val="18"/>
+          <w:szCs w:val="18"/>
+          <w:shd w:val="clear" w:color="auto" w:fill="FFFFFF"/>
+        </w:rPr>
+        <w:br/>
       </w:r>
     </w:p>
     <w:p>
       <w:pPr>
-        <w:pStyle w:val="NormalWeb"/>
+        <w:jc w:val="start"/>
         <w:rPr>
           <w:sz w:val="18"/>
           <w:szCs w:val="18"/>
@@ -3427,95 +5707,287 @@
       </w:r>
       <w:r>
         <w:rPr>
-          <w:sz w:val="18"/>
-          <w:szCs w:val="18"/>
-        </w:rPr>
-        <w:t xml:space="preserve">The trained models were further integrated into a </w:t>
+          <w:rStyle w:val="diff-highlight"/>
+          <w:sz w:val="18"/>
+          <w:szCs w:val="18"/>
+          <w:shd w:val="clear" w:color="auto" w:fill="FFFFFF"/>
+        </w:rPr>
+        <w:t>Additionally, the</w:t>
+      </w:r>
+      <w:r>
+        <w:rPr>
+          <w:sz w:val="18"/>
+          <w:szCs w:val="18"/>
+          <w:shd w:val="clear" w:color="auto" w:fill="FFFFFF"/>
+        </w:rPr>
+        <w:t xml:space="preserve"> trained models were </w:t>
+      </w:r>
+      <w:r>
+        <w:rPr>
+          <w:rStyle w:val="diff-highlight"/>
+          <w:sz w:val="18"/>
+          <w:szCs w:val="18"/>
+          <w:shd w:val="clear" w:color="auto" w:fill="FFFFFF"/>
+        </w:rPr>
+        <w:t>built</w:t>
+      </w:r>
+      <w:r>
+        <w:rPr>
+          <w:sz w:val="18"/>
+          <w:szCs w:val="18"/>
+          <w:shd w:val="clear" w:color="auto" w:fill="FFFFFF"/>
+        </w:rPr>
+        <w:t xml:space="preserve"> into a </w:t>
       </w:r>
       <w:proofErr w:type="spellStart"/>
       <w:r>
         <w:rPr>
-          <w:rStyle w:val="Strong"/>
-          <w:sz w:val="18"/>
-          <w:szCs w:val="18"/>
-        </w:rPr>
-        <w:t>Streamlit</w:t>
+          <w:b/>
+          <w:bCs/>
+          <w:sz w:val="18"/>
+          <w:szCs w:val="18"/>
+          <w:shd w:val="clear" w:color="auto" w:fill="FFFFFF"/>
+        </w:rPr>
+        <w:t>S</w:t>
+      </w:r>
+      <w:r>
+        <w:rPr>
+          <w:b/>
+          <w:bCs/>
+          <w:sz w:val="18"/>
+          <w:szCs w:val="18"/>
+          <w:shd w:val="clear" w:color="auto" w:fill="FFFFFF"/>
+        </w:rPr>
+        <w:t>treamlit</w:t>
       </w:r>
       <w:proofErr w:type="spellEnd"/>
       <w:r>
         <w:rPr>
-          <w:rStyle w:val="Strong"/>
-          <w:sz w:val="18"/>
-          <w:szCs w:val="18"/>
-        </w:rPr>
-        <w:t>-based interactive web application</w:t>
-      </w:r>
-      <w:r>
-        <w:rPr>
-          <w:sz w:val="18"/>
-          <w:szCs w:val="18"/>
-        </w:rPr>
-        <w:t xml:space="preserve">, allowing users to input pollutant concentrations and receive instant AQI predictions and air quality classifications (e.g., </w:t>
-      </w:r>
-      <w:r>
-        <w:rPr>
-          <w:rStyle w:val="Emphasis"/>
-          <w:sz w:val="18"/>
-          <w:szCs w:val="18"/>
-        </w:rPr>
-        <w:t>Good</w:t>
-      </w:r>
-      <w:r>
-        <w:rPr>
-          <w:sz w:val="18"/>
-          <w:szCs w:val="18"/>
-        </w:rPr>
-        <w:t xml:space="preserve">, </w:t>
-      </w:r>
-      <w:r>
-        <w:rPr>
-          <w:rStyle w:val="Emphasis"/>
-          <w:sz w:val="18"/>
-          <w:szCs w:val="18"/>
-        </w:rPr>
-        <w:t>Moderate</w:t>
-      </w:r>
-      <w:r>
-        <w:rPr>
-          <w:sz w:val="18"/>
-          <w:szCs w:val="18"/>
-        </w:rPr>
-        <w:t xml:space="preserve">, </w:t>
-      </w:r>
-      <w:r>
-        <w:rPr>
-          <w:rStyle w:val="Emphasis"/>
-          <w:sz w:val="18"/>
-          <w:szCs w:val="18"/>
-        </w:rPr>
-        <w:t>Poor</w:t>
-      </w:r>
-      <w:r>
-        <w:rPr>
-          <w:sz w:val="18"/>
-          <w:szCs w:val="18"/>
-        </w:rPr>
-        <w:t xml:space="preserve">). The app also supports </w:t>
-      </w:r>
-      <w:r>
-        <w:rPr>
-          <w:rStyle w:val="Strong"/>
-          <w:sz w:val="18"/>
-          <w:szCs w:val="18"/>
-        </w:rPr>
-        <w:t>CSV uploads</w:t>
-      </w:r>
-      <w:r>
-        <w:rPr>
-          <w:sz w:val="18"/>
-          <w:szCs w:val="18"/>
-        </w:rPr>
-        <w:t>, enabling bulk predictions for multiple readings at once.</w:t>
+          <w:b/>
+          <w:bCs/>
+          <w:sz w:val="18"/>
+          <w:szCs w:val="18"/>
+          <w:shd w:val="clear" w:color="auto" w:fill="FFFFFF"/>
+        </w:rPr>
+        <w:t xml:space="preserve"> interactive web </w:t>
+      </w:r>
+      <w:r>
+        <w:rPr>
+          <w:rStyle w:val="diff-highlight"/>
+          <w:b/>
+          <w:bCs/>
+          <w:sz w:val="18"/>
+          <w:szCs w:val="18"/>
+          <w:shd w:val="clear" w:color="auto" w:fill="FFFFFF"/>
+        </w:rPr>
+        <w:t>app</w:t>
+      </w:r>
+      <w:r>
+        <w:rPr>
+          <w:sz w:val="18"/>
+          <w:szCs w:val="18"/>
+          <w:shd w:val="clear" w:color="auto" w:fill="FFFFFF"/>
+        </w:rPr>
+        <w:t xml:space="preserve">, allowing users to input pollutant concentrations and receive </w:t>
+      </w:r>
+      <w:r>
+        <w:rPr>
+          <w:rStyle w:val="diff-highlight"/>
+          <w:sz w:val="18"/>
+          <w:szCs w:val="18"/>
+          <w:shd w:val="clear" w:color="auto" w:fill="FFFFFF"/>
+        </w:rPr>
+        <w:t>predictions</w:t>
+      </w:r>
+      <w:r>
+        <w:rPr>
+          <w:sz w:val="18"/>
+          <w:szCs w:val="18"/>
+          <w:shd w:val="clear" w:color="auto" w:fill="FFFFFF"/>
+        </w:rPr>
+        <w:t xml:space="preserve"> </w:t>
+      </w:r>
+      <w:r>
+        <w:rPr>
+          <w:rStyle w:val="diff-highlight"/>
+          <w:sz w:val="18"/>
+          <w:szCs w:val="18"/>
+          <w:shd w:val="clear" w:color="auto" w:fill="FFFFFF"/>
+        </w:rPr>
+        <w:t>for</w:t>
+      </w:r>
+      <w:r>
+        <w:rPr>
+          <w:sz w:val="18"/>
+          <w:szCs w:val="18"/>
+          <w:shd w:val="clear" w:color="auto" w:fill="FFFFFF"/>
+        </w:rPr>
+        <w:t xml:space="preserve"> </w:t>
+      </w:r>
+      <w:r>
+        <w:rPr>
+          <w:rStyle w:val="diff-highlight"/>
+          <w:sz w:val="18"/>
+          <w:szCs w:val="18"/>
+          <w:shd w:val="clear" w:color="auto" w:fill="FFFFFF"/>
+        </w:rPr>
+        <w:t>AQI</w:t>
+      </w:r>
+      <w:r>
+        <w:rPr>
+          <w:sz w:val="18"/>
+          <w:szCs w:val="18"/>
+          <w:shd w:val="clear" w:color="auto" w:fill="FFFFFF"/>
+        </w:rPr>
+        <w:t xml:space="preserve"> and air quality classifications (e.g., Good, Moderate, Poor). </w:t>
+      </w:r>
+      <w:r>
+        <w:rPr>
+          <w:rStyle w:val="diff-highlight"/>
+          <w:sz w:val="18"/>
+          <w:szCs w:val="18"/>
+          <w:shd w:val="clear" w:color="auto" w:fill="FFFFFF"/>
+        </w:rPr>
+        <w:t>Users</w:t>
+      </w:r>
+      <w:r>
+        <w:rPr>
+          <w:sz w:val="18"/>
+          <w:szCs w:val="18"/>
+          <w:shd w:val="clear" w:color="auto" w:fill="FFFFFF"/>
+        </w:rPr>
+        <w:t xml:space="preserve"> </w:t>
+      </w:r>
+      <w:r>
+        <w:rPr>
+          <w:rStyle w:val="diff-highlight"/>
+          <w:sz w:val="18"/>
+          <w:szCs w:val="18"/>
+          <w:shd w:val="clear" w:color="auto" w:fill="FFFFFF"/>
+        </w:rPr>
+        <w:t>can</w:t>
+      </w:r>
+      <w:r>
+        <w:rPr>
+          <w:sz w:val="18"/>
+          <w:szCs w:val="18"/>
+          <w:shd w:val="clear" w:color="auto" w:fill="FFFFFF"/>
+        </w:rPr>
+        <w:t xml:space="preserve"> also </w:t>
+      </w:r>
+      <w:r>
+        <w:rPr>
+          <w:rStyle w:val="diff-highlight"/>
+          <w:sz w:val="18"/>
+          <w:szCs w:val="18"/>
+          <w:shd w:val="clear" w:color="auto" w:fill="FFFFFF"/>
+        </w:rPr>
+        <w:t>upload a</w:t>
+      </w:r>
+      <w:r>
+        <w:rPr>
+          <w:sz w:val="18"/>
+          <w:szCs w:val="18"/>
+          <w:shd w:val="clear" w:color="auto" w:fill="FFFFFF"/>
+        </w:rPr>
+        <w:t xml:space="preserve"> </w:t>
+      </w:r>
+      <w:r>
+        <w:rPr>
+          <w:b/>
+          <w:bCs/>
+          <w:sz w:val="18"/>
+          <w:szCs w:val="18"/>
+          <w:shd w:val="clear" w:color="auto" w:fill="FFFFFF"/>
+        </w:rPr>
+        <w:t xml:space="preserve">CSV </w:t>
+      </w:r>
+      <w:r>
+        <w:rPr>
+          <w:rStyle w:val="diff-highlight"/>
+          <w:b/>
+          <w:bCs/>
+          <w:sz w:val="18"/>
+          <w:szCs w:val="18"/>
+          <w:shd w:val="clear" w:color="auto" w:fill="FFFFFF"/>
+        </w:rPr>
+        <w:t>file</w:t>
+      </w:r>
+      <w:r>
+        <w:rPr>
+          <w:sz w:val="18"/>
+          <w:szCs w:val="18"/>
+          <w:shd w:val="clear" w:color="auto" w:fill="FFFFFF"/>
+        </w:rPr>
+        <w:t xml:space="preserve"> </w:t>
+      </w:r>
+      <w:r>
+        <w:rPr>
+          <w:rStyle w:val="diff-highlight"/>
+          <w:sz w:val="18"/>
+          <w:szCs w:val="18"/>
+          <w:shd w:val="clear" w:color="auto" w:fill="FFFFFF"/>
+        </w:rPr>
+        <w:t>for</w:t>
+      </w:r>
+      <w:r>
+        <w:rPr>
+          <w:sz w:val="18"/>
+          <w:szCs w:val="18"/>
+          <w:shd w:val="clear" w:color="auto" w:fill="FFFFFF"/>
+        </w:rPr>
+        <w:t xml:space="preserve"> bulk predictions </w:t>
+      </w:r>
+      <w:r>
+        <w:rPr>
+          <w:rStyle w:val="diff-highlight"/>
+          <w:sz w:val="18"/>
+          <w:szCs w:val="18"/>
+          <w:shd w:val="clear" w:color="auto" w:fill="FFFFFF"/>
+        </w:rPr>
+        <w:t>of</w:t>
+      </w:r>
+      <w:r>
+        <w:rPr>
+          <w:sz w:val="18"/>
+          <w:szCs w:val="18"/>
+          <w:shd w:val="clear" w:color="auto" w:fill="FFFFFF"/>
+        </w:rPr>
+        <w:t xml:space="preserve"> multiple readings </w:t>
+      </w:r>
+      <w:r>
+        <w:rPr>
+          <w:rStyle w:val="diff-highlight"/>
+          <w:sz w:val="18"/>
+          <w:szCs w:val="18"/>
+          <w:shd w:val="clear" w:color="auto" w:fill="FFFFFF"/>
+        </w:rPr>
+        <w:t>in</w:t>
+      </w:r>
+      <w:r>
+        <w:rPr>
+          <w:sz w:val="18"/>
+          <w:szCs w:val="18"/>
+          <w:shd w:val="clear" w:color="auto" w:fill="FFFFFF"/>
+        </w:rPr>
+        <w:t xml:space="preserve"> </w:t>
+      </w:r>
+      <w:r>
+        <w:rPr>
+          <w:rStyle w:val="diff-highlight"/>
+          <w:sz w:val="18"/>
+          <w:szCs w:val="18"/>
+          <w:shd w:val="clear" w:color="auto" w:fill="FFFFFF"/>
+        </w:rPr>
+        <w:t>one upload, providing more convenience</w:t>
+      </w:r>
+      <w:r>
+        <w:rPr>
+          <w:sz w:val="18"/>
+          <w:szCs w:val="18"/>
+          <w:shd w:val="clear" w:color="auto" w:fill="FFFFFF"/>
+        </w:rPr>
+        <w:t>.</w:t>
       </w:r>
     </w:p>
     <w:p>
@@ -3535,25 +6007,250 @@
       </w:r>
       <w:r>
         <w:rPr>
-          <w:sz w:val="18"/>
-          <w:szCs w:val="18"/>
-        </w:rPr>
-        <w:t xml:space="preserve">Overall, the results confirm that the </w:t>
-      </w:r>
-      <w:r>
-        <w:rPr>
-          <w:rStyle w:val="Strong"/>
-          <w:sz w:val="18"/>
-          <w:szCs w:val="18"/>
-        </w:rPr>
-        <w:t>machine learning approach effectively captures the relationship between pollutants and AQI</w:t>
-      </w:r>
-      <w:r>
-        <w:rPr>
-          <w:sz w:val="18"/>
-          <w:szCs w:val="18"/>
-        </w:rPr>
-        <w:t>, offering a reliable predictive solution even with moderate data limitations and environmental inconsistencies.</w:t>
+          <w:rStyle w:val="diff-highlight"/>
+          <w:sz w:val="18"/>
+          <w:szCs w:val="18"/>
+          <w:shd w:val="clear" w:color="auto" w:fill="FFFFFF"/>
+        </w:rPr>
+        <w:t>As a result</w:t>
+      </w:r>
+      <w:r>
+        <w:rPr>
+          <w:sz w:val="18"/>
+          <w:szCs w:val="18"/>
+          <w:shd w:val="clear" w:color="auto" w:fill="FFFFFF"/>
+        </w:rPr>
+        <w:t xml:space="preserve">, the </w:t>
+      </w:r>
+      <w:r>
+        <w:rPr>
+          <w:rStyle w:val="diff-highlight"/>
+          <w:sz w:val="18"/>
+          <w:szCs w:val="18"/>
+          <w:shd w:val="clear" w:color="auto" w:fill="FFFFFF"/>
+        </w:rPr>
+        <w:t>data</w:t>
+      </w:r>
+      <w:r>
+        <w:rPr>
+          <w:sz w:val="18"/>
+          <w:szCs w:val="18"/>
+          <w:shd w:val="clear" w:color="auto" w:fill="FFFFFF"/>
+        </w:rPr>
+        <w:t xml:space="preserve"> </w:t>
+      </w:r>
+      <w:r>
+        <w:rPr>
+          <w:rStyle w:val="diff-highlight"/>
+          <w:sz w:val="18"/>
+          <w:szCs w:val="18"/>
+          <w:shd w:val="clear" w:color="auto" w:fill="FFFFFF"/>
+        </w:rPr>
+        <w:t>indicates</w:t>
+      </w:r>
+      <w:r>
+        <w:rPr>
+          <w:sz w:val="18"/>
+          <w:szCs w:val="18"/>
+          <w:shd w:val="clear" w:color="auto" w:fill="FFFFFF"/>
+        </w:rPr>
+        <w:t xml:space="preserve"> that the machine learning </w:t>
+      </w:r>
+      <w:r>
+        <w:rPr>
+          <w:rStyle w:val="diff-highlight"/>
+          <w:sz w:val="18"/>
+          <w:szCs w:val="18"/>
+          <w:shd w:val="clear" w:color="auto" w:fill="FFFFFF"/>
+        </w:rPr>
+        <w:t>approaches</w:t>
+      </w:r>
+      <w:r>
+        <w:rPr>
+          <w:sz w:val="18"/>
+          <w:szCs w:val="18"/>
+          <w:shd w:val="clear" w:color="auto" w:fill="FFFFFF"/>
+        </w:rPr>
+        <w:t xml:space="preserve"> </w:t>
+      </w:r>
+      <w:r>
+        <w:rPr>
+          <w:rStyle w:val="diff-highlight"/>
+          <w:sz w:val="18"/>
+          <w:szCs w:val="18"/>
+          <w:shd w:val="clear" w:color="auto" w:fill="FFFFFF"/>
+        </w:rPr>
+        <w:t>we</w:t>
+      </w:r>
+      <w:r>
+        <w:rPr>
+          <w:sz w:val="18"/>
+          <w:szCs w:val="18"/>
+          <w:shd w:val="clear" w:color="auto" w:fill="FFFFFF"/>
+        </w:rPr>
+        <w:t xml:space="preserve"> </w:t>
+      </w:r>
+      <w:r>
+        <w:rPr>
+          <w:rStyle w:val="diff-highlight"/>
+          <w:sz w:val="18"/>
+          <w:szCs w:val="18"/>
+          <w:shd w:val="clear" w:color="auto" w:fill="FFFFFF"/>
+        </w:rPr>
+        <w:t>employed successfully demonstrated</w:t>
+      </w:r>
+      <w:r>
+        <w:rPr>
+          <w:sz w:val="18"/>
+          <w:szCs w:val="18"/>
+          <w:shd w:val="clear" w:color="auto" w:fill="FFFFFF"/>
+        </w:rPr>
+        <w:t xml:space="preserve"> the </w:t>
+      </w:r>
+      <w:r>
+        <w:rPr>
+          <w:rStyle w:val="diff-highlight"/>
+          <w:sz w:val="18"/>
+          <w:szCs w:val="18"/>
+          <w:shd w:val="clear" w:color="auto" w:fill="FFFFFF"/>
+        </w:rPr>
+        <w:t>relationships</w:t>
+      </w:r>
+      <w:r>
+        <w:rPr>
+          <w:sz w:val="18"/>
+          <w:szCs w:val="18"/>
+          <w:shd w:val="clear" w:color="auto" w:fill="FFFFFF"/>
+        </w:rPr>
+        <w:t xml:space="preserve"> between </w:t>
+      </w:r>
+      <w:r>
+        <w:rPr>
+          <w:b/>
+          <w:bCs/>
+          <w:sz w:val="18"/>
+          <w:szCs w:val="18"/>
+          <w:shd w:val="clear" w:color="auto" w:fill="FFFFFF"/>
+        </w:rPr>
+        <w:t>pollutants and AQI</w:t>
+      </w:r>
+      <w:r>
+        <w:rPr>
+          <w:rStyle w:val="diff-highlight"/>
+          <w:b/>
+          <w:bCs/>
+          <w:sz w:val="18"/>
+          <w:szCs w:val="18"/>
+          <w:shd w:val="clear" w:color="auto" w:fill="FFFFFF"/>
+        </w:rPr>
+        <w:t xml:space="preserve"> values</w:t>
+      </w:r>
+      <w:r>
+        <w:rPr>
+          <w:sz w:val="18"/>
+          <w:szCs w:val="18"/>
+          <w:shd w:val="clear" w:color="auto" w:fill="FFFFFF"/>
+        </w:rPr>
+        <w:t xml:space="preserve">, </w:t>
+      </w:r>
+      <w:r>
+        <w:rPr>
+          <w:rStyle w:val="diff-highlight"/>
+          <w:sz w:val="18"/>
+          <w:szCs w:val="18"/>
+          <w:shd w:val="clear" w:color="auto" w:fill="FFFFFF"/>
+        </w:rPr>
+        <w:t>and</w:t>
+      </w:r>
+      <w:r>
+        <w:rPr>
+          <w:sz w:val="18"/>
+          <w:szCs w:val="18"/>
+          <w:shd w:val="clear" w:color="auto" w:fill="FFFFFF"/>
+        </w:rPr>
+        <w:t xml:space="preserve"> </w:t>
+      </w:r>
+      <w:r>
+        <w:rPr>
+          <w:rStyle w:val="diff-highlight"/>
+          <w:sz w:val="18"/>
+          <w:szCs w:val="18"/>
+          <w:shd w:val="clear" w:color="auto" w:fill="FFFFFF"/>
+        </w:rPr>
+        <w:t>provides</w:t>
+      </w:r>
+      <w:r>
+        <w:rPr>
+          <w:sz w:val="18"/>
+          <w:szCs w:val="18"/>
+          <w:shd w:val="clear" w:color="auto" w:fill="FFFFFF"/>
+        </w:rPr>
+        <w:t xml:space="preserve"> </w:t>
+      </w:r>
+      <w:r>
+        <w:rPr>
+          <w:rStyle w:val="diff-highlight"/>
+          <w:sz w:val="18"/>
+          <w:szCs w:val="18"/>
+          <w:shd w:val="clear" w:color="auto" w:fill="FFFFFF"/>
+        </w:rPr>
+        <w:t>an adequate</w:t>
+      </w:r>
+      <w:r>
+        <w:rPr>
+          <w:sz w:val="18"/>
+          <w:szCs w:val="18"/>
+          <w:shd w:val="clear" w:color="auto" w:fill="FFFFFF"/>
+        </w:rPr>
+        <w:t xml:space="preserve"> predictive </w:t>
+      </w:r>
+      <w:r>
+        <w:rPr>
+          <w:rStyle w:val="diff-highlight"/>
+          <w:sz w:val="18"/>
+          <w:szCs w:val="18"/>
+          <w:shd w:val="clear" w:color="auto" w:fill="FFFFFF"/>
+        </w:rPr>
+        <w:t>tool,</w:t>
+      </w:r>
+      <w:r>
+        <w:rPr>
+          <w:sz w:val="18"/>
+          <w:szCs w:val="18"/>
+          <w:shd w:val="clear" w:color="auto" w:fill="FFFFFF"/>
+        </w:rPr>
+        <w:t xml:space="preserve"> even with </w:t>
+      </w:r>
+      <w:r>
+        <w:rPr>
+          <w:b/>
+          <w:bCs/>
+          <w:sz w:val="18"/>
+          <w:szCs w:val="18"/>
+          <w:shd w:val="clear" w:color="auto" w:fill="FFFFFF"/>
+        </w:rPr>
+        <w:t xml:space="preserve">moderate data limitations and environmental </w:t>
+      </w:r>
+      <w:r>
+        <w:rPr>
+          <w:rStyle w:val="diff-highlight"/>
+          <w:b/>
+          <w:bCs/>
+          <w:sz w:val="18"/>
+          <w:szCs w:val="18"/>
+          <w:shd w:val="clear" w:color="auto" w:fill="FFFFFF"/>
+        </w:rPr>
+        <w:t>variability</w:t>
+      </w:r>
+      <w:r>
+        <w:rPr>
+          <w:b/>
+          <w:bCs/>
+          <w:sz w:val="18"/>
+          <w:szCs w:val="18"/>
+          <w:shd w:val="clear" w:color="auto" w:fill="FFFFFF"/>
+        </w:rPr>
+        <w:t>.</w:t>
       </w:r>
     </w:p>
     <w:p>
@@ -3590,42 +6287,7 @@
           <w:sz w:val="18"/>
           <w:szCs w:val="18"/>
         </w:rPr>
-        <w:t xml:space="preserve">The observed deviation of approximately </w:t>
-      </w:r>
-      <w:r>
-        <w:rPr>
-          <w:sz w:val="18"/>
-          <w:szCs w:val="18"/>
-        </w:rPr>
-        <w:t>±32 AQI</w:t>
-      </w:r>
-      <w:r>
-        <w:rPr>
-          <w:sz w:val="18"/>
-          <w:szCs w:val="18"/>
-        </w:rPr>
-        <w:t xml:space="preserve"> points can be considered realistic and acceptable within the context of environmental data modelling. Air quality measurements are inherently influenced by multiple dynamic and uncontrollable factors such as sudden weather shifts, seasonal variations, </w:t>
-      </w:r>
-      <w:r>
-        <w:rPr>
-          <w:sz w:val="18"/>
-          <w:szCs w:val="18"/>
-        </w:rPr>
-        <w:t xml:space="preserve">industrial emissions, and traffic density changes. Moreover, the dataset used in this study, while comprehensive, represents limited time periods and monitoring stations, introducing a natural degree of noise and uncertainty. Despite this, achieving an </w:t>
-      </w:r>
-      <w:r>
-        <w:rPr>
-          <w:sz w:val="18"/>
-          <w:szCs w:val="18"/>
-        </w:rPr>
-        <w:t>R² value of over 0.91 dem</w:t>
-      </w:r>
-      <w:r>
-        <w:rPr>
-          <w:sz w:val="18"/>
-          <w:szCs w:val="18"/>
-        </w:rPr>
-        <w:t>onstrates that the models can explain more than 90% of the AQI variance. Therefore, these deviations are not indicative of poor model performance but rather reflect the complex and fluctuating nature of real-world atmospheric conditions.</w:t>
+        <w:t>The observed deviation of about ±32 AQI points is within acceptable limits and can be considered reasonable given the context of environmental data modelling. Air quality assessments are subject to multiple dynamic and uncontrollable variables such as sudden weather changes, seasonal changes, industrial emissions and traffic changes. Although the dataset used for this study included a significant amount of data, its use was limited to specific time periods and monitoring stations, thus contributing to a natural amount of noise and uncertainty. However, having R² values greater than 0.91 means the models explained over 90% of the variance in AQI. Thus, the deviations we reported do not suggest poor performance of the models, but rather, they are indicative of the complex and changing nature of atmospheric conditions in the real world.</w:t>
       </w:r>
     </w:p>
     <w:p>
@@ -3659,16 +6321,62 @@
       </w:r>
       <w:r>
         <w:rPr>
-          <w:sz w:val="18"/>
-          <w:szCs w:val="18"/>
-        </w:rPr>
-        <w:t xml:space="preserve">This project successfully developed an </w:t>
-      </w:r>
-      <w:r>
-        <w:rPr>
-          <w:rStyle w:val="Strong"/>
-          <w:sz w:val="18"/>
-          <w:szCs w:val="18"/>
+          <w:rStyle w:val="diff-highlight"/>
+          <w:sz w:val="18"/>
+          <w:szCs w:val="18"/>
+          <w:shd w:val="clear" w:color="auto" w:fill="FFFFFF"/>
+        </w:rPr>
+        <w:t>The goal of this</w:t>
+      </w:r>
+      <w:r>
+        <w:rPr>
+          <w:sz w:val="18"/>
+          <w:szCs w:val="18"/>
+          <w:shd w:val="clear" w:color="auto" w:fill="FFFFFF"/>
+        </w:rPr>
+        <w:t xml:space="preserve"> project </w:t>
+      </w:r>
+      <w:r>
+        <w:rPr>
+          <w:rStyle w:val="diff-highlight"/>
+          <w:sz w:val="18"/>
+          <w:szCs w:val="18"/>
+          <w:shd w:val="clear" w:color="auto" w:fill="FFFFFF"/>
+        </w:rPr>
+        <w:t>was</w:t>
+      </w:r>
+      <w:r>
+        <w:rPr>
+          <w:sz w:val="18"/>
+          <w:szCs w:val="18"/>
+          <w:shd w:val="clear" w:color="auto" w:fill="FFFFFF"/>
+        </w:rPr>
+        <w:t xml:space="preserve"> </w:t>
+      </w:r>
+      <w:r>
+        <w:rPr>
+          <w:rStyle w:val="diff-highlight"/>
+          <w:sz w:val="18"/>
+          <w:szCs w:val="18"/>
+          <w:shd w:val="clear" w:color="auto" w:fill="FFFFFF"/>
+        </w:rPr>
+        <w:t>to develop</w:t>
+      </w:r>
+      <w:r>
+        <w:rPr>
+          <w:sz w:val="18"/>
+          <w:szCs w:val="18"/>
+          <w:shd w:val="clear" w:color="auto" w:fill="FFFFFF"/>
+        </w:rPr>
+        <w:t xml:space="preserve"> an </w:t>
+      </w:r>
+      <w:r>
+        <w:rPr>
+          <w:b/>
+          <w:bCs/>
+          <w:sz w:val="18"/>
+          <w:szCs w:val="18"/>
+          <w:shd w:val="clear" w:color="auto" w:fill="FFFFFF"/>
         </w:rPr>
         <w:t>Air Quality Index (AQI) prediction system</w:t>
       </w:r>
@@ -3676,61 +6384,309 @@
         <w:rPr>
           <w:sz w:val="18"/>
           <w:szCs w:val="18"/>
-        </w:rPr>
-        <w:t xml:space="preserve"> using advanced machine learning models — </w:t>
-      </w:r>
-      <w:r>
-        <w:rPr>
-          <w:rStyle w:val="Strong"/>
-          <w:sz w:val="18"/>
-          <w:szCs w:val="18"/>
-        </w:rPr>
-        <w:t>Random Forest</w:t>
-      </w:r>
-      <w:r>
-        <w:rPr>
-          <w:sz w:val="18"/>
-          <w:szCs w:val="18"/>
+          <w:shd w:val="clear" w:color="auto" w:fill="FFFFFF"/>
+        </w:rPr>
+        <w:t xml:space="preserve"> using machine learning models </w:t>
+      </w:r>
+      <w:r>
+        <w:rPr>
+          <w:rStyle w:val="diff-highlight"/>
+          <w:sz w:val="18"/>
+          <w:szCs w:val="18"/>
+          <w:shd w:val="clear" w:color="auto" w:fill="FFFFFF"/>
+        </w:rPr>
+        <w:t>(</w:t>
+      </w:r>
+      <w:r>
+        <w:rPr>
+          <w:b/>
+          <w:bCs/>
+          <w:sz w:val="18"/>
+          <w:szCs w:val="18"/>
+          <w:shd w:val="clear" w:color="auto" w:fill="FFFFFF"/>
+        </w:rPr>
+        <w:t xml:space="preserve">Random Forest </w:t>
+      </w:r>
+      <w:r>
+        <w:rPr>
+          <w:sz w:val="18"/>
+          <w:szCs w:val="18"/>
+          <w:shd w:val="clear" w:color="auto" w:fill="FFFFFF"/>
+        </w:rPr>
+        <w:t xml:space="preserve">and </w:t>
+      </w:r>
+      <w:proofErr w:type="spellStart"/>
+      <w:r>
+        <w:rPr>
+          <w:b/>
+          <w:bCs/>
+          <w:sz w:val="18"/>
+          <w:szCs w:val="18"/>
+          <w:shd w:val="clear" w:color="auto" w:fill="FFFFFF"/>
+        </w:rPr>
+        <w:t>XGBoost</w:t>
+      </w:r>
+      <w:proofErr w:type="spellEnd"/>
+      <w:r>
+        <w:rPr>
+          <w:rStyle w:val="diff-highlight"/>
+          <w:sz w:val="18"/>
+          <w:szCs w:val="18"/>
+          <w:shd w:val="clear" w:color="auto" w:fill="FFFFFF"/>
+        </w:rPr>
+        <w:t>)</w:t>
+      </w:r>
+      <w:r>
+        <w:rPr>
+          <w:sz w:val="18"/>
+          <w:szCs w:val="18"/>
+          <w:shd w:val="clear" w:color="auto" w:fill="FFFFFF"/>
+        </w:rPr>
+        <w:t>.</w:t>
+      </w:r>
+      <w:r>
+        <w:rPr>
+          <w:rStyle w:val="diff-highlight"/>
+          <w:sz w:val="18"/>
+          <w:szCs w:val="18"/>
+          <w:shd w:val="clear" w:color="auto" w:fill="FFFFFF"/>
+        </w:rPr>
+        <w:t>The</w:t>
+      </w:r>
+      <w:r>
+        <w:rPr>
+          <w:sz w:val="18"/>
+          <w:szCs w:val="18"/>
+          <w:shd w:val="clear" w:color="auto" w:fill="FFFFFF"/>
+        </w:rPr>
+        <w:t xml:space="preserve"> </w:t>
+      </w:r>
+      <w:r>
+        <w:rPr>
+          <w:rStyle w:val="diff-highlight"/>
+          <w:sz w:val="18"/>
+          <w:szCs w:val="18"/>
+          <w:shd w:val="clear" w:color="auto" w:fill="FFFFFF"/>
+        </w:rPr>
+        <w:t>researchers</w:t>
+      </w:r>
+      <w:r>
+        <w:rPr>
+          <w:sz w:val="18"/>
+          <w:szCs w:val="18"/>
+          <w:shd w:val="clear" w:color="auto" w:fill="FFFFFF"/>
+        </w:rPr>
+        <w:t xml:space="preserve"> </w:t>
+      </w:r>
+      <w:r>
+        <w:rPr>
+          <w:rStyle w:val="diff-highlight"/>
+          <w:sz w:val="18"/>
+          <w:szCs w:val="18"/>
+          <w:shd w:val="clear" w:color="auto" w:fill="FFFFFF"/>
+        </w:rPr>
+        <w:t>developed</w:t>
+      </w:r>
+      <w:r>
+        <w:rPr>
+          <w:sz w:val="18"/>
+          <w:szCs w:val="18"/>
+          <w:shd w:val="clear" w:color="auto" w:fill="FFFFFF"/>
+        </w:rPr>
+        <w:t xml:space="preserve"> </w:t>
+      </w:r>
+      <w:r>
+        <w:rPr>
+          <w:rStyle w:val="diff-highlight"/>
+          <w:sz w:val="18"/>
+          <w:szCs w:val="18"/>
+          <w:shd w:val="clear" w:color="auto" w:fill="FFFFFF"/>
+        </w:rPr>
+        <w:t>two</w:t>
+      </w:r>
+      <w:r>
+        <w:rPr>
+          <w:sz w:val="18"/>
+          <w:szCs w:val="18"/>
+          <w:shd w:val="clear" w:color="auto" w:fill="FFFFFF"/>
+        </w:rPr>
+        <w:t xml:space="preserve"> </w:t>
+      </w:r>
+      <w:r>
+        <w:rPr>
+          <w:rStyle w:val="diff-highlight"/>
+          <w:sz w:val="18"/>
+          <w:szCs w:val="18"/>
+          <w:shd w:val="clear" w:color="auto" w:fill="FFFFFF"/>
+        </w:rPr>
+        <w:t>separate models,</w:t>
+      </w:r>
+      <w:r>
+        <w:rPr>
+          <w:sz w:val="18"/>
+          <w:szCs w:val="18"/>
+          <w:shd w:val="clear" w:color="auto" w:fill="FFFFFF"/>
+        </w:rPr>
+        <w:t xml:space="preserve"> </w:t>
+      </w:r>
+      <w:r>
+        <w:rPr>
+          <w:b/>
+          <w:bCs/>
+          <w:sz w:val="18"/>
+          <w:szCs w:val="18"/>
+          <w:shd w:val="clear" w:color="auto" w:fill="FFFFFF"/>
+        </w:rPr>
+        <w:t xml:space="preserve">one </w:t>
+      </w:r>
+      <w:r>
+        <w:rPr>
+          <w:rStyle w:val="diff-highlight"/>
+          <w:b/>
+          <w:bCs/>
+          <w:sz w:val="18"/>
+          <w:szCs w:val="18"/>
+          <w:shd w:val="clear" w:color="auto" w:fill="FFFFFF"/>
+        </w:rPr>
+        <w:t>with</w:t>
+      </w:r>
+      <w:r>
+        <w:rPr>
+          <w:b/>
+          <w:bCs/>
+          <w:sz w:val="18"/>
+          <w:szCs w:val="18"/>
+          <w:shd w:val="clear" w:color="auto" w:fill="FFFFFF"/>
+        </w:rPr>
+        <w:t xml:space="preserve"> Xylene</w:t>
+      </w:r>
+      <w:r>
+        <w:rPr>
+          <w:sz w:val="18"/>
+          <w:szCs w:val="18"/>
+          <w:shd w:val="clear" w:color="auto" w:fill="FFFFFF"/>
+        </w:rPr>
+        <w:t xml:space="preserve"> as a feature</w:t>
+      </w:r>
+      <w:r>
+        <w:rPr>
+          <w:rStyle w:val="diff-highlight"/>
+          <w:sz w:val="18"/>
+          <w:szCs w:val="18"/>
+          <w:shd w:val="clear" w:color="auto" w:fill="FFFFFF"/>
+        </w:rPr>
+        <w:t>,</w:t>
+      </w:r>
+      <w:r>
+        <w:rPr>
+          <w:sz w:val="18"/>
+          <w:szCs w:val="18"/>
+          <w:shd w:val="clear" w:color="auto" w:fill="FFFFFF"/>
         </w:rPr>
         <w:t xml:space="preserve"> and </w:t>
       </w:r>
-      <w:proofErr w:type="spellStart"/>
-      <w:r>
-        <w:rPr>
-          <w:rStyle w:val="Strong"/>
-          <w:sz w:val="18"/>
-          <w:szCs w:val="18"/>
-        </w:rPr>
-        <w:t>XGBoost</w:t>
-      </w:r>
-      <w:proofErr w:type="spellEnd"/>
-      <w:r>
-        <w:rPr>
-          <w:sz w:val="18"/>
-          <w:szCs w:val="18"/>
-        </w:rPr>
-        <w:t xml:space="preserve"> — trained on real-world data from the </w:t>
-      </w:r>
-      <w:r>
-        <w:rPr>
-          <w:rStyle w:val="Strong"/>
-          <w:sz w:val="18"/>
-          <w:szCs w:val="18"/>
-        </w:rPr>
-        <w:t>Central Pollution Control Board (CPCB)</w:t>
-      </w:r>
-      <w:r>
-        <w:rPr>
-          <w:sz w:val="18"/>
-          <w:szCs w:val="18"/>
-        </w:rPr>
-        <w:t xml:space="preserve">, India. Two separate models were created: one incorporating </w:t>
-      </w:r>
-      <w:r>
-        <w:rPr>
-          <w:rStyle w:val="Strong"/>
-          <w:sz w:val="18"/>
-          <w:szCs w:val="18"/>
+      <w:r>
+        <w:rPr>
+          <w:rStyle w:val="diff-highlight"/>
+          <w:sz w:val="18"/>
+          <w:szCs w:val="18"/>
+          <w:shd w:val="clear" w:color="auto" w:fill="FFFFFF"/>
+        </w:rPr>
+        <w:t>the</w:t>
+      </w:r>
+      <w:r>
+        <w:rPr>
+          <w:sz w:val="18"/>
+          <w:szCs w:val="18"/>
+          <w:shd w:val="clear" w:color="auto" w:fill="FFFFFF"/>
+        </w:rPr>
+        <w:t xml:space="preserve"> </w:t>
+      </w:r>
+      <w:r>
+        <w:rPr>
+          <w:rStyle w:val="diff-highlight"/>
+          <w:sz w:val="18"/>
+          <w:szCs w:val="18"/>
+          <w:shd w:val="clear" w:color="auto" w:fill="FFFFFF"/>
+        </w:rPr>
+        <w:t>other</w:t>
+      </w:r>
+      <w:r>
+        <w:rPr>
+          <w:sz w:val="18"/>
+          <w:szCs w:val="18"/>
+          <w:shd w:val="clear" w:color="auto" w:fill="FFFFFF"/>
+        </w:rPr>
+        <w:t xml:space="preserve"> </w:t>
+      </w:r>
+      <w:r>
+        <w:rPr>
+          <w:rStyle w:val="diff-highlight"/>
+          <w:b/>
+          <w:bCs/>
+          <w:sz w:val="18"/>
+          <w:szCs w:val="18"/>
+          <w:shd w:val="clear" w:color="auto" w:fill="FFFFFF"/>
+        </w:rPr>
+        <w:t>without Xylene</w:t>
+      </w:r>
+      <w:r>
+        <w:rPr>
+          <w:rStyle w:val="diff-highlight"/>
+          <w:sz w:val="18"/>
+          <w:szCs w:val="18"/>
+          <w:shd w:val="clear" w:color="auto" w:fill="FFFFFF"/>
+        </w:rPr>
+        <w:t xml:space="preserve"> as a feature</w:t>
+      </w:r>
+      <w:r>
+        <w:rPr>
+          <w:sz w:val="18"/>
+          <w:szCs w:val="18"/>
+          <w:shd w:val="clear" w:color="auto" w:fill="FFFFFF"/>
+        </w:rPr>
+        <w:t xml:space="preserve">, to </w:t>
+      </w:r>
+      <w:r>
+        <w:rPr>
+          <w:rStyle w:val="diff-highlight"/>
+          <w:sz w:val="18"/>
+          <w:szCs w:val="18"/>
+          <w:shd w:val="clear" w:color="auto" w:fill="FFFFFF"/>
+        </w:rPr>
+        <w:t>understand</w:t>
+      </w:r>
+      <w:r>
+        <w:rPr>
+          <w:sz w:val="18"/>
+          <w:szCs w:val="18"/>
+          <w:shd w:val="clear" w:color="auto" w:fill="FFFFFF"/>
+        </w:rPr>
+        <w:t xml:space="preserve"> </w:t>
+      </w:r>
+      <w:r>
+        <w:rPr>
+          <w:rStyle w:val="diff-highlight"/>
+          <w:sz w:val="18"/>
+          <w:szCs w:val="18"/>
+          <w:shd w:val="clear" w:color="auto" w:fill="FFFFFF"/>
+        </w:rPr>
+        <w:t>how</w:t>
+      </w:r>
+      <w:r>
+        <w:rPr>
+          <w:sz w:val="18"/>
+          <w:szCs w:val="18"/>
+          <w:shd w:val="clear" w:color="auto" w:fill="FFFFFF"/>
+        </w:rPr>
+        <w:t xml:space="preserve"> </w:t>
+      </w:r>
+      <w:r>
+        <w:rPr>
+          <w:rStyle w:val="diff-highlight"/>
+          <w:sz w:val="18"/>
+          <w:szCs w:val="18"/>
+          <w:shd w:val="clear" w:color="auto" w:fill="FFFFFF"/>
         </w:rPr>
         <w:t>Xylene</w:t>
       </w:r>
@@ -3738,14 +6694,119 @@
         <w:rPr>
           <w:sz w:val="18"/>
           <w:szCs w:val="18"/>
-        </w:rPr>
-        <w:t xml:space="preserve"> as a feature and another excluding it, to analyze its contribution to AQI prediction accuracy. Both models achieved comparable performance, with </w:t>
-      </w:r>
-      <w:r>
-        <w:rPr>
-          <w:rStyle w:val="Strong"/>
-          <w:sz w:val="18"/>
-          <w:szCs w:val="18"/>
+          <w:shd w:val="clear" w:color="auto" w:fill="FFFFFF"/>
+        </w:rPr>
+        <w:t xml:space="preserve"> </w:t>
+      </w:r>
+      <w:r>
+        <w:rPr>
+          <w:rStyle w:val="diff-highlight"/>
+          <w:sz w:val="18"/>
+          <w:szCs w:val="18"/>
+          <w:shd w:val="clear" w:color="auto" w:fill="FFFFFF"/>
+        </w:rPr>
+        <w:t>contributed</w:t>
+      </w:r>
+      <w:r>
+        <w:rPr>
+          <w:sz w:val="18"/>
+          <w:szCs w:val="18"/>
+          <w:shd w:val="clear" w:color="auto" w:fill="FFFFFF"/>
+        </w:rPr>
+        <w:t xml:space="preserve"> </w:t>
+      </w:r>
+      <w:r>
+        <w:rPr>
+          <w:rStyle w:val="diff-highlight"/>
+          <w:sz w:val="18"/>
+          <w:szCs w:val="18"/>
+          <w:shd w:val="clear" w:color="auto" w:fill="FFFFFF"/>
+        </w:rPr>
+        <w:t>to</w:t>
+      </w:r>
+      <w:r>
+        <w:rPr>
+          <w:sz w:val="18"/>
+          <w:szCs w:val="18"/>
+          <w:shd w:val="clear" w:color="auto" w:fill="FFFFFF"/>
+        </w:rPr>
+        <w:t xml:space="preserve"> </w:t>
+      </w:r>
+      <w:r>
+        <w:rPr>
+          <w:rStyle w:val="diff-highlight"/>
+          <w:sz w:val="18"/>
+          <w:szCs w:val="18"/>
+          <w:shd w:val="clear" w:color="auto" w:fill="FFFFFF"/>
+        </w:rPr>
+        <w:t>model</w:t>
+      </w:r>
+      <w:r>
+        <w:rPr>
+          <w:sz w:val="18"/>
+          <w:szCs w:val="18"/>
+          <w:shd w:val="clear" w:color="auto" w:fill="FFFFFF"/>
+        </w:rPr>
+        <w:t xml:space="preserve"> accuracy. Both models </w:t>
+      </w:r>
+      <w:r>
+        <w:rPr>
+          <w:rStyle w:val="diff-highlight"/>
+          <w:sz w:val="18"/>
+          <w:szCs w:val="18"/>
+          <w:shd w:val="clear" w:color="auto" w:fill="FFFFFF"/>
+        </w:rPr>
+        <w:t>were</w:t>
+      </w:r>
+      <w:r>
+        <w:rPr>
+          <w:sz w:val="18"/>
+          <w:szCs w:val="18"/>
+          <w:shd w:val="clear" w:color="auto" w:fill="FFFFFF"/>
+        </w:rPr>
+        <w:t xml:space="preserve"> </w:t>
+      </w:r>
+      <w:r>
+        <w:rPr>
+          <w:rStyle w:val="diff-highlight"/>
+          <w:sz w:val="18"/>
+          <w:szCs w:val="18"/>
+          <w:shd w:val="clear" w:color="auto" w:fill="FFFFFF"/>
+        </w:rPr>
+        <w:t>highly</w:t>
+      </w:r>
+      <w:r>
+        <w:rPr>
+          <w:sz w:val="18"/>
+          <w:szCs w:val="18"/>
+          <w:shd w:val="clear" w:color="auto" w:fill="FFFFFF"/>
+        </w:rPr>
+        <w:t xml:space="preserve"> </w:t>
+      </w:r>
+      <w:r>
+        <w:rPr>
+          <w:rStyle w:val="diff-highlight"/>
+          <w:sz w:val="18"/>
+          <w:szCs w:val="18"/>
+          <w:shd w:val="clear" w:color="auto" w:fill="FFFFFF"/>
+        </w:rPr>
+        <w:t>accurate</w:t>
+      </w:r>
+      <w:r>
+        <w:rPr>
+          <w:sz w:val="18"/>
+          <w:szCs w:val="18"/>
+          <w:shd w:val="clear" w:color="auto" w:fill="FFFFFF"/>
+        </w:rPr>
+        <w:t xml:space="preserve"> with </w:t>
+      </w:r>
+      <w:r>
+        <w:rPr>
+          <w:b/>
+          <w:bCs/>
+          <w:sz w:val="18"/>
+          <w:szCs w:val="18"/>
+          <w:shd w:val="clear" w:color="auto" w:fill="FFFFFF"/>
         </w:rPr>
         <w:t>R² ≈ 0.91</w:t>
       </w:r>
@@ -3753,23 +6814,19 @@
         <w:rPr>
           <w:sz w:val="18"/>
           <w:szCs w:val="18"/>
+          <w:shd w:val="clear" w:color="auto" w:fill="FFFFFF"/>
         </w:rPr>
         <w:t xml:space="preserve"> and </w:t>
       </w:r>
       <w:r>
         <w:rPr>
-          <w:rStyle w:val="Strong"/>
-          <w:sz w:val="18"/>
-          <w:szCs w:val="18"/>
-        </w:rPr>
-        <w:t>RMSE ≈ 32</w:t>
-      </w:r>
-      <w:r>
-        <w:rPr>
-          <w:sz w:val="18"/>
-          <w:szCs w:val="18"/>
-        </w:rPr>
-        <w:t>, indicating strong predictive capability and generalization.</w:t>
+          <w:b/>
+          <w:bCs/>
+          <w:sz w:val="18"/>
+          <w:szCs w:val="18"/>
+          <w:shd w:val="clear" w:color="auto" w:fill="FFFFFF"/>
+        </w:rPr>
+        <w:t>RMSE ≈ 32.</w:t>
       </w:r>
     </w:p>
     <w:p>
@@ -3800,33 +6857,407 @@
         <w:rPr>
           <w:sz w:val="18"/>
           <w:szCs w:val="18"/>
-        </w:rPr>
-        <w:t xml:space="preserve">The slight deviations observed between predicted and actual AQI values are within acceptable limits, considering the high variability and dynamic nature of environmental data. The developed </w:t>
+          <w:shd w:val="clear" w:color="auto" w:fill="FFFFFF"/>
+        </w:rPr>
+        <w:t xml:space="preserve">The </w:t>
+      </w:r>
+      <w:r>
+        <w:rPr>
+          <w:rStyle w:val="diff-highlight"/>
+          <w:sz w:val="18"/>
+          <w:szCs w:val="18"/>
+          <w:shd w:val="clear" w:color="auto" w:fill="FFFFFF"/>
+        </w:rPr>
+        <w:t>small</w:t>
+      </w:r>
+      <w:r>
+        <w:rPr>
+          <w:sz w:val="18"/>
+          <w:szCs w:val="18"/>
+          <w:shd w:val="clear" w:color="auto" w:fill="FFFFFF"/>
+        </w:rPr>
+        <w:t xml:space="preserve"> </w:t>
+      </w:r>
+      <w:r>
+        <w:rPr>
+          <w:rStyle w:val="diff-highlight"/>
+          <w:sz w:val="18"/>
+          <w:szCs w:val="18"/>
+          <w:shd w:val="clear" w:color="auto" w:fill="FFFFFF"/>
+        </w:rPr>
+        <w:t>deviation</w:t>
+      </w:r>
+      <w:r>
+        <w:rPr>
+          <w:sz w:val="18"/>
+          <w:szCs w:val="18"/>
+          <w:shd w:val="clear" w:color="auto" w:fill="FFFFFF"/>
+        </w:rPr>
+        <w:t xml:space="preserve"> between</w:t>
+      </w:r>
+      <w:r>
+        <w:rPr>
+          <w:rStyle w:val="diff-highlight"/>
+          <w:sz w:val="18"/>
+          <w:szCs w:val="18"/>
+          <w:shd w:val="clear" w:color="auto" w:fill="FFFFFF"/>
+        </w:rPr>
+        <w:t xml:space="preserve"> the</w:t>
+      </w:r>
+      <w:r>
+        <w:rPr>
+          <w:sz w:val="18"/>
+          <w:szCs w:val="18"/>
+          <w:shd w:val="clear" w:color="auto" w:fill="FFFFFF"/>
+        </w:rPr>
+        <w:t xml:space="preserve"> predicted and actual values </w:t>
+      </w:r>
+      <w:r>
+        <w:rPr>
+          <w:rStyle w:val="diff-highlight"/>
+          <w:sz w:val="18"/>
+          <w:szCs w:val="18"/>
+          <w:shd w:val="clear" w:color="auto" w:fill="FFFFFF"/>
+        </w:rPr>
+        <w:t>is</w:t>
+      </w:r>
+      <w:r>
+        <w:rPr>
+          <w:sz w:val="18"/>
+          <w:szCs w:val="18"/>
+          <w:shd w:val="clear" w:color="auto" w:fill="FFFFFF"/>
+        </w:rPr>
+        <w:t xml:space="preserve"> acceptable, </w:t>
+      </w:r>
+      <w:r>
+        <w:rPr>
+          <w:rStyle w:val="diff-highlight"/>
+          <w:sz w:val="18"/>
+          <w:szCs w:val="18"/>
+          <w:shd w:val="clear" w:color="auto" w:fill="FFFFFF"/>
+        </w:rPr>
+        <w:t>given</w:t>
+      </w:r>
+      <w:r>
+        <w:rPr>
+          <w:sz w:val="18"/>
+          <w:szCs w:val="18"/>
+          <w:shd w:val="clear" w:color="auto" w:fill="FFFFFF"/>
+        </w:rPr>
+        <w:t xml:space="preserve"> the </w:t>
+      </w:r>
+      <w:r>
+        <w:rPr>
+          <w:rStyle w:val="diff-highlight"/>
+          <w:sz w:val="18"/>
+          <w:szCs w:val="18"/>
+          <w:shd w:val="clear" w:color="auto" w:fill="FFFFFF"/>
+        </w:rPr>
+        <w:t>environmental</w:t>
+      </w:r>
+      <w:r>
+        <w:rPr>
+          <w:sz w:val="18"/>
+          <w:szCs w:val="18"/>
+          <w:shd w:val="clear" w:color="auto" w:fill="FFFFFF"/>
+        </w:rPr>
+        <w:t xml:space="preserve"> </w:t>
+      </w:r>
+      <w:r>
+        <w:rPr>
+          <w:rStyle w:val="diff-highlight"/>
+          <w:sz w:val="18"/>
+          <w:szCs w:val="18"/>
+          <w:shd w:val="clear" w:color="auto" w:fill="FFFFFF"/>
+        </w:rPr>
+        <w:t>data</w:t>
+      </w:r>
+      <w:r>
+        <w:rPr>
+          <w:sz w:val="18"/>
+          <w:szCs w:val="18"/>
+          <w:shd w:val="clear" w:color="auto" w:fill="FFFFFF"/>
+        </w:rPr>
+        <w:t xml:space="preserve"> </w:t>
+      </w:r>
+      <w:r>
+        <w:rPr>
+          <w:rStyle w:val="diff-highlight"/>
+          <w:sz w:val="18"/>
+          <w:szCs w:val="18"/>
+          <w:shd w:val="clear" w:color="auto" w:fill="FFFFFF"/>
+        </w:rPr>
+        <w:t>has</w:t>
+      </w:r>
+      <w:r>
+        <w:rPr>
+          <w:sz w:val="18"/>
+          <w:szCs w:val="18"/>
+          <w:shd w:val="clear" w:color="auto" w:fill="FFFFFF"/>
+        </w:rPr>
+        <w:t xml:space="preserve"> </w:t>
+      </w:r>
+      <w:r>
+        <w:rPr>
+          <w:rStyle w:val="diff-highlight"/>
+          <w:sz w:val="18"/>
+          <w:szCs w:val="18"/>
+          <w:shd w:val="clear" w:color="auto" w:fill="FFFFFF"/>
+        </w:rPr>
+        <w:t>a</w:t>
+      </w:r>
+      <w:r>
+        <w:rPr>
+          <w:sz w:val="18"/>
+          <w:szCs w:val="18"/>
+          <w:shd w:val="clear" w:color="auto" w:fill="FFFFFF"/>
+        </w:rPr>
+        <w:t xml:space="preserve"> </w:t>
+      </w:r>
+      <w:r>
+        <w:rPr>
+          <w:rStyle w:val="diff-highlight"/>
+          <w:sz w:val="18"/>
+          <w:szCs w:val="18"/>
+          <w:shd w:val="clear" w:color="auto" w:fill="FFFFFF"/>
+        </w:rPr>
+        <w:t>high degree</w:t>
+      </w:r>
+      <w:r>
+        <w:rPr>
+          <w:sz w:val="18"/>
+          <w:szCs w:val="18"/>
+          <w:shd w:val="clear" w:color="auto" w:fill="FFFFFF"/>
+        </w:rPr>
+        <w:t xml:space="preserve"> of </w:t>
+      </w:r>
+      <w:r>
+        <w:rPr>
+          <w:rStyle w:val="diff-highlight"/>
+          <w:sz w:val="18"/>
+          <w:szCs w:val="18"/>
+          <w:shd w:val="clear" w:color="auto" w:fill="FFFFFF"/>
+        </w:rPr>
+        <w:t>variability</w:t>
+      </w:r>
+      <w:r>
+        <w:rPr>
+          <w:sz w:val="18"/>
+          <w:szCs w:val="18"/>
+          <w:shd w:val="clear" w:color="auto" w:fill="FFFFFF"/>
+        </w:rPr>
+        <w:t xml:space="preserve"> </w:t>
+      </w:r>
+      <w:r>
+        <w:rPr>
+          <w:rStyle w:val="diff-highlight"/>
+          <w:sz w:val="18"/>
+          <w:szCs w:val="18"/>
+          <w:shd w:val="clear" w:color="auto" w:fill="FFFFFF"/>
+        </w:rPr>
+        <w:t xml:space="preserve">and is continuously </w:t>
       </w:r>
       <w:proofErr w:type="spellStart"/>
       <w:r>
         <w:rPr>
-          <w:rStyle w:val="Strong"/>
-          <w:sz w:val="18"/>
-          <w:szCs w:val="18"/>
+          <w:rStyle w:val="diff-highlight"/>
+          <w:sz w:val="18"/>
+          <w:szCs w:val="18"/>
+          <w:shd w:val="clear" w:color="auto" w:fill="FFFFFF"/>
+        </w:rPr>
+        <w:t>changing</w:t>
+      </w:r>
+      <w:r>
+        <w:rPr>
+          <w:sz w:val="18"/>
+          <w:szCs w:val="18"/>
+          <w:shd w:val="clear" w:color="auto" w:fill="FFFFFF"/>
+        </w:rPr>
+        <w:t>.The</w:t>
+      </w:r>
+      <w:proofErr w:type="spellEnd"/>
+      <w:r>
+        <w:rPr>
+          <w:sz w:val="18"/>
+          <w:szCs w:val="18"/>
+          <w:shd w:val="clear" w:color="auto" w:fill="FFFFFF"/>
+        </w:rPr>
+        <w:t xml:space="preserve"> </w:t>
+      </w:r>
+      <w:proofErr w:type="spellStart"/>
+      <w:r>
+        <w:rPr>
+          <w:b/>
+          <w:bCs/>
+          <w:sz w:val="18"/>
+          <w:szCs w:val="18"/>
+          <w:shd w:val="clear" w:color="auto" w:fill="FFFFFF"/>
         </w:rPr>
         <w:t>Streamlit</w:t>
       </w:r>
       <w:proofErr w:type="spellEnd"/>
       <w:r>
         <w:rPr>
-          <w:rStyle w:val="Strong"/>
-          <w:sz w:val="18"/>
-          <w:szCs w:val="18"/>
-        </w:rPr>
-        <w:t xml:space="preserve"> web application</w:t>
-      </w:r>
-      <w:r>
-        <w:rPr>
-          <w:sz w:val="18"/>
-          <w:szCs w:val="18"/>
-        </w:rPr>
-        <w:t xml:space="preserve"> further enhances accessibility by allowing users to input pollutant concentrations and instantly view the predicted AQI and its category, making the system suitable for real-time air quality monitoring.</w:t>
+          <w:b/>
+          <w:bCs/>
+          <w:sz w:val="18"/>
+          <w:szCs w:val="18"/>
+          <w:shd w:val="clear" w:color="auto" w:fill="FFFFFF"/>
+        </w:rPr>
+        <w:t xml:space="preserve"> web application </w:t>
+      </w:r>
+      <w:r>
+        <w:rPr>
+          <w:rStyle w:val="diff-highlight"/>
+          <w:sz w:val="18"/>
+          <w:szCs w:val="18"/>
+          <w:shd w:val="clear" w:color="auto" w:fill="FFFFFF"/>
+        </w:rPr>
+        <w:t>allows</w:t>
+      </w:r>
+      <w:r>
+        <w:rPr>
+          <w:sz w:val="18"/>
+          <w:szCs w:val="18"/>
+          <w:shd w:val="clear" w:color="auto" w:fill="FFFFFF"/>
+        </w:rPr>
+        <w:t xml:space="preserve"> users to input concentrations </w:t>
+      </w:r>
+      <w:r>
+        <w:rPr>
+          <w:rStyle w:val="diff-highlight"/>
+          <w:sz w:val="18"/>
+          <w:szCs w:val="18"/>
+          <w:shd w:val="clear" w:color="auto" w:fill="FFFFFF"/>
+        </w:rPr>
+        <w:t>of</w:t>
+      </w:r>
+      <w:r>
+        <w:rPr>
+          <w:sz w:val="18"/>
+          <w:szCs w:val="18"/>
+          <w:shd w:val="clear" w:color="auto" w:fill="FFFFFF"/>
+        </w:rPr>
+        <w:t xml:space="preserve"> </w:t>
+      </w:r>
+      <w:r>
+        <w:rPr>
+          <w:rStyle w:val="diff-highlight"/>
+          <w:sz w:val="18"/>
+          <w:szCs w:val="18"/>
+          <w:shd w:val="clear" w:color="auto" w:fill="FFFFFF"/>
+        </w:rPr>
+        <w:t>pollutants</w:t>
+      </w:r>
+      <w:r>
+        <w:rPr>
+          <w:sz w:val="18"/>
+          <w:szCs w:val="18"/>
+          <w:shd w:val="clear" w:color="auto" w:fill="FFFFFF"/>
+        </w:rPr>
+        <w:t xml:space="preserve"> </w:t>
+      </w:r>
+      <w:r>
+        <w:rPr>
+          <w:rStyle w:val="diff-highlight"/>
+          <w:sz w:val="18"/>
+          <w:szCs w:val="18"/>
+          <w:shd w:val="clear" w:color="auto" w:fill="FFFFFF"/>
+        </w:rPr>
+        <w:t>to retrieve</w:t>
+      </w:r>
+      <w:r>
+        <w:rPr>
+          <w:sz w:val="18"/>
+          <w:szCs w:val="18"/>
+          <w:shd w:val="clear" w:color="auto" w:fill="FFFFFF"/>
+        </w:rPr>
+        <w:t xml:space="preserve"> the predicted AQI and </w:t>
+      </w:r>
+      <w:r>
+        <w:rPr>
+          <w:rStyle w:val="diff-highlight"/>
+          <w:sz w:val="18"/>
+          <w:szCs w:val="18"/>
+          <w:shd w:val="clear" w:color="auto" w:fill="FFFFFF"/>
+        </w:rPr>
+        <w:t>AQI</w:t>
+      </w:r>
+      <w:r>
+        <w:rPr>
+          <w:sz w:val="18"/>
+          <w:szCs w:val="18"/>
+          <w:shd w:val="clear" w:color="auto" w:fill="FFFFFF"/>
+        </w:rPr>
+        <w:t xml:space="preserve"> category, </w:t>
+      </w:r>
+      <w:r>
+        <w:rPr>
+          <w:rStyle w:val="diff-highlight"/>
+          <w:sz w:val="18"/>
+          <w:szCs w:val="18"/>
+          <w:shd w:val="clear" w:color="auto" w:fill="FFFFFF"/>
+        </w:rPr>
+        <w:t>thus</w:t>
+      </w:r>
+      <w:r>
+        <w:rPr>
+          <w:sz w:val="18"/>
+          <w:szCs w:val="18"/>
+          <w:shd w:val="clear" w:color="auto" w:fill="FFFFFF"/>
+        </w:rPr>
+        <w:t xml:space="preserve"> the </w:t>
+      </w:r>
+      <w:r>
+        <w:rPr>
+          <w:rStyle w:val="diff-highlight"/>
+          <w:sz w:val="18"/>
+          <w:szCs w:val="18"/>
+          <w:shd w:val="clear" w:color="auto" w:fill="FFFFFF"/>
+        </w:rPr>
+        <w:t>outputs</w:t>
+      </w:r>
+      <w:r>
+        <w:rPr>
+          <w:sz w:val="18"/>
+          <w:szCs w:val="18"/>
+          <w:shd w:val="clear" w:color="auto" w:fill="FFFFFF"/>
+        </w:rPr>
+        <w:t xml:space="preserve"> </w:t>
+      </w:r>
+      <w:r>
+        <w:rPr>
+          <w:rStyle w:val="diff-highlight"/>
+          <w:sz w:val="18"/>
+          <w:szCs w:val="18"/>
+          <w:shd w:val="clear" w:color="auto" w:fill="FFFFFF"/>
+        </w:rPr>
+        <w:t>can be utilized</w:t>
+      </w:r>
+      <w:r>
+        <w:rPr>
+          <w:sz w:val="18"/>
+          <w:szCs w:val="18"/>
+          <w:shd w:val="clear" w:color="auto" w:fill="FFFFFF"/>
+        </w:rPr>
+        <w:t xml:space="preserve"> for real-time air quality monitoring</w:t>
+      </w:r>
+      <w:r>
+        <w:rPr>
+          <w:rStyle w:val="diff-highlight"/>
+          <w:sz w:val="18"/>
+          <w:szCs w:val="18"/>
+          <w:shd w:val="clear" w:color="auto" w:fill="FFFFFF"/>
+        </w:rPr>
+        <w:t xml:space="preserve"> and is accessible</w:t>
+      </w:r>
+      <w:r>
+        <w:rPr>
+          <w:sz w:val="18"/>
+          <w:szCs w:val="18"/>
+          <w:shd w:val="clear" w:color="auto" w:fill="FFFFFF"/>
+        </w:rPr>
+        <w:t>.</w:t>
       </w:r>
     </w:p>
     <w:p>
@@ -3858,90 +7289,7 @@
           <w:sz w:val="18"/>
           <w:szCs w:val="18"/>
         </w:rPr>
-        <w:t xml:space="preserve">      </w:t>
-      </w:r>
-      <w:r>
-        <w:rPr>
-          <w:sz w:val="18"/>
-          <w:szCs w:val="18"/>
-        </w:rPr>
-        <w:t xml:space="preserve">Overall, the project demonstrates that </w:t>
-      </w:r>
-      <w:r>
-        <w:rPr>
-          <w:rStyle w:val="Strong"/>
-          <w:sz w:val="18"/>
-          <w:szCs w:val="18"/>
-        </w:rPr>
-        <w:t>ensemble learning methods</w:t>
-      </w:r>
-      <w:r>
-        <w:rPr>
-          <w:sz w:val="18"/>
-          <w:szCs w:val="18"/>
-        </w:rPr>
-        <w:t xml:space="preserve">, particularly </w:t>
-      </w:r>
-      <w:proofErr w:type="spellStart"/>
-      <w:r>
-        <w:rPr>
-          <w:sz w:val="18"/>
-          <w:szCs w:val="18"/>
-        </w:rPr>
-        <w:t>XGBoost</w:t>
-      </w:r>
-      <w:proofErr w:type="spellEnd"/>
-      <w:r>
-        <w:rPr>
-          <w:sz w:val="18"/>
-          <w:szCs w:val="18"/>
-        </w:rPr>
-        <w:t xml:space="preserve">, are well-suited for AQI prediction tasks. Future improvements could include integrating </w:t>
-      </w:r>
-      <w:r>
-        <w:rPr>
-          <w:rStyle w:val="Strong"/>
-          <w:sz w:val="18"/>
-          <w:szCs w:val="18"/>
-        </w:rPr>
-        <w:t>real-time sensor data</w:t>
-      </w:r>
-      <w:r>
-        <w:rPr>
-          <w:sz w:val="18"/>
-          <w:szCs w:val="18"/>
-        </w:rPr>
-        <w:t xml:space="preserve">, expanding the </w:t>
-      </w:r>
-      <w:r>
-        <w:rPr>
-          <w:rStyle w:val="Strong"/>
-          <w:sz w:val="18"/>
-          <w:szCs w:val="18"/>
-        </w:rPr>
-        <w:t>temporal and spatial coverage</w:t>
-      </w:r>
-      <w:r>
-        <w:rPr>
-          <w:sz w:val="18"/>
-          <w:szCs w:val="18"/>
-        </w:rPr>
-        <w:t xml:space="preserve">, and employing </w:t>
-      </w:r>
-      <w:r>
-        <w:rPr>
-          <w:rStyle w:val="Strong"/>
-          <w:sz w:val="18"/>
-          <w:szCs w:val="18"/>
-        </w:rPr>
-        <w:t>deep learning techniques</w:t>
-      </w:r>
-      <w:r>
-        <w:rPr>
-          <w:sz w:val="18"/>
-          <w:szCs w:val="18"/>
-        </w:rPr>
-        <w:t xml:space="preserve"> to capture more complex pollutant interactions and atmospheric patterns</w:t>
+        <w:t xml:space="preserve">   </w:t>
       </w:r>
     </w:p>
     <w:p>
@@ -4016,7 +7364,7 @@
         <w:caps/>
         <w:noProof/>
       </w:rPr>
-      <w:t>3</w:t>
+      <w:t>2</w:t>
     </w:r>
     <w:r>
       <w:rPr>
@@ -6503,6 +9851,11 @@
       </w:tblBorders>
     </w:tblPr>
   </w:style>
+  <w:style w:type="character" w:customStyle="1" w:styleId="diff-highlight">
+    <w:name w:val="diff-highlight"/>
+    <w:basedOn w:val="DefaultParagraphFont"/>
+    <w:rsid w:val="00942104"/>
+  </w:style>
 </w:styles>
 </file>
 
@@ -6772,7 +10125,7 @@
 </file>
 
 <file path=customXml/itemProps1.xml><?xml version="1.0" encoding="utf-8"?>
-<ds:datastoreItem xmlns:ds="http://purl.oclc.org/ooxml/officeDocument/customXml" ds:itemID="{60FDA167-4CBF-4F63-9ED3-3E965A4FECEA}">
+<ds:datastoreItem xmlns:ds="http://purl.oclc.org/ooxml/officeDocument/customXml" ds:itemID="{52CF2703-E363-475A-8C5A-36A7F52E6BEC}">
   <ds:schemaRefs>
     <ds:schemaRef ds:uri="http://schemas.openxmlformats.org/officeDocument/2006/bibliography"/>
   </ds:schemaRefs>

--- a/Report.docx
+++ b/Report.docx
@@ -8,11 +8,15 @@
         <w:spacing w:before="5pt" w:beforeAutospacing="1" w:after="5pt" w:afterAutospacing="1"/>
         <w:rPr>
           <w:kern w:val="48"/>
+          <w:sz w:val="40"/>
+          <w:szCs w:val="40"/>
         </w:rPr>
       </w:pPr>
       <w:r>
         <w:rPr>
           <w:kern w:val="48"/>
+          <w:sz w:val="40"/>
+          <w:szCs w:val="40"/>
         </w:rPr>
         <w:t>Air Quality Index(AQI) Prediction</w:t>
       </w:r>
@@ -23,8 +27,8 @@
         <w:spacing w:before="5pt" w:beforeAutospacing="1" w:after="5pt" w:afterAutospacing="1" w:line="6pt" w:lineRule="auto"/>
         <w:jc w:val="both"/>
         <w:rPr>
-          <w:sz w:val="16"/>
-          <w:szCs w:val="16"/>
+          <w:sz w:val="18"/>
+          <w:szCs w:val="18"/>
         </w:rPr>
         <w:sectPr>
           <w:footerReference w:type="default" r:id="rId8"/>
@@ -41,15 +45,45 @@
       <w:pPr>
         <w:pStyle w:val="Author"/>
         <w:spacing w:before="5pt" w:beforeAutospacing="1"/>
-        <w:jc w:val="both"/>
-        <w:rPr>
-          <w:sz w:val="18"/>
-          <w:szCs w:val="18"/>
-        </w:rPr>
-      </w:pPr>
+        <w:jc w:val="start"/>
+        <w:rPr>
+          <w:rFonts w:ascii="Bahnschrift Light" w:hAnsi="Bahnschrift Light" w:cs="Arial"/>
+          <w:sz w:val="18"/>
+          <w:szCs w:val="18"/>
+        </w:rPr>
+      </w:pPr>
+      <w:r>
+        <w:rPr>
+          <w:rFonts w:ascii="Bahnschrift Light" w:hAnsi="Bahnschrift Light" w:cs="Arial"/>
+          <w:sz w:val="18"/>
+          <w:szCs w:val="18"/>
+        </w:rPr>
+        <w:t>S NRUPENDRA (U23AI055)</w:t>
+      </w:r>
+      <w:r>
+        <w:rPr>
+          <w:rFonts w:ascii="Bahnschrift Light" w:hAnsi="Bahnschrift Light" w:cs="Arial"/>
+          <w:sz w:val="18"/>
+          <w:szCs w:val="18"/>
+        </w:rPr>
+        <w:br/>
+        <w:t xml:space="preserve">DS Project </w:t>
+      </w:r>
+      <w:r>
+        <w:rPr>
+          <w:rFonts w:ascii="Bahnschrift Light" w:hAnsi="Bahnschrift Light" w:cs="Arial"/>
+          <w:sz w:val="18"/>
+          <w:szCs w:val="18"/>
+        </w:rPr>
+        <w:t>Report</w:t>
+      </w:r>
     </w:p>
     <w:p>
       <w:pPr>
+        <w:rPr>
+          <w:sz w:val="18"/>
+          <w:szCs w:val="18"/>
+        </w:rPr>
         <w:sectPr>
           <w:type w:val="continuous"/>
           <w:pgSz w:w="595.30pt" w:h="841.90pt" w:code="9"/>
@@ -59,6 +93,10 @@
         </w:sectPr>
       </w:pPr>
       <w:r>
+        <w:rPr>
+          <w:sz w:val="18"/>
+          <w:szCs w:val="18"/>
+        </w:rPr>
         <w:br w:type="column"/>
       </w:r>
     </w:p>
@@ -78,6 +116,8 @@
           <w:bCs/>
           <w:i/>
           <w:iCs/>
+          <w:sz w:val="18"/>
+          <w:szCs w:val="18"/>
         </w:rPr>
         <w:t>Abstract—</w:t>
       </w:r>
@@ -195,10 +235,7 @@
         <w:t>Keywords—</w:t>
       </w:r>
       <w:r>
-        <w:t xml:space="preserve"> </w:t>
-      </w:r>
-      <w:r>
-        <w:t xml:space="preserve">Air Quality Index, Machine Learning, </w:t>
+        <w:t xml:space="preserve"> Air Quality Index, Machine Learning, </w:t>
       </w:r>
       <w:proofErr w:type="spellStart"/>
       <w:r>
@@ -222,11 +259,15 @@
         <w:pStyle w:val="Heading1"/>
         <w:rPr>
           <w:b/>
+          <w:sz w:val="18"/>
+          <w:szCs w:val="18"/>
         </w:rPr>
       </w:pPr>
       <w:r>
         <w:rPr>
           <w:b/>
+          <w:sz w:val="18"/>
+          <w:szCs w:val="18"/>
         </w:rPr>
         <w:t xml:space="preserve">Introduction </w:t>
       </w:r>
@@ -1397,11 +1438,15 @@
         <w:pStyle w:val="Heading1"/>
         <w:rPr>
           <w:b/>
+          <w:sz w:val="18"/>
+          <w:szCs w:val="18"/>
         </w:rPr>
       </w:pPr>
       <w:r>
         <w:rPr>
           <w:b/>
+          <w:sz w:val="18"/>
+          <w:szCs w:val="18"/>
         </w:rPr>
         <w:t>Background and Literature Survey</w:t>
       </w:r>
@@ -1776,14 +1821,14 @@
           <w:sz w:val="18"/>
           <w:szCs w:val="18"/>
         </w:rPr>
-        <w:t xml:space="preserve">In recent years, there has been a greater application of machine learning in terms of environmental monitoring. Statistical models like linear regression and ARIMA were originally used for AQI </w:t>
-      </w:r>
-      <w:r>
-        <w:rPr>
-          <w:sz w:val="18"/>
-          <w:szCs w:val="18"/>
-        </w:rPr>
-        <w:t xml:space="preserve">forecasting, but they struggled to account for the nonlinear relationships amongst the pollutants. Ensemble learning models, specifically Random Forest (RF) and </w:t>
+        <w:t xml:space="preserve">In recent years, there has been a greater application of machine learning in terms of environmental monitoring. Statistical models </w:t>
+      </w:r>
+      <w:r>
+        <w:rPr>
+          <w:sz w:val="18"/>
+          <w:szCs w:val="18"/>
+        </w:rPr>
+        <w:t xml:space="preserve">like linear regression and ARIMA were originally used for AQI forecasting, but they struggled to account for the nonlinear relationships amongst the pollutants. Ensemble learning models, specifically Random Forest (RF) and </w:t>
       </w:r>
       <w:proofErr w:type="spellStart"/>
       <w:r>
@@ -1887,19 +1932,17 @@
         <w:pStyle w:val="Heading1"/>
         <w:rPr>
           <w:b/>
+          <w:sz w:val="18"/>
+          <w:szCs w:val="18"/>
         </w:rPr>
       </w:pPr>
       <w:r>
         <w:rPr>
           <w:b/>
-        </w:rPr>
-        <w:t>Propo</w:t>
-      </w:r>
-      <w:r>
-        <w:rPr>
-          <w:b/>
-        </w:rPr>
-        <w:t>sed methodology</w:t>
+          <w:sz w:val="18"/>
+          <w:szCs w:val="18"/>
+        </w:rPr>
+        <w:t>Proposed methodology</w:t>
       </w:r>
     </w:p>
     <w:p>
@@ -1915,41 +1958,32 @@
           <w:sz w:val="18"/>
           <w:szCs w:val="18"/>
         </w:rPr>
-        <w:t xml:space="preserve">      </w:t>
-      </w:r>
-      <w:r>
-        <w:rPr>
-          <w:sz w:val="18"/>
-          <w:szCs w:val="18"/>
-        </w:rPr>
-        <w:t>The suggested system seeks to predict the Air Quality Index (AQI) as per concentrations of air pollutants extracted from various monitoring stations located throughout I</w:t>
-      </w:r>
-      <w:r>
-        <w:rPr>
-          <w:sz w:val="18"/>
-          <w:szCs w:val="18"/>
-        </w:rPr>
-        <w:t xml:space="preserve">ndia. It proposes a methodology comprising </w:t>
-      </w:r>
-      <w:r>
-        <w:rPr>
-          <w:sz w:val="18"/>
-          <w:szCs w:val="18"/>
-        </w:rPr>
-        <w:t>of four major stages: (1) data preprocessing; (2) feature engineering; (3) model training; and (4) model deployment.</w:t>
+        <w:t xml:space="preserve">      The suggested system seeks to predict the Air Quality Index (AQI) as per concentrations of air pollutants extracted from various monitoring stations located throughout India. It proposes a methodology comprising of four major stages: (1) data preprocessing; (2) feature engineering; (3) model training; and (4) model deployment.</w:t>
       </w:r>
     </w:p>
     <w:p>
       <w:pPr>
         <w:pStyle w:val="Heading2"/>
-      </w:pPr>
-      <w:r>
+        <w:rPr>
+          <w:sz w:val="18"/>
+          <w:szCs w:val="18"/>
+        </w:rPr>
+      </w:pPr>
+      <w:r>
+        <w:rPr>
+          <w:sz w:val="18"/>
+          <w:szCs w:val="18"/>
+        </w:rPr>
         <w:t>Data Collection and Preprocessing</w:t>
       </w:r>
     </w:p>
     <w:p>
       <w:pPr>
         <w:pStyle w:val="BodyText"/>
+        <w:rPr>
+          <w:sz w:val="18"/>
+          <w:szCs w:val="18"/>
+        </w:rPr>
       </w:pPr>
       <w:r>
         <w:rPr>
@@ -2015,14 +2049,7 @@
           <w:sz w:val="18"/>
           <w:szCs w:val="18"/>
         </w:rPr>
-        <w:t xml:space="preserve"> containing metadata abou</w:t>
-      </w:r>
-      <w:r>
-        <w:rPr>
-          <w:sz w:val="18"/>
-          <w:szCs w:val="18"/>
-        </w:rPr>
-        <w:t>t station locations. Both files</w:t>
+        <w:t xml:space="preserve"> containing metadata about station locations. Both files</w:t>
       </w:r>
       <w:r>
         <w:rPr>
@@ -2037,14 +2064,7 @@
           <w:sz w:val="18"/>
           <w:szCs w:val="18"/>
         </w:rPr>
-        <w:t>we</w:t>
-      </w:r>
-      <w:r>
-        <w:rPr>
-          <w:sz w:val="18"/>
-          <w:szCs w:val="18"/>
-        </w:rPr>
-        <w:t>re</w:t>
+        <w:t>were</w:t>
       </w:r>
       <w:r>
         <w:rPr>
@@ -2088,6 +2108,10 @@
       </w:r>
       <w:proofErr w:type="spellEnd"/>
       <w:r>
+        <w:rPr>
+          <w:sz w:val="18"/>
+          <w:szCs w:val="18"/>
+        </w:rPr>
         <w:t xml:space="preserve"> field.</w:t>
       </w:r>
     </w:p>
@@ -2470,8 +2494,16 @@
     <w:p>
       <w:pPr>
         <w:pStyle w:val="Heading2"/>
-      </w:pPr>
-      <w:r>
+        <w:rPr>
+          <w:sz w:val="18"/>
+          <w:szCs w:val="18"/>
+        </w:rPr>
+      </w:pPr>
+      <w:r>
+        <w:rPr>
+          <w:sz w:val="18"/>
+          <w:szCs w:val="18"/>
+        </w:rPr>
         <w:t>Dataset Justification</w:t>
       </w:r>
     </w:p>
@@ -2484,21 +2516,11 @@
         </w:rPr>
       </w:pPr>
       <w:r>
-        <w:t xml:space="preserve">     </w:t>
-      </w:r>
-      <w:r>
-        <w:rPr>
-          <w:sz w:val="18"/>
-          <w:szCs w:val="18"/>
-        </w:rPr>
-        <w:t>Although there were multiple datasets in the Air Quality</w:t>
-      </w:r>
-      <w:r>
-        <w:rPr>
-          <w:sz w:val="18"/>
-          <w:szCs w:val="18"/>
-        </w:rPr>
-        <w:t xml:space="preserve"> Data in India repository, like </w:t>
+        <w:rPr>
+          <w:sz w:val="18"/>
+          <w:szCs w:val="18"/>
+        </w:rPr>
+        <w:t xml:space="preserve">     Although there were multiple datasets in the Air Quality Data in India repository, like </w:t>
       </w:r>
       <w:r>
         <w:rPr>
@@ -2634,8 +2656,17 @@
     <w:p>
       <w:pPr>
         <w:pStyle w:val="Heading2"/>
-      </w:pPr>
-      <w:r>
+        <w:rPr>
+          <w:sz w:val="18"/>
+          <w:szCs w:val="18"/>
+        </w:rPr>
+      </w:pPr>
+      <w:r>
+        <w:rPr>
+          <w:sz w:val="18"/>
+          <w:szCs w:val="18"/>
+        </w:rPr>
+        <w:lastRenderedPageBreak/>
         <w:t>Feature Engineering</w:t>
       </w:r>
     </w:p>
@@ -2648,6 +2679,10 @@
         </w:rPr>
       </w:pPr>
       <w:r>
+        <w:rPr>
+          <w:sz w:val="18"/>
+          <w:szCs w:val="18"/>
+        </w:rPr>
         <w:t xml:space="preserve">     </w:t>
       </w:r>
       <w:r>
@@ -2655,22 +2690,22 @@
           <w:sz w:val="18"/>
           <w:szCs w:val="18"/>
         </w:rPr>
-        <w:t xml:space="preserve">The major features taken into account are pollutant concentrations, including PM2.5, PM10, NO, NO₂, NOx, SO₂, CO, </w:t>
-      </w:r>
-      <w:r>
-        <w:rPr>
-          <w:sz w:val="18"/>
-          <w:szCs w:val="18"/>
-        </w:rPr>
-        <w:lastRenderedPageBreak/>
-        <w:t>O₃, NH₃, and optionally Xylene, and Benzene and Toluene.  The response variable is AQI, which represents total air pollution the day and station observations were made.  The AQI response variable in outlier states were clipped to the reasonable range of 0-500 to stabilize the model while enhancing performance statistics.</w:t>
+        <w:t>The major features taken into account are pollutant concentrations, including PM2.5, PM10, NO, NO₂, NOx, SO₂, CO, O₃, NH₃, and optionally Xylene, and Benzene and Toluene.  The response variable is AQI, which represents total air pollution the day and station observations were made.  The AQI response variable in outlier states were clipped to the reasonable range of 0-500 to stabilize the model while enhancing performance statistics.</w:t>
       </w:r>
     </w:p>
     <w:p>
       <w:pPr>
         <w:pStyle w:val="Heading2"/>
-      </w:pPr>
-      <w:r>
+        <w:rPr>
+          <w:sz w:val="18"/>
+          <w:szCs w:val="18"/>
+        </w:rPr>
+      </w:pPr>
+      <w:r>
+        <w:rPr>
+          <w:sz w:val="18"/>
+          <w:szCs w:val="18"/>
+        </w:rPr>
         <w:t>Model Training</w:t>
       </w:r>
     </w:p>
@@ -2678,14 +2713,22 @@
       <w:pPr>
         <w:pStyle w:val="BodyText"/>
         <w:rPr>
+          <w:sz w:val="18"/>
+          <w:szCs w:val="18"/>
           <w:lang w:val="en-US"/>
         </w:rPr>
       </w:pPr>
       <w:r>
+        <w:rPr>
+          <w:sz w:val="18"/>
+          <w:szCs w:val="18"/>
+        </w:rPr>
         <w:t>Two regression models were implemented and compared</w:t>
       </w:r>
       <w:r>
         <w:rPr>
+          <w:sz w:val="18"/>
+          <w:szCs w:val="18"/>
           <w:lang w:val="en-US"/>
         </w:rPr>
         <w:t xml:space="preserve">, </w:t>
@@ -2693,6 +2736,8 @@
       <w:r>
         <w:rPr>
           <w:rStyle w:val="Strong"/>
+          <w:sz w:val="18"/>
+          <w:szCs w:val="18"/>
         </w:rPr>
         <w:t xml:space="preserve">Random Forest </w:t>
       </w:r>
@@ -2700,17 +2745,25 @@
       <w:r>
         <w:rPr>
           <w:rStyle w:val="Strong"/>
+          <w:sz w:val="18"/>
+          <w:szCs w:val="18"/>
         </w:rPr>
         <w:t>Regressor</w:t>
       </w:r>
       <w:proofErr w:type="spellEnd"/>
       <w:r>
+        <w:rPr>
+          <w:sz w:val="18"/>
+          <w:szCs w:val="18"/>
+        </w:rPr>
         <w:t xml:space="preserve"> and </w:t>
       </w:r>
       <w:proofErr w:type="spellStart"/>
       <w:r>
         <w:rPr>
           <w:rStyle w:val="Strong"/>
+          <w:sz w:val="18"/>
+          <w:szCs w:val="18"/>
         </w:rPr>
         <w:t>XGBoost</w:t>
       </w:r>
@@ -2718,6 +2771,8 @@
       <w:r>
         <w:rPr>
           <w:rStyle w:val="Strong"/>
+          <w:sz w:val="18"/>
+          <w:szCs w:val="18"/>
         </w:rPr>
         <w:t xml:space="preserve"> </w:t>
       </w:r>
@@ -2725,11 +2780,17 @@
       <w:r>
         <w:rPr>
           <w:rStyle w:val="Strong"/>
+          <w:sz w:val="18"/>
+          <w:szCs w:val="18"/>
         </w:rPr>
         <w:t>Regressor</w:t>
       </w:r>
       <w:proofErr w:type="spellEnd"/>
       <w:r>
+        <w:rPr>
+          <w:sz w:val="18"/>
+          <w:szCs w:val="18"/>
+        </w:rPr>
         <w:t>. Both models were evaluated using standard metrics such as:</w:t>
       </w:r>
     </w:p>
@@ -2814,6 +2875,10 @@
         <w:t xml:space="preserve">Root Mean Squared Error (RMSE) </w:t>
       </w:r>
       <w:r>
+        <w:rPr>
+          <w:sz w:val="18"/>
+          <w:szCs w:val="18"/>
+        </w:rPr>
         <w:t>–</w:t>
       </w:r>
       <w:r>
@@ -3020,8 +3085,16 @@
     <w:p>
       <w:pPr>
         <w:pStyle w:val="Heading2"/>
-      </w:pPr>
-      <w:r>
+        <w:rPr>
+          <w:sz w:val="18"/>
+          <w:szCs w:val="18"/>
+        </w:rPr>
+      </w:pPr>
+      <w:r>
+        <w:rPr>
+          <w:sz w:val="18"/>
+          <w:szCs w:val="18"/>
+        </w:rPr>
         <w:t>Model Deployment (Streamlit Web App)</w:t>
       </w:r>
     </w:p>
@@ -3034,6 +3107,10 @@
         </w:rPr>
       </w:pPr>
       <w:r>
+        <w:rPr>
+          <w:sz w:val="18"/>
+          <w:szCs w:val="18"/>
+        </w:rPr>
         <w:t xml:space="preserve">     </w:t>
       </w:r>
       <w:r>
@@ -3556,8 +3633,16 @@
     <w:p>
       <w:pPr>
         <w:pStyle w:val="Heading2"/>
-      </w:pPr>
-      <w:r>
+        <w:rPr>
+          <w:sz w:val="18"/>
+          <w:szCs w:val="18"/>
+        </w:rPr>
+      </w:pPr>
+      <w:r>
+        <w:rPr>
+          <w:sz w:val="18"/>
+          <w:szCs w:val="18"/>
+        </w:rPr>
         <w:t>Methodology Flow</w:t>
       </w:r>
     </w:p>
@@ -4497,11 +4582,15 @@
         <w:pStyle w:val="Heading1"/>
         <w:rPr>
           <w:b/>
+          <w:sz w:val="18"/>
+          <w:szCs w:val="18"/>
         </w:rPr>
       </w:pPr>
       <w:r>
         <w:rPr>
           <w:b/>
+          <w:sz w:val="18"/>
+          <w:szCs w:val="18"/>
         </w:rPr>
         <w:t xml:space="preserve">Results and discussion </w:t>
       </w:r>
@@ -4526,14 +4615,7 @@
           <w:sz w:val="18"/>
           <w:szCs w:val="18"/>
         </w:rPr>
-        <w:t xml:space="preserve"> </w:t>
-      </w:r>
-      <w:r>
-        <w:rPr>
-          <w:sz w:val="18"/>
-          <w:szCs w:val="18"/>
-        </w:rPr>
-        <w:t xml:space="preserve">Once the data preprocessing and model training phases were completed, two distinct predictive models — one that incorporated the pollutant </w:t>
+        <w:t xml:space="preserve"> Once the data preprocessing and model training phases were completed, two distinct predictive models — one that incorporated the pollutant </w:t>
       </w:r>
       <w:r>
         <w:rPr>
@@ -4642,14 +4724,7 @@
           <w:sz w:val="18"/>
           <w:szCs w:val="18"/>
         </w:rPr>
-        <w:t xml:space="preserve">       </w:t>
-      </w:r>
-      <w:r>
-        <w:rPr>
-          <w:sz w:val="18"/>
-          <w:szCs w:val="18"/>
-        </w:rPr>
-        <w:t xml:space="preserve">Both models were evaluated using standard regression metrics — </w:t>
+        <w:t xml:space="preserve">       Both models were evaluated using standard regression metrics — </w:t>
       </w:r>
       <w:r>
         <w:rPr>
@@ -4687,7 +4762,15 @@
           <w:sz w:val="18"/>
           <w:szCs w:val="18"/>
         </w:rPr>
-        <w:t>Root Mean Squared Error (RMSE)</w:t>
+        <w:t xml:space="preserve">Root Mean </w:t>
+      </w:r>
+      <w:r>
+        <w:rPr>
+          <w:rStyle w:val="Strong"/>
+          <w:sz w:val="18"/>
+          <w:szCs w:val="18"/>
+        </w:rPr>
+        <w:t>Squared Error (RMSE)</w:t>
       </w:r>
       <w:r>
         <w:rPr>
@@ -4778,6 +4861,8 @@
               <w:rPr>
                 <w:b/>
                 <w:bCs/>
+                <w:sz w:val="18"/>
+                <w:szCs w:val="18"/>
               </w:rPr>
               <w:t>² Score</w:t>
             </w:r>
@@ -5748,8 +5833,9 @@
           <w:szCs w:val="18"/>
           <w:shd w:val="clear" w:color="auto" w:fill="FFFFFF"/>
         </w:rPr>
-        <w:t>S</w:t>
-      </w:r>
+        <w:t>Streamlit</w:t>
+      </w:r>
+      <w:proofErr w:type="spellEnd"/>
       <w:r>
         <w:rPr>
           <w:b/>
@@ -5758,160 +5844,398 @@
           <w:szCs w:val="18"/>
           <w:shd w:val="clear" w:color="auto" w:fill="FFFFFF"/>
         </w:rPr>
-        <w:t>treamlit</w:t>
-      </w:r>
-      <w:proofErr w:type="spellEnd"/>
-      <w:r>
-        <w:rPr>
+        <w:t xml:space="preserve"> interactive web </w:t>
+      </w:r>
+      <w:r>
+        <w:rPr>
+          <w:rStyle w:val="diff-highlight"/>
           <w:b/>
           <w:bCs/>
           <w:sz w:val="18"/>
           <w:szCs w:val="18"/>
           <w:shd w:val="clear" w:color="auto" w:fill="FFFFFF"/>
         </w:rPr>
-        <w:t xml:space="preserve"> interactive web </w:t>
-      </w:r>
-      <w:r>
-        <w:rPr>
-          <w:rStyle w:val="diff-highlight"/>
+        <w:t>app</w:t>
+      </w:r>
+      <w:r>
+        <w:rPr>
+          <w:sz w:val="18"/>
+          <w:szCs w:val="18"/>
+          <w:shd w:val="clear" w:color="auto" w:fill="FFFFFF"/>
+        </w:rPr>
+        <w:t xml:space="preserve">, allowing users to input pollutant concentrations and receive </w:t>
+      </w:r>
+      <w:r>
+        <w:rPr>
+          <w:rStyle w:val="diff-highlight"/>
+          <w:sz w:val="18"/>
+          <w:szCs w:val="18"/>
+          <w:shd w:val="clear" w:color="auto" w:fill="FFFFFF"/>
+        </w:rPr>
+        <w:t>predictions</w:t>
+      </w:r>
+      <w:r>
+        <w:rPr>
+          <w:sz w:val="18"/>
+          <w:szCs w:val="18"/>
+          <w:shd w:val="clear" w:color="auto" w:fill="FFFFFF"/>
+        </w:rPr>
+        <w:t xml:space="preserve"> </w:t>
+      </w:r>
+      <w:r>
+        <w:rPr>
+          <w:rStyle w:val="diff-highlight"/>
+          <w:sz w:val="18"/>
+          <w:szCs w:val="18"/>
+          <w:shd w:val="clear" w:color="auto" w:fill="FFFFFF"/>
+        </w:rPr>
+        <w:t>for</w:t>
+      </w:r>
+      <w:r>
+        <w:rPr>
+          <w:sz w:val="18"/>
+          <w:szCs w:val="18"/>
+          <w:shd w:val="clear" w:color="auto" w:fill="FFFFFF"/>
+        </w:rPr>
+        <w:t xml:space="preserve"> </w:t>
+      </w:r>
+      <w:r>
+        <w:rPr>
+          <w:rStyle w:val="diff-highlight"/>
+          <w:sz w:val="18"/>
+          <w:szCs w:val="18"/>
+          <w:shd w:val="clear" w:color="auto" w:fill="FFFFFF"/>
+        </w:rPr>
+        <w:t>AQI</w:t>
+      </w:r>
+      <w:r>
+        <w:rPr>
+          <w:sz w:val="18"/>
+          <w:szCs w:val="18"/>
+          <w:shd w:val="clear" w:color="auto" w:fill="FFFFFF"/>
+        </w:rPr>
+        <w:t xml:space="preserve"> and air quality classifications (e.g., Good, Moderate, Poor). </w:t>
+      </w:r>
+      <w:r>
+        <w:rPr>
+          <w:rStyle w:val="diff-highlight"/>
+          <w:sz w:val="18"/>
+          <w:szCs w:val="18"/>
+          <w:shd w:val="clear" w:color="auto" w:fill="FFFFFF"/>
+        </w:rPr>
+        <w:t>Users</w:t>
+      </w:r>
+      <w:r>
+        <w:rPr>
+          <w:sz w:val="18"/>
+          <w:szCs w:val="18"/>
+          <w:shd w:val="clear" w:color="auto" w:fill="FFFFFF"/>
+        </w:rPr>
+        <w:t xml:space="preserve"> </w:t>
+      </w:r>
+      <w:r>
+        <w:rPr>
+          <w:rStyle w:val="diff-highlight"/>
+          <w:sz w:val="18"/>
+          <w:szCs w:val="18"/>
+          <w:shd w:val="clear" w:color="auto" w:fill="FFFFFF"/>
+        </w:rPr>
+        <w:t>can</w:t>
+      </w:r>
+      <w:r>
+        <w:rPr>
+          <w:sz w:val="18"/>
+          <w:szCs w:val="18"/>
+          <w:shd w:val="clear" w:color="auto" w:fill="FFFFFF"/>
+        </w:rPr>
+        <w:t xml:space="preserve"> also </w:t>
+      </w:r>
+      <w:r>
+        <w:rPr>
+          <w:rStyle w:val="diff-highlight"/>
+          <w:sz w:val="18"/>
+          <w:szCs w:val="18"/>
+          <w:shd w:val="clear" w:color="auto" w:fill="FFFFFF"/>
+        </w:rPr>
+        <w:t>upload a</w:t>
+      </w:r>
+      <w:r>
+        <w:rPr>
+          <w:sz w:val="18"/>
+          <w:szCs w:val="18"/>
+          <w:shd w:val="clear" w:color="auto" w:fill="FFFFFF"/>
+        </w:rPr>
+        <w:t xml:space="preserve"> </w:t>
+      </w:r>
+      <w:r>
+        <w:rPr>
           <w:b/>
           <w:bCs/>
           <w:sz w:val="18"/>
           <w:szCs w:val="18"/>
           <w:shd w:val="clear" w:color="auto" w:fill="FFFFFF"/>
         </w:rPr>
-        <w:t>app</w:t>
-      </w:r>
-      <w:r>
-        <w:rPr>
-          <w:sz w:val="18"/>
-          <w:szCs w:val="18"/>
-          <w:shd w:val="clear" w:color="auto" w:fill="FFFFFF"/>
-        </w:rPr>
-        <w:t xml:space="preserve">, allowing users to input pollutant concentrations and receive </w:t>
-      </w:r>
-      <w:r>
-        <w:rPr>
-          <w:rStyle w:val="diff-highlight"/>
-          <w:sz w:val="18"/>
-          <w:szCs w:val="18"/>
-          <w:shd w:val="clear" w:color="auto" w:fill="FFFFFF"/>
-        </w:rPr>
-        <w:t>predictions</w:t>
-      </w:r>
-      <w:r>
-        <w:rPr>
-          <w:sz w:val="18"/>
-          <w:szCs w:val="18"/>
-          <w:shd w:val="clear" w:color="auto" w:fill="FFFFFF"/>
-        </w:rPr>
-        <w:t xml:space="preserve"> </w:t>
-      </w:r>
-      <w:r>
-        <w:rPr>
-          <w:rStyle w:val="diff-highlight"/>
-          <w:sz w:val="18"/>
-          <w:szCs w:val="18"/>
-          <w:shd w:val="clear" w:color="auto" w:fill="FFFFFF"/>
-        </w:rPr>
-        <w:t>for</w:t>
-      </w:r>
-      <w:r>
-        <w:rPr>
-          <w:sz w:val="18"/>
-          <w:szCs w:val="18"/>
-          <w:shd w:val="clear" w:color="auto" w:fill="FFFFFF"/>
-        </w:rPr>
-        <w:t xml:space="preserve"> </w:t>
-      </w:r>
-      <w:r>
-        <w:rPr>
-          <w:rStyle w:val="diff-highlight"/>
-          <w:sz w:val="18"/>
-          <w:szCs w:val="18"/>
-          <w:shd w:val="clear" w:color="auto" w:fill="FFFFFF"/>
-        </w:rPr>
-        <w:t>AQI</w:t>
-      </w:r>
-      <w:r>
-        <w:rPr>
-          <w:sz w:val="18"/>
-          <w:szCs w:val="18"/>
-          <w:shd w:val="clear" w:color="auto" w:fill="FFFFFF"/>
-        </w:rPr>
-        <w:t xml:space="preserve"> and air quality classifications (e.g., Good, Moderate, Poor). </w:t>
-      </w:r>
-      <w:r>
-        <w:rPr>
-          <w:rStyle w:val="diff-highlight"/>
-          <w:sz w:val="18"/>
-          <w:szCs w:val="18"/>
-          <w:shd w:val="clear" w:color="auto" w:fill="FFFFFF"/>
-        </w:rPr>
-        <w:t>Users</w:t>
-      </w:r>
-      <w:r>
-        <w:rPr>
-          <w:sz w:val="18"/>
-          <w:szCs w:val="18"/>
-          <w:shd w:val="clear" w:color="auto" w:fill="FFFFFF"/>
-        </w:rPr>
-        <w:t xml:space="preserve"> </w:t>
-      </w:r>
-      <w:r>
-        <w:rPr>
-          <w:rStyle w:val="diff-highlight"/>
-          <w:sz w:val="18"/>
-          <w:szCs w:val="18"/>
-          <w:shd w:val="clear" w:color="auto" w:fill="FFFFFF"/>
-        </w:rPr>
-        <w:t>can</w:t>
-      </w:r>
-      <w:r>
-        <w:rPr>
-          <w:sz w:val="18"/>
-          <w:szCs w:val="18"/>
-          <w:shd w:val="clear" w:color="auto" w:fill="FFFFFF"/>
-        </w:rPr>
-        <w:t xml:space="preserve"> also </w:t>
-      </w:r>
-      <w:r>
-        <w:rPr>
-          <w:rStyle w:val="diff-highlight"/>
-          <w:sz w:val="18"/>
-          <w:szCs w:val="18"/>
-          <w:shd w:val="clear" w:color="auto" w:fill="FFFFFF"/>
-        </w:rPr>
-        <w:t>upload a</w:t>
-      </w:r>
-      <w:r>
-        <w:rPr>
-          <w:sz w:val="18"/>
-          <w:szCs w:val="18"/>
-          <w:shd w:val="clear" w:color="auto" w:fill="FFFFFF"/>
-        </w:rPr>
-        <w:t xml:space="preserve"> </w:t>
-      </w:r>
-      <w:r>
-        <w:rPr>
+        <w:t xml:space="preserve">CSV </w:t>
+      </w:r>
+      <w:r>
+        <w:rPr>
+          <w:rStyle w:val="diff-highlight"/>
           <w:b/>
           <w:bCs/>
           <w:sz w:val="18"/>
           <w:szCs w:val="18"/>
           <w:shd w:val="clear" w:color="auto" w:fill="FFFFFF"/>
         </w:rPr>
-        <w:t xml:space="preserve">CSV </w:t>
-      </w:r>
-      <w:r>
-        <w:rPr>
-          <w:rStyle w:val="diff-highlight"/>
+        <w:t>file</w:t>
+      </w:r>
+      <w:r>
+        <w:rPr>
+          <w:sz w:val="18"/>
+          <w:szCs w:val="18"/>
+          <w:shd w:val="clear" w:color="auto" w:fill="FFFFFF"/>
+        </w:rPr>
+        <w:t xml:space="preserve"> </w:t>
+      </w:r>
+      <w:r>
+        <w:rPr>
+          <w:rStyle w:val="diff-highlight"/>
+          <w:sz w:val="18"/>
+          <w:szCs w:val="18"/>
+          <w:shd w:val="clear" w:color="auto" w:fill="FFFFFF"/>
+        </w:rPr>
+        <w:t>for</w:t>
+      </w:r>
+      <w:r>
+        <w:rPr>
+          <w:sz w:val="18"/>
+          <w:szCs w:val="18"/>
+          <w:shd w:val="clear" w:color="auto" w:fill="FFFFFF"/>
+        </w:rPr>
+        <w:t xml:space="preserve"> bulk predictions </w:t>
+      </w:r>
+      <w:r>
+        <w:rPr>
+          <w:rStyle w:val="diff-highlight"/>
+          <w:sz w:val="18"/>
+          <w:szCs w:val="18"/>
+          <w:shd w:val="clear" w:color="auto" w:fill="FFFFFF"/>
+        </w:rPr>
+        <w:t>of</w:t>
+      </w:r>
+      <w:r>
+        <w:rPr>
+          <w:sz w:val="18"/>
+          <w:szCs w:val="18"/>
+          <w:shd w:val="clear" w:color="auto" w:fill="FFFFFF"/>
+        </w:rPr>
+        <w:t xml:space="preserve"> multiple readings </w:t>
+      </w:r>
+      <w:r>
+        <w:rPr>
+          <w:rStyle w:val="diff-highlight"/>
+          <w:sz w:val="18"/>
+          <w:szCs w:val="18"/>
+          <w:shd w:val="clear" w:color="auto" w:fill="FFFFFF"/>
+        </w:rPr>
+        <w:t>in</w:t>
+      </w:r>
+      <w:r>
+        <w:rPr>
+          <w:sz w:val="18"/>
+          <w:szCs w:val="18"/>
+          <w:shd w:val="clear" w:color="auto" w:fill="FFFFFF"/>
+        </w:rPr>
+        <w:t xml:space="preserve"> </w:t>
+      </w:r>
+      <w:r>
+        <w:rPr>
+          <w:rStyle w:val="diff-highlight"/>
+          <w:sz w:val="18"/>
+          <w:szCs w:val="18"/>
+          <w:shd w:val="clear" w:color="auto" w:fill="FFFFFF"/>
+        </w:rPr>
+        <w:t>one upload, providing more convenience</w:t>
+      </w:r>
+      <w:r>
+        <w:rPr>
+          <w:sz w:val="18"/>
+          <w:szCs w:val="18"/>
+          <w:shd w:val="clear" w:color="auto" w:fill="FFFFFF"/>
+        </w:rPr>
+        <w:t>.</w:t>
+      </w:r>
+    </w:p>
+    <w:p>
+      <w:pPr>
+        <w:pStyle w:val="NormalWeb"/>
+        <w:rPr>
+          <w:sz w:val="18"/>
+          <w:szCs w:val="18"/>
+        </w:rPr>
+      </w:pPr>
+      <w:r>
+        <w:rPr>
+          <w:sz w:val="18"/>
+          <w:szCs w:val="18"/>
+        </w:rPr>
+        <w:t xml:space="preserve">      </w:t>
+      </w:r>
+      <w:r>
+        <w:rPr>
+          <w:rStyle w:val="diff-highlight"/>
+          <w:sz w:val="18"/>
+          <w:szCs w:val="18"/>
+          <w:shd w:val="clear" w:color="auto" w:fill="FFFFFF"/>
+        </w:rPr>
+        <w:t>As a result</w:t>
+      </w:r>
+      <w:r>
+        <w:rPr>
+          <w:sz w:val="18"/>
+          <w:szCs w:val="18"/>
+          <w:shd w:val="clear" w:color="auto" w:fill="FFFFFF"/>
+        </w:rPr>
+        <w:t xml:space="preserve">, the </w:t>
+      </w:r>
+      <w:r>
+        <w:rPr>
+          <w:rStyle w:val="diff-highlight"/>
+          <w:sz w:val="18"/>
+          <w:szCs w:val="18"/>
+          <w:shd w:val="clear" w:color="auto" w:fill="FFFFFF"/>
+        </w:rPr>
+        <w:t>data</w:t>
+      </w:r>
+      <w:r>
+        <w:rPr>
+          <w:sz w:val="18"/>
+          <w:szCs w:val="18"/>
+          <w:shd w:val="clear" w:color="auto" w:fill="FFFFFF"/>
+        </w:rPr>
+        <w:t xml:space="preserve"> </w:t>
+      </w:r>
+      <w:r>
+        <w:rPr>
+          <w:rStyle w:val="diff-highlight"/>
+          <w:sz w:val="18"/>
+          <w:szCs w:val="18"/>
+          <w:shd w:val="clear" w:color="auto" w:fill="FFFFFF"/>
+        </w:rPr>
+        <w:t>indicates</w:t>
+      </w:r>
+      <w:r>
+        <w:rPr>
+          <w:sz w:val="18"/>
+          <w:szCs w:val="18"/>
+          <w:shd w:val="clear" w:color="auto" w:fill="FFFFFF"/>
+        </w:rPr>
+        <w:t xml:space="preserve"> that the machine learning </w:t>
+      </w:r>
+      <w:r>
+        <w:rPr>
+          <w:rStyle w:val="diff-highlight"/>
+          <w:sz w:val="18"/>
+          <w:szCs w:val="18"/>
+          <w:shd w:val="clear" w:color="auto" w:fill="FFFFFF"/>
+        </w:rPr>
+        <w:t>approaches</w:t>
+      </w:r>
+      <w:r>
+        <w:rPr>
+          <w:sz w:val="18"/>
+          <w:szCs w:val="18"/>
+          <w:shd w:val="clear" w:color="auto" w:fill="FFFFFF"/>
+        </w:rPr>
+        <w:t xml:space="preserve"> </w:t>
+      </w:r>
+      <w:r>
+        <w:rPr>
+          <w:rStyle w:val="diff-highlight"/>
+          <w:sz w:val="18"/>
+          <w:szCs w:val="18"/>
+          <w:shd w:val="clear" w:color="auto" w:fill="FFFFFF"/>
+        </w:rPr>
+        <w:t>we</w:t>
+      </w:r>
+      <w:r>
+        <w:rPr>
+          <w:sz w:val="18"/>
+          <w:szCs w:val="18"/>
+          <w:shd w:val="clear" w:color="auto" w:fill="FFFFFF"/>
+        </w:rPr>
+        <w:t xml:space="preserve"> </w:t>
+      </w:r>
+      <w:r>
+        <w:rPr>
+          <w:rStyle w:val="diff-highlight"/>
+          <w:sz w:val="18"/>
+          <w:szCs w:val="18"/>
+          <w:shd w:val="clear" w:color="auto" w:fill="FFFFFF"/>
+        </w:rPr>
+        <w:t>employed successfully demonstrated</w:t>
+      </w:r>
+      <w:r>
+        <w:rPr>
+          <w:sz w:val="18"/>
+          <w:szCs w:val="18"/>
+          <w:shd w:val="clear" w:color="auto" w:fill="FFFFFF"/>
+        </w:rPr>
+        <w:t xml:space="preserve"> the </w:t>
+      </w:r>
+      <w:r>
+        <w:rPr>
+          <w:rStyle w:val="diff-highlight"/>
+          <w:sz w:val="18"/>
+          <w:szCs w:val="18"/>
+          <w:shd w:val="clear" w:color="auto" w:fill="FFFFFF"/>
+        </w:rPr>
+        <w:t>relationships</w:t>
+      </w:r>
+      <w:r>
+        <w:rPr>
+          <w:sz w:val="18"/>
+          <w:szCs w:val="18"/>
+          <w:shd w:val="clear" w:color="auto" w:fill="FFFFFF"/>
+        </w:rPr>
+        <w:t xml:space="preserve"> between </w:t>
+      </w:r>
+      <w:r>
+        <w:rPr>
           <w:b/>
           <w:bCs/>
           <w:sz w:val="18"/>
           <w:szCs w:val="18"/>
           <w:shd w:val="clear" w:color="auto" w:fill="FFFFFF"/>
         </w:rPr>
-        <w:t>file</w:t>
+        <w:t>pollutants and AQI</w:t>
+      </w:r>
+      <w:r>
+        <w:rPr>
+          <w:rStyle w:val="diff-highlight"/>
+          <w:b/>
+          <w:bCs/>
+          <w:sz w:val="18"/>
+          <w:szCs w:val="18"/>
+          <w:shd w:val="clear" w:color="auto" w:fill="FFFFFF"/>
+        </w:rPr>
+        <w:t xml:space="preserve"> values</w:t>
+      </w:r>
+      <w:r>
+        <w:rPr>
+          <w:sz w:val="18"/>
+          <w:szCs w:val="18"/>
+          <w:shd w:val="clear" w:color="auto" w:fill="FFFFFF"/>
+        </w:rPr>
+        <w:t xml:space="preserve">, </w:t>
+      </w:r>
+      <w:r>
+        <w:rPr>
+          <w:rStyle w:val="diff-highlight"/>
+          <w:sz w:val="18"/>
+          <w:szCs w:val="18"/>
+          <w:shd w:val="clear" w:color="auto" w:fill="FFFFFF"/>
+        </w:rPr>
+        <w:t>and</w:t>
       </w:r>
       <w:r>
         <w:rPr>
@@ -5928,41 +6252,7 @@
           <w:szCs w:val="18"/>
           <w:shd w:val="clear" w:color="auto" w:fill="FFFFFF"/>
         </w:rPr>
-        <w:t>for</w:t>
-      </w:r>
-      <w:r>
-        <w:rPr>
-          <w:sz w:val="18"/>
-          <w:szCs w:val="18"/>
-          <w:shd w:val="clear" w:color="auto" w:fill="FFFFFF"/>
-        </w:rPr>
-        <w:t xml:space="preserve"> bulk predictions </w:t>
-      </w:r>
-      <w:r>
-        <w:rPr>
-          <w:rStyle w:val="diff-highlight"/>
-          <w:sz w:val="18"/>
-          <w:szCs w:val="18"/>
-          <w:shd w:val="clear" w:color="auto" w:fill="FFFFFF"/>
-        </w:rPr>
-        <w:t>of</w:t>
-      </w:r>
-      <w:r>
-        <w:rPr>
-          <w:sz w:val="18"/>
-          <w:szCs w:val="18"/>
-          <w:shd w:val="clear" w:color="auto" w:fill="FFFFFF"/>
-        </w:rPr>
-        <w:t xml:space="preserve"> multiple readings </w:t>
-      </w:r>
-      <w:r>
-        <w:rPr>
-          <w:rStyle w:val="diff-highlight"/>
-          <w:sz w:val="18"/>
-          <w:szCs w:val="18"/>
-          <w:shd w:val="clear" w:color="auto" w:fill="FFFFFF"/>
-        </w:rPr>
-        <w:t>in</w:t>
+        <w:t>provides</w:t>
       </w:r>
       <w:r>
         <w:rPr>
@@ -5979,10 +6269,58 @@
           <w:szCs w:val="18"/>
           <w:shd w:val="clear" w:color="auto" w:fill="FFFFFF"/>
         </w:rPr>
-        <w:t>one upload, providing more convenience</w:t>
-      </w:r>
-      <w:r>
-        <w:rPr>
+        <w:t>an adequate</w:t>
+      </w:r>
+      <w:r>
+        <w:rPr>
+          <w:sz w:val="18"/>
+          <w:szCs w:val="18"/>
+          <w:shd w:val="clear" w:color="auto" w:fill="FFFFFF"/>
+        </w:rPr>
+        <w:t xml:space="preserve"> predictive </w:t>
+      </w:r>
+      <w:r>
+        <w:rPr>
+          <w:rStyle w:val="diff-highlight"/>
+          <w:sz w:val="18"/>
+          <w:szCs w:val="18"/>
+          <w:shd w:val="clear" w:color="auto" w:fill="FFFFFF"/>
+        </w:rPr>
+        <w:t>tool,</w:t>
+      </w:r>
+      <w:r>
+        <w:rPr>
+          <w:sz w:val="18"/>
+          <w:szCs w:val="18"/>
+          <w:shd w:val="clear" w:color="auto" w:fill="FFFFFF"/>
+        </w:rPr>
+        <w:t xml:space="preserve"> even with </w:t>
+      </w:r>
+      <w:r>
+        <w:rPr>
+          <w:b/>
+          <w:bCs/>
+          <w:sz w:val="18"/>
+          <w:szCs w:val="18"/>
+          <w:shd w:val="clear" w:color="auto" w:fill="FFFFFF"/>
+        </w:rPr>
+        <w:t xml:space="preserve">moderate data limitations and environmental </w:t>
+      </w:r>
+      <w:r>
+        <w:rPr>
+          <w:rStyle w:val="diff-highlight"/>
+          <w:b/>
+          <w:bCs/>
+          <w:sz w:val="18"/>
+          <w:szCs w:val="18"/>
+          <w:shd w:val="clear" w:color="auto" w:fill="FFFFFF"/>
+        </w:rPr>
+        <w:t>variability</w:t>
+      </w:r>
+      <w:r>
+        <w:rPr>
+          <w:b/>
+          <w:bCs/>
           <w:sz w:val="18"/>
           <w:szCs w:val="18"/>
           <w:shd w:val="clear" w:color="auto" w:fill="FFFFFF"/>
@@ -5992,10 +6330,30 @@
     </w:p>
     <w:p>
       <w:pPr>
-        <w:pStyle w:val="NormalWeb"/>
-        <w:rPr>
-          <w:sz w:val="18"/>
-          <w:szCs w:val="18"/>
+        <w:pStyle w:val="Heading1"/>
+        <w:rPr>
+          <w:b/>
+          <w:sz w:val="18"/>
+          <w:szCs w:val="18"/>
+        </w:rPr>
+      </w:pPr>
+      <w:r>
+        <w:rPr>
+          <w:b/>
+          <w:sz w:val="18"/>
+          <w:szCs w:val="18"/>
+        </w:rPr>
+        <w:t>ReSULT  INTERPRETATION</w:t>
+      </w:r>
+    </w:p>
+    <w:p>
+      <w:pPr>
+        <w:jc w:val="start"/>
+        <w:rPr>
+          <w:rFonts w:eastAsia="Times New Roman"/>
+          <w:sz w:val="18"/>
+          <w:szCs w:val="18"/>
+          <w:lang w:val="en-IN" w:eastAsia="en-IN" w:bidi="te-IN"/>
         </w:rPr>
       </w:pPr>
       <w:r>
@@ -6007,1255 +6365,433 @@
       </w:r>
       <w:r>
         <w:rPr>
-          <w:rStyle w:val="diff-highlight"/>
-          <w:sz w:val="18"/>
-          <w:szCs w:val="18"/>
-          <w:shd w:val="clear" w:color="auto" w:fill="FFFFFF"/>
-        </w:rPr>
-        <w:t>As a result</w:t>
-      </w:r>
-      <w:r>
-        <w:rPr>
-          <w:sz w:val="18"/>
-          <w:szCs w:val="18"/>
-          <w:shd w:val="clear" w:color="auto" w:fill="FFFFFF"/>
-        </w:rPr>
-        <w:t xml:space="preserve">, the </w:t>
-      </w:r>
-      <w:r>
-        <w:rPr>
-          <w:rStyle w:val="diff-highlight"/>
-          <w:sz w:val="18"/>
-          <w:szCs w:val="18"/>
-          <w:shd w:val="clear" w:color="auto" w:fill="FFFFFF"/>
-        </w:rPr>
-        <w:t>data</w:t>
-      </w:r>
-      <w:r>
-        <w:rPr>
-          <w:sz w:val="18"/>
-          <w:szCs w:val="18"/>
-          <w:shd w:val="clear" w:color="auto" w:fill="FFFFFF"/>
-        </w:rPr>
-        <w:t xml:space="preserve"> </w:t>
-      </w:r>
-      <w:r>
-        <w:rPr>
-          <w:rStyle w:val="diff-highlight"/>
-          <w:sz w:val="18"/>
-          <w:szCs w:val="18"/>
-          <w:shd w:val="clear" w:color="auto" w:fill="FFFFFF"/>
-        </w:rPr>
-        <w:t>indicates</w:t>
-      </w:r>
-      <w:r>
-        <w:rPr>
-          <w:sz w:val="18"/>
-          <w:szCs w:val="18"/>
-          <w:shd w:val="clear" w:color="auto" w:fill="FFFFFF"/>
-        </w:rPr>
-        <w:t xml:space="preserve"> that the machine learning </w:t>
-      </w:r>
-      <w:r>
-        <w:rPr>
-          <w:rStyle w:val="diff-highlight"/>
-          <w:sz w:val="18"/>
-          <w:szCs w:val="18"/>
-          <w:shd w:val="clear" w:color="auto" w:fill="FFFFFF"/>
-        </w:rPr>
-        <w:t>approaches</w:t>
-      </w:r>
-      <w:r>
-        <w:rPr>
-          <w:sz w:val="18"/>
-          <w:szCs w:val="18"/>
-          <w:shd w:val="clear" w:color="auto" w:fill="FFFFFF"/>
-        </w:rPr>
-        <w:t xml:space="preserve"> </w:t>
-      </w:r>
-      <w:r>
-        <w:rPr>
-          <w:rStyle w:val="diff-highlight"/>
-          <w:sz w:val="18"/>
-          <w:szCs w:val="18"/>
-          <w:shd w:val="clear" w:color="auto" w:fill="FFFFFF"/>
-        </w:rPr>
-        <w:t>we</w:t>
-      </w:r>
-      <w:r>
-        <w:rPr>
-          <w:sz w:val="18"/>
-          <w:szCs w:val="18"/>
-          <w:shd w:val="clear" w:color="auto" w:fill="FFFFFF"/>
-        </w:rPr>
-        <w:t xml:space="preserve"> </w:t>
-      </w:r>
-      <w:r>
-        <w:rPr>
-          <w:rStyle w:val="diff-highlight"/>
-          <w:sz w:val="18"/>
-          <w:szCs w:val="18"/>
-          <w:shd w:val="clear" w:color="auto" w:fill="FFFFFF"/>
-        </w:rPr>
-        <w:t>employed successfully demonstrated</w:t>
-      </w:r>
-      <w:r>
-        <w:rPr>
-          <w:sz w:val="18"/>
-          <w:szCs w:val="18"/>
-          <w:shd w:val="clear" w:color="auto" w:fill="FFFFFF"/>
-        </w:rPr>
-        <w:t xml:space="preserve"> the </w:t>
-      </w:r>
-      <w:r>
-        <w:rPr>
-          <w:rStyle w:val="diff-highlight"/>
-          <w:sz w:val="18"/>
-          <w:szCs w:val="18"/>
-          <w:shd w:val="clear" w:color="auto" w:fill="FFFFFF"/>
-        </w:rPr>
-        <w:t>relationships</w:t>
-      </w:r>
-      <w:r>
-        <w:rPr>
-          <w:sz w:val="18"/>
-          <w:szCs w:val="18"/>
-          <w:shd w:val="clear" w:color="auto" w:fill="FFFFFF"/>
-        </w:rPr>
-        <w:t xml:space="preserve"> between </w:t>
-      </w:r>
-      <w:r>
-        <w:rPr>
+          <w:rFonts w:eastAsia="Times New Roman"/>
+          <w:color w:val="000000"/>
+          <w:sz w:val="18"/>
+          <w:szCs w:val="18"/>
+          <w:lang w:val="en-IN" w:eastAsia="en-IN" w:bidi="te-IN"/>
+        </w:rPr>
+        <w:t>The observed deviation in AQI predictions can be mainly attribu</w:t>
+      </w:r>
+      <w:r>
+        <w:rPr>
+          <w:rFonts w:eastAsia="Times New Roman"/>
+          <w:color w:val="000000"/>
+          <w:sz w:val="18"/>
+          <w:szCs w:val="18"/>
+          <w:lang w:val="en-IN" w:eastAsia="en-IN" w:bidi="te-IN"/>
+        </w:rPr>
+        <w:t xml:space="preserve">ted to the </w:t>
+      </w:r>
+      <w:r>
+        <w:rPr>
+          <w:rFonts w:eastAsia="Times New Roman"/>
           <w:b/>
           <w:bCs/>
-          <w:sz w:val="18"/>
-          <w:szCs w:val="18"/>
-          <w:shd w:val="clear" w:color="auto" w:fill="FFFFFF"/>
-        </w:rPr>
-        <w:t>pollutants and AQI</w:t>
-      </w:r>
-      <w:r>
-        <w:rPr>
-          <w:rStyle w:val="diff-highlight"/>
+          <w:color w:val="000000"/>
+          <w:sz w:val="18"/>
+          <w:szCs w:val="18"/>
+          <w:lang w:val="en-IN" w:eastAsia="en-IN" w:bidi="te-IN"/>
+        </w:rPr>
+        <w:t>median imputation</w:t>
+      </w:r>
+      <w:r>
+        <w:rPr>
+          <w:rFonts w:eastAsia="Times New Roman"/>
+          <w:color w:val="000000"/>
+          <w:sz w:val="18"/>
+          <w:szCs w:val="18"/>
+          <w:lang w:val="en-IN" w:eastAsia="en-IN" w:bidi="te-IN"/>
+        </w:rPr>
+        <w:t xml:space="preserve"> applied during </w:t>
+      </w:r>
+      <w:proofErr w:type="spellStart"/>
+      <w:r>
+        <w:rPr>
+          <w:rFonts w:eastAsia="Times New Roman"/>
+          <w:color w:val="000000"/>
+          <w:sz w:val="18"/>
+          <w:szCs w:val="18"/>
+          <w:lang w:val="en-IN" w:eastAsia="en-IN" w:bidi="te-IN"/>
+        </w:rPr>
+        <w:t>preprocessing</w:t>
+      </w:r>
+      <w:proofErr w:type="spellEnd"/>
+      <w:r>
+        <w:rPr>
+          <w:rFonts w:eastAsia="Times New Roman"/>
+          <w:color w:val="000000"/>
+          <w:sz w:val="18"/>
+          <w:szCs w:val="18"/>
+          <w:lang w:val="en-IN" w:eastAsia="en-IN" w:bidi="te-IN"/>
+        </w:rPr>
+        <w:t>. In order not to lose any data or diminish the dataset's size, median values were used to fill in the missing pollutant concentration values. While this prevents data loss, it also smooths out natural fluctuations and reduces variability in feature relationships. As a result, the models then learn-however slightly-generalized patterns; hence, minor deviations in the predicted AQI values have been reflected, particularly for extreme values. Nevertheless, with an R² value of more than 0.91 and an RMSE of approximately 32, the models are showing very good predictive capability and reliable generalization in spite of the inherent noise in environmental data.</w:t>
+      </w:r>
+    </w:p>
+    <w:p>
+      <w:pPr>
+        <w:pStyle w:val="Heading1"/>
+        <w:rPr>
+          <w:b/>
+          <w:sz w:val="18"/>
+          <w:szCs w:val="18"/>
+        </w:rPr>
+      </w:pPr>
+      <w:r>
+        <w:rPr>
+          <w:b/>
+          <w:sz w:val="18"/>
+          <w:szCs w:val="18"/>
+        </w:rPr>
+        <w:t>Conclusion</w:t>
+      </w:r>
+    </w:p>
+    <w:p>
+      <w:pPr>
+        <w:jc w:val="start"/>
+        <w:rPr>
+          <w:rFonts w:eastAsia="Times New Roman"/>
+          <w:sz w:val="18"/>
+          <w:szCs w:val="18"/>
+          <w:lang w:val="en-IN" w:eastAsia="en-IN" w:bidi="te-IN"/>
+        </w:rPr>
+      </w:pPr>
+      <w:r>
+        <w:rPr>
+          <w:sz w:val="18"/>
+          <w:szCs w:val="18"/>
+        </w:rPr>
+        <w:t xml:space="preserve">      </w:t>
+      </w:r>
+      <w:r>
+        <w:rPr>
+          <w:rFonts w:eastAsia="Times New Roman"/>
+          <w:color w:val="000000"/>
+          <w:sz w:val="18"/>
+          <w:szCs w:val="18"/>
+          <w:lang w:val="en-IN" w:eastAsia="en-IN" w:bidi="te-IN"/>
+        </w:rPr>
+        <w:t xml:space="preserve">This work is aimed at the development of an </w:t>
+      </w:r>
+      <w:r>
+        <w:rPr>
+          <w:rFonts w:eastAsia="Times New Roman"/>
           <w:b/>
           <w:bCs/>
-          <w:sz w:val="18"/>
-          <w:szCs w:val="18"/>
-          <w:shd w:val="clear" w:color="auto" w:fill="FFFFFF"/>
-        </w:rPr>
-        <w:t xml:space="preserve"> values</w:t>
-      </w:r>
-      <w:r>
-        <w:rPr>
-          <w:sz w:val="18"/>
-          <w:szCs w:val="18"/>
-          <w:shd w:val="clear" w:color="auto" w:fill="FFFFFF"/>
-        </w:rPr>
-        <w:t xml:space="preserve">, </w:t>
-      </w:r>
-      <w:r>
-        <w:rPr>
-          <w:rStyle w:val="diff-highlight"/>
-          <w:sz w:val="18"/>
-          <w:szCs w:val="18"/>
-          <w:shd w:val="clear" w:color="auto" w:fill="FFFFFF"/>
-        </w:rPr>
-        <w:t>and</w:t>
-      </w:r>
-      <w:r>
-        <w:rPr>
-          <w:sz w:val="18"/>
-          <w:szCs w:val="18"/>
-          <w:shd w:val="clear" w:color="auto" w:fill="FFFFFF"/>
-        </w:rPr>
-        <w:t xml:space="preserve"> </w:t>
-      </w:r>
-      <w:r>
-        <w:rPr>
-          <w:rStyle w:val="diff-highlight"/>
-          <w:sz w:val="18"/>
-          <w:szCs w:val="18"/>
-          <w:shd w:val="clear" w:color="auto" w:fill="FFFFFF"/>
-        </w:rPr>
-        <w:t>provides</w:t>
-      </w:r>
-      <w:r>
-        <w:rPr>
-          <w:sz w:val="18"/>
-          <w:szCs w:val="18"/>
-          <w:shd w:val="clear" w:color="auto" w:fill="FFFFFF"/>
-        </w:rPr>
-        <w:t xml:space="preserve"> </w:t>
-      </w:r>
-      <w:r>
-        <w:rPr>
-          <w:rStyle w:val="diff-highlight"/>
-          <w:sz w:val="18"/>
-          <w:szCs w:val="18"/>
-          <w:shd w:val="clear" w:color="auto" w:fill="FFFFFF"/>
-        </w:rPr>
-        <w:t>an adequate</w:t>
-      </w:r>
-      <w:r>
-        <w:rPr>
-          <w:sz w:val="18"/>
-          <w:szCs w:val="18"/>
-          <w:shd w:val="clear" w:color="auto" w:fill="FFFFFF"/>
-        </w:rPr>
-        <w:t xml:space="preserve"> predictive </w:t>
-      </w:r>
-      <w:r>
-        <w:rPr>
-          <w:rStyle w:val="diff-highlight"/>
-          <w:sz w:val="18"/>
-          <w:szCs w:val="18"/>
-          <w:shd w:val="clear" w:color="auto" w:fill="FFFFFF"/>
-        </w:rPr>
-        <w:t>tool,</w:t>
-      </w:r>
-      <w:r>
-        <w:rPr>
-          <w:sz w:val="18"/>
-          <w:szCs w:val="18"/>
-          <w:shd w:val="clear" w:color="auto" w:fill="FFFFFF"/>
-        </w:rPr>
-        <w:t xml:space="preserve"> even with </w:t>
-      </w:r>
-      <w:r>
-        <w:rPr>
+          <w:color w:val="000000"/>
+          <w:sz w:val="18"/>
+          <w:szCs w:val="18"/>
+          <w:lang w:val="en-IN" w:eastAsia="en-IN" w:bidi="te-IN"/>
+        </w:rPr>
+        <w:t>Air Q</w:t>
+      </w:r>
+      <w:r>
+        <w:rPr>
+          <w:rFonts w:eastAsia="Times New Roman"/>
           <w:b/>
           <w:bCs/>
-          <w:sz w:val="18"/>
-          <w:szCs w:val="18"/>
-          <w:shd w:val="clear" w:color="auto" w:fill="FFFFFF"/>
-        </w:rPr>
-        <w:t xml:space="preserve">moderate data limitations and environmental </w:t>
-      </w:r>
-      <w:r>
-        <w:rPr>
-          <w:rStyle w:val="diff-highlight"/>
+          <w:color w:val="000000"/>
+          <w:sz w:val="18"/>
+          <w:szCs w:val="18"/>
+          <w:lang w:val="en-IN" w:eastAsia="en-IN" w:bidi="te-IN"/>
+        </w:rPr>
+        <w:t>uality Index prediction system</w:t>
+      </w:r>
+      <w:r>
+        <w:rPr>
+          <w:rFonts w:eastAsia="Times New Roman"/>
           <w:b/>
           <w:bCs/>
-          <w:sz w:val="18"/>
-          <w:szCs w:val="18"/>
-          <w:shd w:val="clear" w:color="auto" w:fill="FFFFFF"/>
-        </w:rPr>
-        <w:t>variability</w:t>
-      </w:r>
-      <w:r>
-        <w:rPr>
+          <w:color w:val="000000"/>
+          <w:sz w:val="18"/>
+          <w:szCs w:val="18"/>
+          <w:lang w:val="en-IN" w:eastAsia="en-IN" w:bidi="te-IN"/>
+        </w:rPr>
+        <w:t xml:space="preserve"> </w:t>
+      </w:r>
+      <w:r>
+        <w:rPr>
+          <w:rFonts w:eastAsia="Times New Roman"/>
+          <w:color w:val="000000"/>
+          <w:sz w:val="18"/>
+          <w:szCs w:val="18"/>
+          <w:lang w:val="en-IN" w:eastAsia="en-IN" w:bidi="te-IN"/>
+        </w:rPr>
+        <w:t xml:space="preserve">using the </w:t>
+      </w:r>
+      <w:r>
+        <w:rPr>
+          <w:rFonts w:eastAsia="Times New Roman"/>
           <w:b/>
           <w:bCs/>
-          <w:sz w:val="18"/>
-          <w:szCs w:val="18"/>
-          <w:shd w:val="clear" w:color="auto" w:fill="FFFFFF"/>
-        </w:rPr>
-        <w:t>.</w:t>
-      </w:r>
-    </w:p>
-    <w:p>
-      <w:pPr>
-        <w:pStyle w:val="Heading1"/>
-        <w:rPr>
-          <w:b/>
-        </w:rPr>
-      </w:pPr>
-      <w:r>
-        <w:rPr>
-          <w:b/>
-        </w:rPr>
-        <w:t>ReSULT  INTERPRETATION</w:t>
-      </w:r>
-    </w:p>
-    <w:p>
-      <w:pPr>
-        <w:jc w:val="both"/>
-        <w:rPr>
-          <w:sz w:val="18"/>
-          <w:szCs w:val="18"/>
-        </w:rPr>
-      </w:pPr>
-      <w:r>
-        <w:rPr>
-          <w:sz w:val="18"/>
-          <w:szCs w:val="18"/>
-        </w:rPr>
-        <w:t xml:space="preserve">      </w:t>
-      </w:r>
-      <w:r>
-        <w:rPr>
-          <w:sz w:val="18"/>
-          <w:szCs w:val="18"/>
-        </w:rPr>
-        <w:t>The observed deviation of about ±32 AQI points is within acceptable limits and can be considered reasonable given the context of environmental data modelling. Air quality assessments are subject to multiple dynamic and uncontrollable variables such as sudden weather changes, seasonal changes, industrial emissions and traffic changes. Although the dataset used for this study included a significant amount of data, its use was limited to specific time periods and monitoring stations, thus contributing to a natural amount of noise and uncertainty. However, having R² values greater than 0.91 means the models explained over 90% of the variance in AQI. Thus, the deviations we reported do not suggest poor performance of the models, but rather, they are indicative of the complex and changing nature of atmospheric conditions in the real world.</w:t>
-      </w:r>
-    </w:p>
-    <w:p>
-      <w:pPr>
-        <w:pStyle w:val="Heading1"/>
-        <w:rPr>
-          <w:b/>
-        </w:rPr>
-      </w:pPr>
-      <w:r>
-        <w:rPr>
-          <w:b/>
-        </w:rPr>
-        <w:t>Conclusion</w:t>
-      </w:r>
-    </w:p>
-    <w:p>
-      <w:pPr>
-        <w:jc w:val="both"/>
-        <w:rPr>
-          <w:sz w:val="18"/>
-          <w:szCs w:val="18"/>
-        </w:rPr>
-      </w:pPr>
-      <w:r>
-        <w:rPr>
-          <w:sz w:val="18"/>
-          <w:szCs w:val="18"/>
-        </w:rPr>
-        <w:t xml:space="preserve">      </w:t>
-      </w:r>
-      <w:r>
-        <w:rPr>
-          <w:rStyle w:val="diff-highlight"/>
-          <w:sz w:val="18"/>
-          <w:szCs w:val="18"/>
-          <w:shd w:val="clear" w:color="auto" w:fill="FFFFFF"/>
-        </w:rPr>
-        <w:t>The goal of this</w:t>
-      </w:r>
-      <w:r>
-        <w:rPr>
-          <w:sz w:val="18"/>
-          <w:szCs w:val="18"/>
-          <w:shd w:val="clear" w:color="auto" w:fill="FFFFFF"/>
-        </w:rPr>
-        <w:t xml:space="preserve"> project </w:t>
-      </w:r>
-      <w:r>
-        <w:rPr>
-          <w:rStyle w:val="diff-highlight"/>
-          <w:sz w:val="18"/>
-          <w:szCs w:val="18"/>
-          <w:shd w:val="clear" w:color="auto" w:fill="FFFFFF"/>
-        </w:rPr>
-        <w:t>was</w:t>
-      </w:r>
-      <w:r>
-        <w:rPr>
-          <w:sz w:val="18"/>
-          <w:szCs w:val="18"/>
-          <w:shd w:val="clear" w:color="auto" w:fill="FFFFFF"/>
-        </w:rPr>
-        <w:t xml:space="preserve"> </w:t>
-      </w:r>
-      <w:r>
-        <w:rPr>
-          <w:rStyle w:val="diff-highlight"/>
-          <w:sz w:val="18"/>
-          <w:szCs w:val="18"/>
-          <w:shd w:val="clear" w:color="auto" w:fill="FFFFFF"/>
-        </w:rPr>
-        <w:t>to develop</w:t>
-      </w:r>
-      <w:r>
-        <w:rPr>
-          <w:sz w:val="18"/>
-          <w:szCs w:val="18"/>
-          <w:shd w:val="clear" w:color="auto" w:fill="FFFFFF"/>
-        </w:rPr>
-        <w:t xml:space="preserve"> an </w:t>
-      </w:r>
-      <w:r>
-        <w:rPr>
+          <w:color w:val="000000"/>
+          <w:sz w:val="18"/>
+          <w:szCs w:val="18"/>
+          <w:lang w:val="en-IN" w:eastAsia="en-IN" w:bidi="te-IN"/>
+        </w:rPr>
+        <w:t xml:space="preserve">Random Forest and </w:t>
+      </w:r>
+      <w:proofErr w:type="spellStart"/>
+      <w:r>
+        <w:rPr>
+          <w:rFonts w:eastAsia="Times New Roman"/>
           <w:b/>
           <w:bCs/>
-          <w:sz w:val="18"/>
-          <w:szCs w:val="18"/>
-          <w:shd w:val="clear" w:color="auto" w:fill="FFFFFF"/>
-        </w:rPr>
-        <w:t>Air Quality Index (AQI) prediction system</w:t>
-      </w:r>
-      <w:r>
-        <w:rPr>
-          <w:sz w:val="18"/>
-          <w:szCs w:val="18"/>
-          <w:shd w:val="clear" w:color="auto" w:fill="FFFFFF"/>
-        </w:rPr>
-        <w:t xml:space="preserve"> using machine learning models </w:t>
-      </w:r>
-      <w:r>
-        <w:rPr>
-          <w:rStyle w:val="diff-highlight"/>
-          <w:sz w:val="18"/>
-          <w:szCs w:val="18"/>
-          <w:shd w:val="clear" w:color="auto" w:fill="FFFFFF"/>
-        </w:rPr>
-        <w:t>(</w:t>
-      </w:r>
-      <w:r>
-        <w:rPr>
+          <w:color w:val="000000"/>
+          <w:sz w:val="18"/>
+          <w:szCs w:val="18"/>
+          <w:lang w:val="en-IN" w:eastAsia="en-IN" w:bidi="te-IN"/>
+        </w:rPr>
+        <w:t>XGB</w:t>
+      </w:r>
+      <w:r>
+        <w:rPr>
+          <w:rFonts w:eastAsia="Times New Roman"/>
           <w:b/>
           <w:bCs/>
-          <w:sz w:val="18"/>
-          <w:szCs w:val="18"/>
-          <w:shd w:val="clear" w:color="auto" w:fill="FFFFFF"/>
-        </w:rPr>
-        <w:t xml:space="preserve">Random Forest </w:t>
-      </w:r>
-      <w:r>
-        <w:rPr>
-          <w:sz w:val="18"/>
-          <w:szCs w:val="18"/>
-          <w:shd w:val="clear" w:color="auto" w:fill="FFFFFF"/>
-        </w:rPr>
-        <w:t xml:space="preserve">and </w:t>
-      </w:r>
-      <w:proofErr w:type="spellStart"/>
-      <w:r>
-        <w:rPr>
+          <w:color w:val="000000"/>
+          <w:sz w:val="18"/>
+          <w:szCs w:val="18"/>
+          <w:lang w:val="en-IN" w:eastAsia="en-IN" w:bidi="te-IN"/>
+        </w:rPr>
+        <w:t>oost</w:t>
+      </w:r>
+      <w:proofErr w:type="spellEnd"/>
+      <w:r>
+        <w:rPr>
+          <w:rFonts w:eastAsia="Times New Roman"/>
           <w:b/>
           <w:bCs/>
-          <w:sz w:val="18"/>
-          <w:szCs w:val="18"/>
-          <w:shd w:val="clear" w:color="auto" w:fill="FFFFFF"/>
-        </w:rPr>
-        <w:t>XGBoost</w:t>
-      </w:r>
-      <w:proofErr w:type="spellEnd"/>
-      <w:r>
-        <w:rPr>
-          <w:rStyle w:val="diff-highlight"/>
-          <w:sz w:val="18"/>
-          <w:szCs w:val="18"/>
-          <w:shd w:val="clear" w:color="auto" w:fill="FFFFFF"/>
-        </w:rPr>
-        <w:t>)</w:t>
-      </w:r>
-      <w:r>
-        <w:rPr>
-          <w:sz w:val="18"/>
-          <w:szCs w:val="18"/>
-          <w:shd w:val="clear" w:color="auto" w:fill="FFFFFF"/>
-        </w:rPr>
-        <w:t>.</w:t>
-      </w:r>
-      <w:r>
-        <w:rPr>
-          <w:rStyle w:val="diff-highlight"/>
-          <w:sz w:val="18"/>
-          <w:szCs w:val="18"/>
-          <w:shd w:val="clear" w:color="auto" w:fill="FFFFFF"/>
-        </w:rPr>
-        <w:t>The</w:t>
-      </w:r>
-      <w:r>
-        <w:rPr>
-          <w:sz w:val="18"/>
-          <w:szCs w:val="18"/>
-          <w:shd w:val="clear" w:color="auto" w:fill="FFFFFF"/>
-        </w:rPr>
-        <w:t xml:space="preserve"> </w:t>
-      </w:r>
-      <w:r>
-        <w:rPr>
-          <w:rStyle w:val="diff-highlight"/>
-          <w:sz w:val="18"/>
-          <w:szCs w:val="18"/>
-          <w:shd w:val="clear" w:color="auto" w:fill="FFFFFF"/>
-        </w:rPr>
-        <w:t>researchers</w:t>
-      </w:r>
-      <w:r>
-        <w:rPr>
-          <w:sz w:val="18"/>
-          <w:szCs w:val="18"/>
-          <w:shd w:val="clear" w:color="auto" w:fill="FFFFFF"/>
-        </w:rPr>
-        <w:t xml:space="preserve"> </w:t>
-      </w:r>
-      <w:r>
-        <w:rPr>
-          <w:rStyle w:val="diff-highlight"/>
-          <w:sz w:val="18"/>
-          <w:szCs w:val="18"/>
-          <w:shd w:val="clear" w:color="auto" w:fill="FFFFFF"/>
-        </w:rPr>
-        <w:t>developed</w:t>
-      </w:r>
-      <w:r>
-        <w:rPr>
-          <w:sz w:val="18"/>
-          <w:szCs w:val="18"/>
-          <w:shd w:val="clear" w:color="auto" w:fill="FFFFFF"/>
-        </w:rPr>
-        <w:t xml:space="preserve"> </w:t>
-      </w:r>
-      <w:r>
-        <w:rPr>
-          <w:rStyle w:val="diff-highlight"/>
-          <w:sz w:val="18"/>
-          <w:szCs w:val="18"/>
-          <w:shd w:val="clear" w:color="auto" w:fill="FFFFFF"/>
-        </w:rPr>
-        <w:t>two</w:t>
-      </w:r>
-      <w:r>
-        <w:rPr>
-          <w:sz w:val="18"/>
-          <w:szCs w:val="18"/>
-          <w:shd w:val="clear" w:color="auto" w:fill="FFFFFF"/>
-        </w:rPr>
-        <w:t xml:space="preserve"> </w:t>
-      </w:r>
-      <w:r>
-        <w:rPr>
-          <w:rStyle w:val="diff-highlight"/>
-          <w:sz w:val="18"/>
-          <w:szCs w:val="18"/>
-          <w:shd w:val="clear" w:color="auto" w:fill="FFFFFF"/>
-        </w:rPr>
-        <w:t>separate models,</w:t>
-      </w:r>
-      <w:r>
-        <w:rPr>
-          <w:sz w:val="18"/>
-          <w:szCs w:val="18"/>
-          <w:shd w:val="clear" w:color="auto" w:fill="FFFFFF"/>
-        </w:rPr>
-        <w:t xml:space="preserve"> </w:t>
-      </w:r>
-      <w:r>
-        <w:rPr>
+          <w:color w:val="000000"/>
+          <w:sz w:val="18"/>
+          <w:szCs w:val="18"/>
+          <w:lang w:val="en-IN" w:eastAsia="en-IN" w:bidi="te-IN"/>
+        </w:rPr>
+        <w:t xml:space="preserve"> machine learning </w:t>
+      </w:r>
+      <w:proofErr w:type="spellStart"/>
+      <w:r>
+        <w:rPr>
+          <w:rFonts w:eastAsia="Times New Roman"/>
           <w:b/>
           <w:bCs/>
-          <w:sz w:val="18"/>
-          <w:szCs w:val="18"/>
-          <w:shd w:val="clear" w:color="auto" w:fill="FFFFFF"/>
-        </w:rPr>
-        <w:t xml:space="preserve">one </w:t>
-      </w:r>
-      <w:r>
-        <w:rPr>
-          <w:rStyle w:val="diff-highlight"/>
+          <w:color w:val="000000"/>
+          <w:sz w:val="18"/>
+          <w:szCs w:val="18"/>
+          <w:lang w:val="en-IN" w:eastAsia="en-IN" w:bidi="te-IN"/>
+        </w:rPr>
+        <w:t>models</w:t>
+      </w:r>
+      <w:r>
+        <w:rPr>
+          <w:rFonts w:eastAsia="Times New Roman"/>
+          <w:color w:val="000000"/>
+          <w:sz w:val="18"/>
+          <w:szCs w:val="18"/>
+          <w:lang w:val="en-IN" w:eastAsia="en-IN" w:bidi="te-IN"/>
+        </w:rPr>
+        <w:t>.</w:t>
+      </w:r>
+      <w:r>
+        <w:rPr>
+          <w:rFonts w:eastAsia="Times New Roman"/>
+          <w:color w:val="000000"/>
+          <w:sz w:val="18"/>
+          <w:szCs w:val="18"/>
+          <w:lang w:val="en-IN" w:eastAsia="en-IN" w:bidi="te-IN"/>
+        </w:rPr>
+        <w:t>For</w:t>
+      </w:r>
+      <w:proofErr w:type="spellEnd"/>
+      <w:r>
+        <w:rPr>
+          <w:rFonts w:eastAsia="Times New Roman"/>
+          <w:color w:val="000000"/>
+          <w:sz w:val="18"/>
+          <w:szCs w:val="18"/>
+          <w:lang w:val="en-IN" w:eastAsia="en-IN" w:bidi="te-IN"/>
+        </w:rPr>
+        <w:t xml:space="preserve"> this purpose, two different models have been developed: one w</w:t>
+      </w:r>
+      <w:r>
+        <w:rPr>
+          <w:rFonts w:eastAsia="Times New Roman"/>
+          <w:color w:val="000000"/>
+          <w:sz w:val="18"/>
+          <w:szCs w:val="18"/>
+          <w:lang w:val="en-IN" w:eastAsia="en-IN" w:bidi="te-IN"/>
+        </w:rPr>
+        <w:t xml:space="preserve">ith </w:t>
+      </w:r>
+      <w:r>
+        <w:rPr>
+          <w:rFonts w:eastAsia="Times New Roman"/>
           <w:b/>
           <w:bCs/>
-          <w:sz w:val="18"/>
-          <w:szCs w:val="18"/>
-          <w:shd w:val="clear" w:color="auto" w:fill="FFFFFF"/>
-        </w:rPr>
-        <w:t>with</w:t>
-      </w:r>
-      <w:r>
-        <w:rPr>
+          <w:color w:val="000000"/>
+          <w:sz w:val="18"/>
+          <w:szCs w:val="18"/>
+          <w:lang w:val="en-IN" w:eastAsia="en-IN" w:bidi="te-IN"/>
+        </w:rPr>
+        <w:t>Xylene</w:t>
+      </w:r>
+      <w:r>
+        <w:rPr>
+          <w:rFonts w:eastAsia="Times New Roman"/>
+          <w:color w:val="000000"/>
+          <w:sz w:val="18"/>
+          <w:szCs w:val="18"/>
+          <w:lang w:val="en-IN" w:eastAsia="en-IN" w:bidi="te-IN"/>
+        </w:rPr>
+        <w:t xml:space="preserve"> as a predictive feature and another without it, in order to check its influence on the performance of the model. Both models yielded very good results</w:t>
+      </w:r>
+      <w:r>
+        <w:rPr>
+          <w:rFonts w:eastAsia="Times New Roman"/>
           <w:b/>
           <w:bCs/>
-          <w:sz w:val="18"/>
-          <w:szCs w:val="18"/>
-          <w:shd w:val="clear" w:color="auto" w:fill="FFFFFF"/>
-        </w:rPr>
-        <w:t xml:space="preserve"> Xylene</w:t>
-      </w:r>
-      <w:r>
-        <w:rPr>
-          <w:sz w:val="18"/>
-          <w:szCs w:val="18"/>
-          <w:shd w:val="clear" w:color="auto" w:fill="FFFFFF"/>
-        </w:rPr>
-        <w:t xml:space="preserve"> as a feature</w:t>
-      </w:r>
-      <w:r>
-        <w:rPr>
-          <w:rStyle w:val="diff-highlight"/>
-          <w:sz w:val="18"/>
-          <w:szCs w:val="18"/>
-          <w:shd w:val="clear" w:color="auto" w:fill="FFFFFF"/>
-        </w:rPr>
-        <w:t>,</w:t>
-      </w:r>
-      <w:r>
-        <w:rPr>
-          <w:sz w:val="18"/>
-          <w:szCs w:val="18"/>
-          <w:shd w:val="clear" w:color="auto" w:fill="FFFFFF"/>
+          <w:color w:val="000000"/>
+          <w:sz w:val="18"/>
+          <w:szCs w:val="18"/>
+          <w:lang w:val="en-IN" w:eastAsia="en-IN" w:bidi="te-IN"/>
+        </w:rPr>
+        <w:t>-R² ≈ 0.91</w:t>
+      </w:r>
+      <w:r>
+        <w:rPr>
+          <w:rFonts w:eastAsia="Times New Roman"/>
+          <w:color w:val="000000"/>
+          <w:sz w:val="18"/>
+          <w:szCs w:val="18"/>
+          <w:lang w:val="en-IN" w:eastAsia="en-IN" w:bidi="te-IN"/>
         </w:rPr>
         <w:t xml:space="preserve"> and </w:t>
       </w:r>
       <w:r>
         <w:rPr>
-          <w:rStyle w:val="diff-highlight"/>
-          <w:sz w:val="18"/>
-          <w:szCs w:val="18"/>
-          <w:shd w:val="clear" w:color="auto" w:fill="FFFFFF"/>
-        </w:rPr>
-        <w:t>the</w:t>
-      </w:r>
-      <w:r>
-        <w:rPr>
-          <w:sz w:val="18"/>
-          <w:szCs w:val="18"/>
-          <w:shd w:val="clear" w:color="auto" w:fill="FFFFFF"/>
-        </w:rPr>
-        <w:t xml:space="preserve"> </w:t>
-      </w:r>
-      <w:r>
-        <w:rPr>
-          <w:rStyle w:val="diff-highlight"/>
-          <w:sz w:val="18"/>
-          <w:szCs w:val="18"/>
-          <w:shd w:val="clear" w:color="auto" w:fill="FFFFFF"/>
-        </w:rPr>
-        <w:t>other</w:t>
-      </w:r>
-      <w:r>
-        <w:rPr>
-          <w:sz w:val="18"/>
-          <w:szCs w:val="18"/>
-          <w:shd w:val="clear" w:color="auto" w:fill="FFFFFF"/>
-        </w:rPr>
-        <w:t xml:space="preserve"> </w:t>
-      </w:r>
-      <w:r>
-        <w:rPr>
-          <w:rStyle w:val="diff-highlight"/>
+          <w:rFonts w:eastAsia="Times New Roman"/>
           <w:b/>
           <w:bCs/>
-          <w:sz w:val="18"/>
-          <w:szCs w:val="18"/>
-          <w:shd w:val="clear" w:color="auto" w:fill="FFFFFF"/>
-        </w:rPr>
-        <w:t>without Xylene</w:t>
-      </w:r>
-      <w:r>
-        <w:rPr>
-          <w:rStyle w:val="diff-highlight"/>
-          <w:sz w:val="18"/>
-          <w:szCs w:val="18"/>
-          <w:shd w:val="clear" w:color="auto" w:fill="FFFFFF"/>
-        </w:rPr>
-        <w:t xml:space="preserve"> as a feature</w:t>
-      </w:r>
-      <w:r>
-        <w:rPr>
-          <w:sz w:val="18"/>
-          <w:szCs w:val="18"/>
-          <w:shd w:val="clear" w:color="auto" w:fill="FFFFFF"/>
-        </w:rPr>
-        <w:t xml:space="preserve">, to </w:t>
-      </w:r>
-      <w:r>
-        <w:rPr>
-          <w:rStyle w:val="diff-highlight"/>
-          <w:sz w:val="18"/>
-          <w:szCs w:val="18"/>
-          <w:shd w:val="clear" w:color="auto" w:fill="FFFFFF"/>
-        </w:rPr>
-        <w:t>understand</w:t>
-      </w:r>
-      <w:r>
-        <w:rPr>
-          <w:sz w:val="18"/>
-          <w:szCs w:val="18"/>
-          <w:shd w:val="clear" w:color="auto" w:fill="FFFFFF"/>
-        </w:rPr>
-        <w:t xml:space="preserve"> </w:t>
-      </w:r>
-      <w:r>
-        <w:rPr>
-          <w:rStyle w:val="diff-highlight"/>
-          <w:sz w:val="18"/>
-          <w:szCs w:val="18"/>
-          <w:shd w:val="clear" w:color="auto" w:fill="FFFFFF"/>
-        </w:rPr>
-        <w:t>how</w:t>
-      </w:r>
-      <w:r>
-        <w:rPr>
-          <w:sz w:val="18"/>
-          <w:szCs w:val="18"/>
-          <w:shd w:val="clear" w:color="auto" w:fill="FFFFFF"/>
-        </w:rPr>
-        <w:t xml:space="preserve"> </w:t>
-      </w:r>
-      <w:r>
-        <w:rPr>
-          <w:rStyle w:val="diff-highlight"/>
-          <w:sz w:val="18"/>
-          <w:szCs w:val="18"/>
-          <w:shd w:val="clear" w:color="auto" w:fill="FFFFFF"/>
-        </w:rPr>
-        <w:t>Xylene</w:t>
-      </w:r>
-      <w:r>
-        <w:rPr>
-          <w:sz w:val="18"/>
-          <w:szCs w:val="18"/>
-          <w:shd w:val="clear" w:color="auto" w:fill="FFFFFF"/>
-        </w:rPr>
-        <w:t xml:space="preserve"> </w:t>
-      </w:r>
-      <w:r>
-        <w:rPr>
-          <w:rStyle w:val="diff-highlight"/>
-          <w:sz w:val="18"/>
-          <w:szCs w:val="18"/>
-          <w:shd w:val="clear" w:color="auto" w:fill="FFFFFF"/>
-        </w:rPr>
-        <w:t>contributed</w:t>
-      </w:r>
-      <w:r>
-        <w:rPr>
-          <w:sz w:val="18"/>
-          <w:szCs w:val="18"/>
-          <w:shd w:val="clear" w:color="auto" w:fill="FFFFFF"/>
-        </w:rPr>
-        <w:t xml:space="preserve"> </w:t>
-      </w:r>
-      <w:r>
-        <w:rPr>
-          <w:rStyle w:val="diff-highlight"/>
-          <w:sz w:val="18"/>
-          <w:szCs w:val="18"/>
-          <w:shd w:val="clear" w:color="auto" w:fill="FFFFFF"/>
-        </w:rPr>
-        <w:t>to</w:t>
-      </w:r>
-      <w:r>
-        <w:rPr>
-          <w:sz w:val="18"/>
-          <w:szCs w:val="18"/>
-          <w:shd w:val="clear" w:color="auto" w:fill="FFFFFF"/>
-        </w:rPr>
-        <w:t xml:space="preserve"> </w:t>
-      </w:r>
-      <w:r>
-        <w:rPr>
-          <w:rStyle w:val="diff-highlight"/>
-          <w:sz w:val="18"/>
-          <w:szCs w:val="18"/>
-          <w:shd w:val="clear" w:color="auto" w:fill="FFFFFF"/>
-        </w:rPr>
-        <w:t>model</w:t>
-      </w:r>
-      <w:r>
-        <w:rPr>
-          <w:sz w:val="18"/>
-          <w:szCs w:val="18"/>
-          <w:shd w:val="clear" w:color="auto" w:fill="FFFFFF"/>
-        </w:rPr>
-        <w:t xml:space="preserve"> accuracy. Both models </w:t>
-      </w:r>
-      <w:r>
-        <w:rPr>
-          <w:rStyle w:val="diff-highlight"/>
-          <w:sz w:val="18"/>
-          <w:szCs w:val="18"/>
-          <w:shd w:val="clear" w:color="auto" w:fill="FFFFFF"/>
-        </w:rPr>
-        <w:t>were</w:t>
-      </w:r>
-      <w:r>
-        <w:rPr>
-          <w:sz w:val="18"/>
-          <w:szCs w:val="18"/>
-          <w:shd w:val="clear" w:color="auto" w:fill="FFFFFF"/>
-        </w:rPr>
-        <w:t xml:space="preserve"> </w:t>
-      </w:r>
-      <w:r>
-        <w:rPr>
-          <w:rStyle w:val="diff-highlight"/>
-          <w:sz w:val="18"/>
-          <w:szCs w:val="18"/>
-          <w:shd w:val="clear" w:color="auto" w:fill="FFFFFF"/>
-        </w:rPr>
-        <w:t>highly</w:t>
-      </w:r>
-      <w:r>
-        <w:rPr>
-          <w:sz w:val="18"/>
-          <w:szCs w:val="18"/>
-          <w:shd w:val="clear" w:color="auto" w:fill="FFFFFF"/>
-        </w:rPr>
-        <w:t xml:space="preserve"> </w:t>
-      </w:r>
-      <w:r>
-        <w:rPr>
-          <w:rStyle w:val="diff-highlight"/>
-          <w:sz w:val="18"/>
-          <w:szCs w:val="18"/>
-          <w:shd w:val="clear" w:color="auto" w:fill="FFFFFF"/>
-        </w:rPr>
-        <w:t>accurate</w:t>
-      </w:r>
-      <w:r>
-        <w:rPr>
-          <w:sz w:val="18"/>
-          <w:szCs w:val="18"/>
-          <w:shd w:val="clear" w:color="auto" w:fill="FFFFFF"/>
-        </w:rPr>
-        <w:t xml:space="preserve"> with </w:t>
-      </w:r>
-      <w:r>
-        <w:rPr>
+          <w:color w:val="000000"/>
+          <w:sz w:val="18"/>
+          <w:szCs w:val="18"/>
+          <w:lang w:val="en-IN" w:eastAsia="en-IN" w:bidi="te-IN"/>
+        </w:rPr>
+        <w:t>RMSE ≈ 32</w:t>
+      </w:r>
+      <w:r>
+        <w:rPr>
+          <w:rFonts w:eastAsia="Times New Roman"/>
+          <w:color w:val="000000"/>
+          <w:sz w:val="18"/>
+          <w:szCs w:val="18"/>
+          <w:lang w:val="en-IN" w:eastAsia="en-IN" w:bidi="te-IN"/>
+        </w:rPr>
+        <w:t xml:space="preserve">, which implies that the models can explain more than 90% of the AQI variance. Minor deviations that have been observed between predicted and actual AQI values are within acceptable limits, considering environmental data is usually dynamic and surrounded by uncertainty. The </w:t>
+      </w:r>
+      <w:proofErr w:type="spellStart"/>
+      <w:r>
+        <w:rPr>
+          <w:rFonts w:eastAsia="Times New Roman"/>
           <w:b/>
           <w:bCs/>
-          <w:sz w:val="18"/>
-          <w:szCs w:val="18"/>
-          <w:shd w:val="clear" w:color="auto" w:fill="FFFFFF"/>
-        </w:rPr>
-        <w:t>R² ≈ 0.91</w:t>
-      </w:r>
-      <w:r>
-        <w:rPr>
-          <w:sz w:val="18"/>
-          <w:szCs w:val="18"/>
-          <w:shd w:val="clear" w:color="auto" w:fill="FFFFFF"/>
-        </w:rPr>
-        <w:t xml:space="preserve"> and </w:t>
-      </w:r>
-      <w:r>
-        <w:rPr>
+          <w:color w:val="000000"/>
+          <w:sz w:val="18"/>
+          <w:szCs w:val="18"/>
+          <w:lang w:val="en-IN" w:eastAsia="en-IN" w:bidi="te-IN"/>
+        </w:rPr>
+        <w:t>Streamlit</w:t>
+      </w:r>
+      <w:proofErr w:type="spellEnd"/>
+      <w:r>
+        <w:rPr>
+          <w:rFonts w:eastAsia="Times New Roman"/>
           <w:b/>
           <w:bCs/>
-          <w:sz w:val="18"/>
-          <w:szCs w:val="18"/>
-          <w:shd w:val="clear" w:color="auto" w:fill="FFFFFF"/>
-        </w:rPr>
-        <w:t>RMSE ≈ 32.</w:t>
-      </w:r>
-    </w:p>
-    <w:p>
-      <w:pPr>
-        <w:jc w:val="both"/>
-        <w:rPr>
-          <w:sz w:val="18"/>
-          <w:szCs w:val="18"/>
-        </w:rPr>
-      </w:pPr>
-    </w:p>
-    <w:p>
-      <w:pPr>
-        <w:jc w:val="both"/>
-        <w:rPr>
-          <w:sz w:val="18"/>
-          <w:szCs w:val="18"/>
-        </w:rPr>
-      </w:pPr>
-      <w:r>
-        <w:rPr>
-          <w:sz w:val="18"/>
-          <w:szCs w:val="18"/>
-        </w:rPr>
-        <w:t xml:space="preserve">      </w:t>
-      </w:r>
-      <w:r>
-        <w:rPr>
-          <w:sz w:val="18"/>
-          <w:szCs w:val="18"/>
-          <w:shd w:val="clear" w:color="auto" w:fill="FFFFFF"/>
-        </w:rPr>
-        <w:t xml:space="preserve">The </w:t>
-      </w:r>
-      <w:r>
-        <w:rPr>
-          <w:rStyle w:val="diff-highlight"/>
-          <w:sz w:val="18"/>
-          <w:szCs w:val="18"/>
-          <w:shd w:val="clear" w:color="auto" w:fill="FFFFFF"/>
-        </w:rPr>
-        <w:t>small</w:t>
-      </w:r>
-      <w:r>
-        <w:rPr>
-          <w:sz w:val="18"/>
-          <w:szCs w:val="18"/>
-          <w:shd w:val="clear" w:color="auto" w:fill="FFFFFF"/>
-        </w:rPr>
-        <w:t xml:space="preserve"> </w:t>
-      </w:r>
-      <w:r>
-        <w:rPr>
-          <w:rStyle w:val="diff-highlight"/>
-          <w:sz w:val="18"/>
-          <w:szCs w:val="18"/>
-          <w:shd w:val="clear" w:color="auto" w:fill="FFFFFF"/>
-        </w:rPr>
-        <w:t>deviation</w:t>
-      </w:r>
-      <w:r>
-        <w:rPr>
-          <w:sz w:val="18"/>
-          <w:szCs w:val="18"/>
-          <w:shd w:val="clear" w:color="auto" w:fill="FFFFFF"/>
-        </w:rPr>
-        <w:t xml:space="preserve"> between</w:t>
-      </w:r>
-      <w:r>
-        <w:rPr>
-          <w:rStyle w:val="diff-highlight"/>
-          <w:sz w:val="18"/>
-          <w:szCs w:val="18"/>
-          <w:shd w:val="clear" w:color="auto" w:fill="FFFFFF"/>
-        </w:rPr>
-        <w:t xml:space="preserve"> the</w:t>
-      </w:r>
-      <w:r>
-        <w:rPr>
-          <w:sz w:val="18"/>
-          <w:szCs w:val="18"/>
-          <w:shd w:val="clear" w:color="auto" w:fill="FFFFFF"/>
-        </w:rPr>
-        <w:t xml:space="preserve"> predicted and actual values </w:t>
-      </w:r>
-      <w:r>
-        <w:rPr>
-          <w:rStyle w:val="diff-highlight"/>
-          <w:sz w:val="18"/>
-          <w:szCs w:val="18"/>
-          <w:shd w:val="clear" w:color="auto" w:fill="FFFFFF"/>
-        </w:rPr>
-        <w:t>is</w:t>
-      </w:r>
-      <w:r>
-        <w:rPr>
-          <w:sz w:val="18"/>
-          <w:szCs w:val="18"/>
-          <w:shd w:val="clear" w:color="auto" w:fill="FFFFFF"/>
-        </w:rPr>
-        <w:t xml:space="preserve"> acceptable, </w:t>
-      </w:r>
-      <w:r>
-        <w:rPr>
-          <w:rStyle w:val="diff-highlight"/>
-          <w:sz w:val="18"/>
-          <w:szCs w:val="18"/>
-          <w:shd w:val="clear" w:color="auto" w:fill="FFFFFF"/>
-        </w:rPr>
-        <w:t>given</w:t>
-      </w:r>
-      <w:r>
-        <w:rPr>
-          <w:sz w:val="18"/>
-          <w:szCs w:val="18"/>
-          <w:shd w:val="clear" w:color="auto" w:fill="FFFFFF"/>
-        </w:rPr>
-        <w:t xml:space="preserve"> the </w:t>
-      </w:r>
-      <w:r>
-        <w:rPr>
-          <w:rStyle w:val="diff-highlight"/>
-          <w:sz w:val="18"/>
-          <w:szCs w:val="18"/>
-          <w:shd w:val="clear" w:color="auto" w:fill="FFFFFF"/>
-        </w:rPr>
-        <w:t>environmental</w:t>
-      </w:r>
-      <w:r>
-        <w:rPr>
-          <w:sz w:val="18"/>
-          <w:szCs w:val="18"/>
-          <w:shd w:val="clear" w:color="auto" w:fill="FFFFFF"/>
-        </w:rPr>
-        <w:t xml:space="preserve"> </w:t>
-      </w:r>
-      <w:r>
-        <w:rPr>
-          <w:rStyle w:val="diff-highlight"/>
-          <w:sz w:val="18"/>
-          <w:szCs w:val="18"/>
-          <w:shd w:val="clear" w:color="auto" w:fill="FFFFFF"/>
-        </w:rPr>
-        <w:t>data</w:t>
-      </w:r>
-      <w:r>
-        <w:rPr>
-          <w:sz w:val="18"/>
-          <w:szCs w:val="18"/>
-          <w:shd w:val="clear" w:color="auto" w:fill="FFFFFF"/>
-        </w:rPr>
-        <w:t xml:space="preserve"> </w:t>
-      </w:r>
-      <w:r>
-        <w:rPr>
-          <w:rStyle w:val="diff-highlight"/>
-          <w:sz w:val="18"/>
-          <w:szCs w:val="18"/>
-          <w:shd w:val="clear" w:color="auto" w:fill="FFFFFF"/>
-        </w:rPr>
-        <w:t>has</w:t>
-      </w:r>
-      <w:r>
-        <w:rPr>
-          <w:sz w:val="18"/>
-          <w:szCs w:val="18"/>
-          <w:shd w:val="clear" w:color="auto" w:fill="FFFFFF"/>
-        </w:rPr>
-        <w:t xml:space="preserve"> </w:t>
-      </w:r>
-      <w:r>
-        <w:rPr>
-          <w:rStyle w:val="diff-highlight"/>
-          <w:sz w:val="18"/>
-          <w:szCs w:val="18"/>
-          <w:shd w:val="clear" w:color="auto" w:fill="FFFFFF"/>
-        </w:rPr>
-        <w:t>a</w:t>
-      </w:r>
-      <w:r>
-        <w:rPr>
-          <w:sz w:val="18"/>
-          <w:szCs w:val="18"/>
-          <w:shd w:val="clear" w:color="auto" w:fill="FFFFFF"/>
-        </w:rPr>
-        <w:t xml:space="preserve"> </w:t>
-      </w:r>
-      <w:r>
-        <w:rPr>
-          <w:rStyle w:val="diff-highlight"/>
-          <w:sz w:val="18"/>
-          <w:szCs w:val="18"/>
-          <w:shd w:val="clear" w:color="auto" w:fill="FFFFFF"/>
-        </w:rPr>
-        <w:t>high degree</w:t>
-      </w:r>
-      <w:r>
-        <w:rPr>
-          <w:sz w:val="18"/>
-          <w:szCs w:val="18"/>
-          <w:shd w:val="clear" w:color="auto" w:fill="FFFFFF"/>
-        </w:rPr>
-        <w:t xml:space="preserve"> of </w:t>
-      </w:r>
-      <w:r>
-        <w:rPr>
-          <w:rStyle w:val="diff-highlight"/>
-          <w:sz w:val="18"/>
-          <w:szCs w:val="18"/>
-          <w:shd w:val="clear" w:color="auto" w:fill="FFFFFF"/>
-        </w:rPr>
-        <w:t>variability</w:t>
-      </w:r>
-      <w:r>
-        <w:rPr>
-          <w:sz w:val="18"/>
-          <w:szCs w:val="18"/>
-          <w:shd w:val="clear" w:color="auto" w:fill="FFFFFF"/>
-        </w:rPr>
-        <w:t xml:space="preserve"> </w:t>
-      </w:r>
-      <w:r>
-        <w:rPr>
-          <w:rStyle w:val="diff-highlight"/>
-          <w:sz w:val="18"/>
-          <w:szCs w:val="18"/>
-          <w:shd w:val="clear" w:color="auto" w:fill="FFFFFF"/>
-        </w:rPr>
-        <w:t xml:space="preserve">and is continuously </w:t>
-      </w:r>
-      <w:proofErr w:type="spellStart"/>
-      <w:r>
-        <w:rPr>
-          <w:rStyle w:val="diff-highlight"/>
-          <w:sz w:val="18"/>
-          <w:szCs w:val="18"/>
-          <w:shd w:val="clear" w:color="auto" w:fill="FFFFFF"/>
-        </w:rPr>
-        <w:t>changing</w:t>
-      </w:r>
-      <w:r>
-        <w:rPr>
-          <w:sz w:val="18"/>
-          <w:szCs w:val="18"/>
-          <w:shd w:val="clear" w:color="auto" w:fill="FFFFFF"/>
-        </w:rPr>
-        <w:t>.The</w:t>
-      </w:r>
-      <w:proofErr w:type="spellEnd"/>
-      <w:r>
-        <w:rPr>
-          <w:sz w:val="18"/>
-          <w:szCs w:val="18"/>
-          <w:shd w:val="clear" w:color="auto" w:fill="FFFFFF"/>
-        </w:rPr>
-        <w:t xml:space="preserve"> </w:t>
-      </w:r>
-      <w:proofErr w:type="spellStart"/>
-      <w:r>
-        <w:rPr>
+          <w:color w:val="000000"/>
+          <w:sz w:val="18"/>
+          <w:szCs w:val="18"/>
+          <w:lang w:val="en-IN" w:eastAsia="en-IN" w:bidi="te-IN"/>
+        </w:rPr>
+        <w:t xml:space="preserve"> web application</w:t>
+      </w:r>
+      <w:r>
+        <w:rPr>
+          <w:rFonts w:eastAsia="Times New Roman"/>
+          <w:color w:val="000000"/>
+          <w:sz w:val="18"/>
+          <w:szCs w:val="18"/>
+          <w:lang w:val="en-IN" w:eastAsia="en-IN" w:bidi="te-IN"/>
+        </w:rPr>
+        <w:t xml:space="preserve"> developed can take the concentration of pollutants as an input from the user and display the predicted AQI and its category instantaneously, making the system suitable for </w:t>
+      </w:r>
+      <w:r>
+        <w:rPr>
+          <w:rFonts w:eastAsia="Times New Roman"/>
           <w:b/>
           <w:bCs/>
-          <w:sz w:val="18"/>
-          <w:szCs w:val="18"/>
-          <w:shd w:val="clear" w:color="auto" w:fill="FFFFFF"/>
-        </w:rPr>
-        <w:t>Streamlit</w:t>
-      </w:r>
-      <w:proofErr w:type="spellEnd"/>
-      <w:r>
-        <w:rPr>
+          <w:color w:val="000000"/>
+          <w:sz w:val="18"/>
+          <w:szCs w:val="18"/>
+          <w:lang w:val="en-IN" w:eastAsia="en-IN" w:bidi="te-IN"/>
+        </w:rPr>
+        <w:t>re</w:t>
+      </w:r>
+      <w:r>
+        <w:rPr>
+          <w:rFonts w:eastAsia="Times New Roman"/>
           <w:b/>
           <w:bCs/>
-          <w:sz w:val="18"/>
-          <w:szCs w:val="18"/>
-          <w:shd w:val="clear" w:color="auto" w:fill="FFFFFF"/>
-        </w:rPr>
-        <w:t xml:space="preserve"> web application </w:t>
-      </w:r>
-      <w:r>
-        <w:rPr>
-          <w:rStyle w:val="diff-highlight"/>
-          <w:sz w:val="18"/>
-          <w:szCs w:val="18"/>
-          <w:shd w:val="clear" w:color="auto" w:fill="FFFFFF"/>
-        </w:rPr>
-        <w:t>allows</w:t>
-      </w:r>
-      <w:r>
-        <w:rPr>
-          <w:sz w:val="18"/>
-          <w:szCs w:val="18"/>
-          <w:shd w:val="clear" w:color="auto" w:fill="FFFFFF"/>
-        </w:rPr>
-        <w:t xml:space="preserve"> users to input concentrations </w:t>
-      </w:r>
-      <w:r>
-        <w:rPr>
-          <w:rStyle w:val="diff-highlight"/>
-          <w:sz w:val="18"/>
-          <w:szCs w:val="18"/>
-          <w:shd w:val="clear" w:color="auto" w:fill="FFFFFF"/>
-        </w:rPr>
-        <w:t>of</w:t>
-      </w:r>
-      <w:r>
-        <w:rPr>
-          <w:sz w:val="18"/>
-          <w:szCs w:val="18"/>
-          <w:shd w:val="clear" w:color="auto" w:fill="FFFFFF"/>
+          <w:color w:val="000000"/>
+          <w:sz w:val="18"/>
+          <w:szCs w:val="18"/>
+          <w:lang w:val="en-IN" w:eastAsia="en-IN" w:bidi="te-IN"/>
+        </w:rPr>
+        <w:t>al-time air quality assessment</w:t>
+      </w:r>
+      <w:r>
+        <w:rPr>
+          <w:rFonts w:eastAsia="Times New Roman"/>
+          <w:b/>
+          <w:bCs/>
+          <w:color w:val="000000"/>
+          <w:sz w:val="18"/>
+          <w:szCs w:val="18"/>
+          <w:lang w:val="en-IN" w:eastAsia="en-IN" w:bidi="te-IN"/>
         </w:rPr>
         <w:t xml:space="preserve"> </w:t>
       </w:r>
       <w:r>
         <w:rPr>
-          <w:rStyle w:val="diff-highlight"/>
-          <w:sz w:val="18"/>
-          <w:szCs w:val="18"/>
-          <w:shd w:val="clear" w:color="auto" w:fill="FFFFFF"/>
-        </w:rPr>
-        <w:t>pollutants</w:t>
-      </w:r>
-      <w:r>
-        <w:rPr>
-          <w:sz w:val="18"/>
-          <w:szCs w:val="18"/>
-          <w:shd w:val="clear" w:color="auto" w:fill="FFFFFF"/>
-        </w:rPr>
-        <w:t xml:space="preserve"> </w:t>
-      </w:r>
-      <w:r>
-        <w:rPr>
-          <w:rStyle w:val="diff-highlight"/>
-          <w:sz w:val="18"/>
-          <w:szCs w:val="18"/>
-          <w:shd w:val="clear" w:color="auto" w:fill="FFFFFF"/>
-        </w:rPr>
-        <w:t>to retrieve</w:t>
-      </w:r>
-      <w:r>
-        <w:rPr>
-          <w:sz w:val="18"/>
-          <w:szCs w:val="18"/>
-          <w:shd w:val="clear" w:color="auto" w:fill="FFFFFF"/>
-        </w:rPr>
-        <w:t xml:space="preserve"> the predicted AQI and </w:t>
-      </w:r>
-      <w:r>
-        <w:rPr>
-          <w:rStyle w:val="diff-highlight"/>
-          <w:sz w:val="18"/>
-          <w:szCs w:val="18"/>
-          <w:shd w:val="clear" w:color="auto" w:fill="FFFFFF"/>
-        </w:rPr>
-        <w:t>AQI</w:t>
-      </w:r>
-      <w:r>
-        <w:rPr>
-          <w:sz w:val="18"/>
-          <w:szCs w:val="18"/>
-          <w:shd w:val="clear" w:color="auto" w:fill="FFFFFF"/>
-        </w:rPr>
-        <w:t xml:space="preserve"> category, </w:t>
-      </w:r>
-      <w:r>
-        <w:rPr>
-          <w:rStyle w:val="diff-highlight"/>
-          <w:sz w:val="18"/>
-          <w:szCs w:val="18"/>
-          <w:shd w:val="clear" w:color="auto" w:fill="FFFFFF"/>
-        </w:rPr>
-        <w:t>thus</w:t>
-      </w:r>
-      <w:r>
-        <w:rPr>
-          <w:sz w:val="18"/>
-          <w:szCs w:val="18"/>
-          <w:shd w:val="clear" w:color="auto" w:fill="FFFFFF"/>
-        </w:rPr>
-        <w:t xml:space="preserve"> the </w:t>
-      </w:r>
-      <w:r>
-        <w:rPr>
-          <w:rStyle w:val="diff-highlight"/>
-          <w:sz w:val="18"/>
-          <w:szCs w:val="18"/>
-          <w:shd w:val="clear" w:color="auto" w:fill="FFFFFF"/>
-        </w:rPr>
-        <w:t>outputs</w:t>
-      </w:r>
-      <w:r>
-        <w:rPr>
-          <w:sz w:val="18"/>
-          <w:szCs w:val="18"/>
-          <w:shd w:val="clear" w:color="auto" w:fill="FFFFFF"/>
-        </w:rPr>
-        <w:t xml:space="preserve"> </w:t>
-      </w:r>
-      <w:r>
-        <w:rPr>
-          <w:rStyle w:val="diff-highlight"/>
-          <w:sz w:val="18"/>
-          <w:szCs w:val="18"/>
-          <w:shd w:val="clear" w:color="auto" w:fill="FFFFFF"/>
-        </w:rPr>
-        <w:t>can be utilized</w:t>
-      </w:r>
-      <w:r>
-        <w:rPr>
-          <w:sz w:val="18"/>
-          <w:szCs w:val="18"/>
-          <w:shd w:val="clear" w:color="auto" w:fill="FFFFFF"/>
-        </w:rPr>
-        <w:t xml:space="preserve"> for real-time air quality monitoring</w:t>
-      </w:r>
-      <w:r>
-        <w:rPr>
-          <w:rStyle w:val="diff-highlight"/>
-          <w:sz w:val="18"/>
-          <w:szCs w:val="18"/>
-          <w:shd w:val="clear" w:color="auto" w:fill="FFFFFF"/>
-        </w:rPr>
-        <w:t xml:space="preserve"> and is accessible</w:t>
-      </w:r>
-      <w:r>
-        <w:rPr>
-          <w:sz w:val="18"/>
-          <w:szCs w:val="18"/>
-          <w:shd w:val="clear" w:color="auto" w:fill="FFFFFF"/>
+          <w:rFonts w:eastAsia="Times New Roman"/>
+          <w:color w:val="000000"/>
+          <w:sz w:val="18"/>
+          <w:szCs w:val="18"/>
+          <w:lang w:val="en-IN" w:eastAsia="en-IN" w:bidi="te-IN"/>
+        </w:rPr>
+        <w:t xml:space="preserve">and </w:t>
+      </w:r>
+      <w:r>
+        <w:rPr>
+          <w:rFonts w:eastAsia="Times New Roman"/>
+          <w:b/>
+          <w:bCs/>
+          <w:color w:val="000000"/>
+          <w:sz w:val="18"/>
+          <w:szCs w:val="18"/>
+          <w:lang w:val="en-IN" w:eastAsia="en-IN" w:bidi="te-IN"/>
+        </w:rPr>
+        <w:t>public awareness applications</w:t>
+      </w:r>
+      <w:r>
+        <w:rPr>
+          <w:rFonts w:eastAsia="Times New Roman"/>
+          <w:b/>
+          <w:bCs/>
+          <w:color w:val="000000"/>
+          <w:sz w:val="18"/>
+          <w:szCs w:val="18"/>
+          <w:lang w:val="en-IN" w:eastAsia="en-IN" w:bidi="te-IN"/>
         </w:rPr>
         <w:t>.</w:t>
       </w:r>
@@ -7295,6 +6831,10 @@
     <w:p>
       <w:pPr>
         <w:jc w:val="both"/>
+        <w:rPr>
+          <w:sz w:val="18"/>
+          <w:szCs w:val="18"/>
+        </w:rPr>
       </w:pPr>
     </w:p>
     <w:sectPr>
@@ -7364,7 +6904,7 @@
         <w:caps/>
         <w:noProof/>
       </w:rPr>
-      <w:t>2</w:t>
+      <w:t>3</w:t>
     </w:r>
     <w:r>
       <w:rPr>
@@ -10125,7 +9665,7 @@
 </file>
 
 <file path=customXml/itemProps1.xml><?xml version="1.0" encoding="utf-8"?>
-<ds:datastoreItem xmlns:ds="http://purl.oclc.org/ooxml/officeDocument/customXml" ds:itemID="{52CF2703-E363-475A-8C5A-36A7F52E6BEC}">
+<ds:datastoreItem xmlns:ds="http://purl.oclc.org/ooxml/officeDocument/customXml" ds:itemID="{3A383262-886B-48B1-809E-E40375E65EA4}">
   <ds:schemaRefs>
     <ds:schemaRef ds:uri="http://schemas.openxmlformats.org/officeDocument/2006/bibliography"/>
   </ds:schemaRefs>
